--- a/12-通用拓扑结构/04-星型/星型Y型连接/星型Y型连接.docx
+++ b/12-通用拓扑结构/04-星型/星型Y型连接/星型Y型连接.docx
@@ -1842,6 +1842,20 @@
     </w:p>
     <w:bookmarkEnd w:id="26"/>
     <w:bookmarkEnd w:id="27"/>
+    <w:p>
+      <w:pPr>
+        <w:spacing w:before="360"/>
+        <w:jc w:val="center"/>
+      </w:pPr>
+      <w:r>
+        <w:rPr>
+          <w:rFonts w:ascii="Times New Roman" w:hAnsi="Times New Roman"/>
+          <w:color w:val="555555"/>
+          <w:sz w:val="21"/>
+        </w:rPr>
+        <w:t>材料收集者：杜文杰</w:t>
+      </w:r>
+    </w:p>
     <w:sectPr>
       <w:headerReference r:id="rId9" w:type="default"/>
       <w:footerReference r:id="rId10" w:type="default"/>

--- a/12-通用拓扑结构/04-星型/星型Y型连接/星型Y型连接.docx
+++ b/12-通用拓扑结构/04-星型/星型Y型连接/星型Y型连接.docx
@@ -1,6 +1,6 @@
 
 <file path=word/document.xml><?xml version="1.0" encoding="utf-8"?>
-<w:document xmlns:w="http://schemas.openxmlformats.org/wordprocessingml/2006/main" xmlns:m="http://schemas.openxmlformats.org/officeDocument/2006/math" xmlns:r="http://schemas.openxmlformats.org/officeDocument/2006/relationships" xmlns:o="urn:schemas-microsoft-com:office:office" xmlns:v="urn:schemas-microsoft-com:vml" xmlns:w10="urn:schemas-microsoft-com:office:word" xmlns:a="http://schemas.openxmlformats.org/drawingml/2006/main" xmlns:pic="http://schemas.openxmlformats.org/drawingml/2006/picture" xmlns:wp="http://schemas.openxmlformats.org/drawingml/2006/wordprocessingDrawing">
+<w:document xmlns:m="http://schemas.openxmlformats.org/officeDocument/2006/math" xmlns:r="http://schemas.openxmlformats.org/officeDocument/2006/relationships" xmlns:w="http://schemas.openxmlformats.org/wordprocessingml/2006/main" xmlns:o="urn:schemas-microsoft-com:office:office" xmlns:v="urn:schemas-microsoft-com:vml" xmlns:w10="urn:schemas-microsoft-com:office:word" xmlns:a="http://schemas.openxmlformats.org/drawingml/2006/main" xmlns:pic="http://schemas.openxmlformats.org/drawingml/2006/picture" xmlns:wp="http://schemas.openxmlformats.org/drawingml/2006/wordprocessingDrawing">
   <w:body>
     <w:bookmarkStart w:id="27" w:name="星型-y-型连接"/>
     <w:p>
@@ -9,16 +9,19 @@
       </w:pPr>
       <w:r>
         <w:rPr>
-          <w:rFonts w:hint="eastAsia"/>
+          <w:rFonts w:hint="eastAsia" w:eastAsia="黑体"/>
         </w:rPr>
         <w:t xml:space="preserve">星型</w:t>
       </w:r>
       <w:r>
+        <w:rPr>
+          <w:rFonts w:eastAsia="黑体"/>
+        </w:rPr>
         <w:t xml:space="preserve"> Y </w:t>
       </w:r>
       <w:r>
         <w:rPr>
-          <w:rFonts w:hint="eastAsia"/>
+          <w:rFonts w:hint="eastAsia" w:eastAsia="黑体"/>
         </w:rPr>
         <w:t xml:space="preserve">型连接</w:t>
       </w:r>
@@ -30,7 +33,7 @@
       </w:pPr>
       <w:r>
         <w:rPr>
-          <w:rFonts w:hint="eastAsia"/>
+          <w:rFonts w:hint="eastAsia" w:eastAsia="黑体"/>
         </w:rPr>
         <w:t xml:space="preserve">拓扑描述</w:t>
       </w:r>
@@ -41,16 +44,19 @@
       </w:pPr>
       <w:r>
         <w:rPr>
-          <w:rFonts w:hint="eastAsia"/>
+          <w:rFonts w:hint="eastAsia" w:eastAsia="黑体"/>
         </w:rPr>
         <w:t xml:space="preserve">由</w:t>
       </w:r>
       <w:r>
+        <w:rPr>
+          <w:rFonts w:eastAsia="黑体"/>
+        </w:rPr>
         <w:t xml:space="preserve"> </w:t>
       </w:r>
       <w:r>
         <w:rPr>
-          <w:rFonts w:hint="eastAsia"/>
+          <w:rFonts w:hint="eastAsia" w:eastAsia="黑体"/>
           <w:b/>
           <w:bCs/>
         </w:rPr>
@@ -58,6 +64,7 @@
       </w:r>
       <w:r>
         <w:rPr>
+          <w:rFonts w:eastAsia="黑体"/>
           <w:b/>
           <w:bCs/>
         </w:rPr>
@@ -79,6 +86,7 @@
       </m:oMath>
       <w:r>
         <w:rPr>
+          <w:rFonts w:eastAsia="黑体"/>
           <w:b/>
           <w:bCs/>
         </w:rPr>
@@ -100,6 +108,7 @@
       </m:oMath>
       <w:r>
         <w:rPr>
+          <w:rFonts w:eastAsia="黑体"/>
           <w:b/>
           <w:bCs/>
         </w:rPr>
@@ -120,35 +129,44 @@
         </m:sSub>
       </m:oMath>
       <w:r>
+        <w:rPr>
+          <w:rFonts w:eastAsia="黑体"/>
+        </w:rPr>
         <w:t xml:space="preserve"> </w:t>
       </w:r>
       <w:r>
         <w:rPr>
-          <w:rFonts w:hint="eastAsia"/>
+          <w:rFonts w:hint="eastAsia" w:eastAsia="黑体"/>
         </w:rPr>
         <w:t xml:space="preserve">从同一公共节点各引出一条支路组成的星形（Y</w:t>
       </w:r>
       <w:r>
+        <w:rPr>
+          <w:rFonts w:eastAsia="黑体"/>
+        </w:rPr>
         <w:t xml:space="preserve"> / </w:t>
       </w:r>
       <w:r>
         <w:rPr>
-          <w:rFonts w:hint="eastAsia"/>
+          <w:rFonts w:hint="eastAsia" w:eastAsia="黑体"/>
         </w:rPr>
         <w:t xml:space="preserve">star）连接结构。电路共有</w:t>
       </w:r>
       <w:r>
+        <w:rPr>
+          <w:rFonts w:eastAsia="黑体"/>
+        </w:rPr>
         <w:t xml:space="preserve"> 4 </w:t>
       </w:r>
       <w:r>
         <w:rPr>
-          <w:rFonts w:hint="eastAsia"/>
+          <w:rFonts w:hint="eastAsia" w:eastAsia="黑体"/>
         </w:rPr>
         <w:t xml:space="preserve">个关键节点：</w:t>
       </w:r>
       <w:r>
         <w:rPr>
-          <w:rFonts w:hint="eastAsia"/>
+          <w:rFonts w:hint="eastAsia" w:eastAsia="黑体"/>
           <w:b/>
           <w:bCs/>
         </w:rPr>
@@ -156,6 +174,7 @@
       </w:r>
       <w:r>
         <w:rPr>
+          <w:rFonts w:eastAsia="黑体"/>
           <w:b/>
           <w:bCs/>
         </w:rPr>
@@ -163,7 +182,7 @@
       </w:r>
       <w:r>
         <w:rPr>
-          <w:rFonts w:hint="eastAsia"/>
+          <w:rFonts w:hint="eastAsia" w:eastAsia="黑体"/>
           <w:b/>
           <w:bCs/>
         </w:rPr>
@@ -171,13 +190,13 @@
       </w:r>
       <w:r>
         <w:rPr>
-          <w:rFonts w:hint="eastAsia"/>
+          <w:rFonts w:hint="eastAsia" w:eastAsia="黑体"/>
         </w:rPr>
         <w:t xml:space="preserve">（三个阻抗的一端相连的公共节点）；</w:t>
       </w:r>
       <w:r>
         <w:rPr>
-          <w:rFonts w:hint="eastAsia"/>
+          <w:rFonts w:hint="eastAsia" w:eastAsia="黑体"/>
           <w:b/>
           <w:bCs/>
         </w:rPr>
@@ -185,6 +204,7 @@
       </w:r>
       <w:r>
         <w:rPr>
+          <w:rFonts w:eastAsia="黑体"/>
           <w:b/>
           <w:bCs/>
         </w:rPr>
@@ -192,7 +212,7 @@
       </w:r>
       <w:r>
         <w:rPr>
-          <w:rFonts w:hint="eastAsia"/>
+          <w:rFonts w:hint="eastAsia" w:eastAsia="黑体"/>
           <w:b/>
           <w:bCs/>
         </w:rPr>
@@ -200,16 +220,19 @@
       </w:r>
       <w:r>
         <w:rPr>
-          <w:rFonts w:hint="eastAsia"/>
+          <w:rFonts w:hint="eastAsia" w:eastAsia="黑体"/>
         </w:rPr>
         <w:t xml:space="preserve">（三个阻抗的另一端分别引出，接三相</w:t>
       </w:r>
       <w:r>
+        <w:rPr>
+          <w:rFonts w:eastAsia="黑体"/>
+        </w:rPr>
         <w:t xml:space="preserve"> </w:t>
       </w:r>
       <w:r>
         <w:rPr>
-          <w:rFonts w:hint="eastAsia"/>
+          <w:rFonts w:hint="eastAsia" w:eastAsia="黑体"/>
         </w:rPr>
         <w:t xml:space="preserve">A、B、C）。</w:t>
       </w:r>
@@ -218,7 +241,7 @@
       <w:pPr/>
       <w:r>
         <w:rPr>
-          <w:rFonts w:hint="eastAsia"/>
+          <w:rFonts w:hint="eastAsia" w:eastAsia="黑体"/>
         </w:rPr>
         <w:t xml:space="preserve">各元件管脚连接：</w:t>
       </w:r>
@@ -237,29 +260,38 @@
         </m:sSub>
       </m:oMath>
       <w:r>
+        <w:rPr>
+          <w:rFonts w:eastAsia="黑体"/>
+        </w:rPr>
         <w:t xml:space="preserve"> </w:t>
       </w:r>
       <w:r>
         <w:rPr>
-          <w:rFonts w:hint="eastAsia"/>
+          <w:rFonts w:hint="eastAsia" w:eastAsia="黑体"/>
         </w:rPr>
         <w:t xml:space="preserve">一端接中性点</w:t>
       </w:r>
       <w:r>
+        <w:rPr>
+          <w:rFonts w:eastAsia="黑体"/>
+        </w:rPr>
         <w:t xml:space="preserve"> </w:t>
       </w:r>
       <w:r>
         <w:rPr>
-          <w:rFonts w:hint="eastAsia"/>
+          <w:rFonts w:hint="eastAsia" w:eastAsia="黑体"/>
         </w:rPr>
         <w:t xml:space="preserve">N、另一端接相线端</w:t>
       </w:r>
       <w:r>
+        <w:rPr>
+          <w:rFonts w:eastAsia="黑体"/>
+        </w:rPr>
         <w:t xml:space="preserve"> </w:t>
       </w:r>
       <w:r>
         <w:rPr>
-          <w:rFonts w:hint="eastAsia"/>
+          <w:rFonts w:hint="eastAsia" w:eastAsia="黑体"/>
         </w:rPr>
         <w:t xml:space="preserve">A；</w:t>
       </w:r>
@@ -278,29 +310,38 @@
         </m:sSub>
       </m:oMath>
       <w:r>
+        <w:rPr>
+          <w:rFonts w:eastAsia="黑体"/>
+        </w:rPr>
         <w:t xml:space="preserve"> </w:t>
       </w:r>
       <w:r>
         <w:rPr>
-          <w:rFonts w:hint="eastAsia"/>
+          <w:rFonts w:hint="eastAsia" w:eastAsia="黑体"/>
         </w:rPr>
         <w:t xml:space="preserve">一端接中性点</w:t>
       </w:r>
       <w:r>
+        <w:rPr>
+          <w:rFonts w:eastAsia="黑体"/>
+        </w:rPr>
         <w:t xml:space="preserve"> </w:t>
       </w:r>
       <w:r>
         <w:rPr>
-          <w:rFonts w:hint="eastAsia"/>
+          <w:rFonts w:hint="eastAsia" w:eastAsia="黑体"/>
         </w:rPr>
         <w:t xml:space="preserve">N、另一端接相线端</w:t>
       </w:r>
       <w:r>
+        <w:rPr>
+          <w:rFonts w:eastAsia="黑体"/>
+        </w:rPr>
         <w:t xml:space="preserve"> </w:t>
       </w:r>
       <w:r>
         <w:rPr>
-          <w:rFonts w:hint="eastAsia"/>
+          <w:rFonts w:hint="eastAsia" w:eastAsia="黑体"/>
         </w:rPr>
         <w:t xml:space="preserve">B；</w:t>
       </w:r>
@@ -319,29 +360,38 @@
         </m:sSub>
       </m:oMath>
       <w:r>
+        <w:rPr>
+          <w:rFonts w:eastAsia="黑体"/>
+        </w:rPr>
         <w:t xml:space="preserve"> </w:t>
       </w:r>
       <w:r>
         <w:rPr>
-          <w:rFonts w:hint="eastAsia"/>
+          <w:rFonts w:hint="eastAsia" w:eastAsia="黑体"/>
         </w:rPr>
         <w:t xml:space="preserve">一端接中性点</w:t>
       </w:r>
       <w:r>
+        <w:rPr>
+          <w:rFonts w:eastAsia="黑体"/>
+        </w:rPr>
         <w:t xml:space="preserve"> </w:t>
       </w:r>
       <w:r>
         <w:rPr>
-          <w:rFonts w:hint="eastAsia"/>
+          <w:rFonts w:hint="eastAsia" w:eastAsia="黑体"/>
         </w:rPr>
         <w:t xml:space="preserve">N、另一端接相线端</w:t>
       </w:r>
       <w:r>
+        <w:rPr>
+          <w:rFonts w:eastAsia="黑体"/>
+        </w:rPr>
         <w:t xml:space="preserve"> </w:t>
       </w:r>
       <w:r>
         <w:rPr>
-          <w:rFonts w:hint="eastAsia"/>
+          <w:rFonts w:hint="eastAsia" w:eastAsia="黑体"/>
         </w:rPr>
         <w:t xml:space="preserve">C。三相电压（电流）经公共中性点在三个支路上共同流动，各相承受相电压、相线之间为线电压，中性点起平衡与回流作用。</w:t>
       </w:r>
@@ -350,11 +400,14 @@
       <w:pPr/>
       <w:r>
         <w:rPr>
-          <w:rFonts w:hint="eastAsia"/>
+          <w:rFonts w:hint="eastAsia" w:eastAsia="黑体"/>
         </w:rPr>
         <w:t xml:space="preserve">由此构成”三个阻抗共用一个中性点、三端引出三相”的星形（Y）连接组态，是三相电路最基本的连接方式之一，线电压与相电压之比为</w:t>
       </w:r>
       <w:r>
+        <w:rPr>
+          <w:rFonts w:eastAsia="黑体"/>
+        </w:rPr>
         <w:t xml:space="preserve"> </w:t>
       </w:r>
       <m:oMath>
@@ -371,6 +424,9 @@
         </m:rad>
       </m:oMath>
       <w:r>
+        <w:rPr>
+          <w:rFonts w:eastAsia="黑体"/>
+        </w:rPr>
         <w:t xml:space="preserve">。</w:t>
       </w:r>
     </w:p>
@@ -382,7 +438,7 @@
       </w:pPr>
       <w:r>
         <w:rPr>
-          <w:rFonts w:hint="eastAsia"/>
+          <w:rFonts w:hint="eastAsia" w:eastAsia="黑体"/>
         </w:rPr>
         <w:t xml:space="preserve">工作原理</w:t>
       </w:r>
@@ -393,7 +449,7 @@
       </w:pPr>
       <w:r>
         <w:rPr>
-          <w:rFonts w:hint="eastAsia"/>
+          <w:rFonts w:hint="eastAsia" w:eastAsia="黑体"/>
         </w:rPr>
         <w:t xml:space="preserve">三相电压（电流）经公共中性点在三个支路上共同流动，各相电压为相电压，相线之间为线电压，中性点起平衡与回流作用，构成对称三相系统的基础。</w:t>
       </w:r>
@@ -406,7 +462,7 @@
       </w:pPr>
       <w:r>
         <w:rPr>
-          <w:rFonts w:hint="eastAsia"/>
+          <w:rFonts w:hint="eastAsia" w:eastAsia="黑体"/>
         </w:rPr>
         <w:t xml:space="preserve">关键计算公式</w:t>
       </w:r>
@@ -417,7 +473,7 @@
       </w:pPr>
       <w:r>
         <w:rPr>
-          <w:rFonts w:hint="eastAsia"/>
+          <w:rFonts w:hint="eastAsia" w:eastAsia="黑体"/>
         </w:rPr>
         <w:t xml:space="preserve">线电压与相电压关系（对称三相）：</w:t>
       </w:r>
@@ -509,7 +565,7 @@
       </w:pPr>
       <w:r>
         <w:rPr>
-          <w:rFonts w:hint="eastAsia"/>
+          <w:rFonts w:hint="eastAsia" w:eastAsia="黑体"/>
         </w:rPr>
         <w:t xml:space="preserve">星形连接时线电流等于相电流：</w:t>
       </w:r>
@@ -584,7 +640,7 @@
       </w:pPr>
       <w:r>
         <w:rPr>
-          <w:rFonts w:hint="eastAsia"/>
+          <w:rFonts w:hint="eastAsia" w:eastAsia="黑体"/>
         </w:rPr>
         <w:t xml:space="preserve">三相有功功率：</w:t>
       </w:r>
@@ -748,7 +804,7 @@
       </w:pPr>
       <w:r>
         <w:rPr>
-          <w:rFonts w:hint="eastAsia"/>
+          <w:rFonts w:hint="eastAsia" w:eastAsia="黑体"/>
         </w:rPr>
         <w:t xml:space="preserve">中性点电压（对称系统）：</w:t>
       </w:r>
@@ -818,7 +874,7 @@
             </w:pPr>
             <w:r>
               <w:rPr>
-                <w:rFonts w:hint="eastAsia"/>
+                <w:rFonts w:hint="eastAsia" w:eastAsia="黑体"/>
               </w:rPr>
               <w:t xml:space="preserve">符号</w:t>
             </w:r>
@@ -832,7 +888,7 @@
             </w:pPr>
             <w:r>
               <w:rPr>
-                <w:rFonts w:hint="eastAsia"/>
+                <w:rFonts w:hint="eastAsia" w:eastAsia="黑体"/>
               </w:rPr>
               <w:t xml:space="preserve">含义</w:t>
             </w:r>
@@ -846,7 +902,7 @@
             </w:pPr>
             <w:r>
               <w:rPr>
-                <w:rFonts w:hint="eastAsia"/>
+                <w:rFonts w:hint="eastAsia" w:eastAsia="黑体"/>
               </w:rPr>
               <w:t xml:space="preserve">单位</w:t>
             </w:r>
@@ -884,6 +940,9 @@
               </m:sSub>
             </m:oMath>
             <w:r>
+              <w:rPr>
+                <w:rFonts w:eastAsia="黑体"/>
+              </w:rPr>
               <w:t xml:space="preserve">​</w:t>
             </w:r>
           </w:p>
@@ -896,7 +955,7 @@
             </w:pPr>
             <w:r>
               <w:rPr>
-                <w:rFonts w:hint="eastAsia"/>
+                <w:rFonts w:hint="eastAsia" w:eastAsia="黑体"/>
               </w:rPr>
               <w:t xml:space="preserve">线电压</w:t>
             </w:r>
@@ -909,6 +968,9 @@
               <w:pStyle w:val="Compact"/>
             </w:pPr>
             <w:r>
+              <w:rPr>
+                <w:rFonts w:eastAsia="黑体"/>
+              </w:rPr>
               <w:t xml:space="preserve">V</w:t>
             </w:r>
           </w:p>
@@ -948,6 +1010,9 @@
               </m:sSub>
             </m:oMath>
             <w:r>
+              <w:rPr>
+                <w:rFonts w:eastAsia="黑体"/>
+              </w:rPr>
               <w:t xml:space="preserve">​</w:t>
             </w:r>
           </w:p>
@@ -960,7 +1025,7 @@
             </w:pPr>
             <w:r>
               <w:rPr>
-                <w:rFonts w:hint="eastAsia"/>
+                <w:rFonts w:hint="eastAsia" w:eastAsia="黑体"/>
               </w:rPr>
               <w:t xml:space="preserve">相电压</w:t>
             </w:r>
@@ -973,6 +1038,9 @@
               <w:pStyle w:val="Compact"/>
             </w:pPr>
             <w:r>
+              <w:rPr>
+                <w:rFonts w:eastAsia="黑体"/>
+              </w:rPr>
               <w:t xml:space="preserve">V</w:t>
             </w:r>
           </w:p>
@@ -1009,6 +1077,9 @@
               </m:sSub>
             </m:oMath>
             <w:r>
+              <w:rPr>
+                <w:rFonts w:eastAsia="黑体"/>
+              </w:rPr>
               <w:t xml:space="preserve">​</w:t>
             </w:r>
           </w:p>
@@ -1021,7 +1092,7 @@
             </w:pPr>
             <w:r>
               <w:rPr>
-                <w:rFonts w:hint="eastAsia"/>
+                <w:rFonts w:hint="eastAsia" w:eastAsia="黑体"/>
               </w:rPr>
               <w:t xml:space="preserve">线电流</w:t>
             </w:r>
@@ -1034,6 +1105,9 @@
               <w:pStyle w:val="Compact"/>
             </w:pPr>
             <w:r>
+              <w:rPr>
+                <w:rFonts w:eastAsia="黑体"/>
+              </w:rPr>
               <w:t xml:space="preserve">A</w:t>
             </w:r>
           </w:p>
@@ -1073,6 +1147,9 @@
               </m:sSub>
             </m:oMath>
             <w:r>
+              <w:rPr>
+                <w:rFonts w:eastAsia="黑体"/>
+              </w:rPr>
               <w:t xml:space="preserve">​</w:t>
             </w:r>
           </w:p>
@@ -1085,7 +1162,7 @@
             </w:pPr>
             <w:r>
               <w:rPr>
-                <w:rFonts w:hint="eastAsia"/>
+                <w:rFonts w:hint="eastAsia" w:eastAsia="黑体"/>
               </w:rPr>
               <w:t xml:space="preserve">相电流</w:t>
             </w:r>
@@ -1098,6 +1175,9 @@
               <w:pStyle w:val="Compact"/>
             </w:pPr>
             <w:r>
+              <w:rPr>
+                <w:rFonts w:eastAsia="黑体"/>
+              </w:rPr>
               <w:t xml:space="preserve">A</w:t>
             </w:r>
           </w:p>
@@ -1116,6 +1196,9 @@
               </m:r>
             </m:oMath>
             <w:r>
+              <w:rPr>
+                <w:rFonts w:eastAsia="黑体"/>
+              </w:rPr>
               <w:t xml:space="preserve">​</w:t>
             </w:r>
           </w:p>
@@ -1128,7 +1211,7 @@
             </w:pPr>
             <w:r>
               <w:rPr>
-                <w:rFonts w:hint="eastAsia"/>
+                <w:rFonts w:hint="eastAsia" w:eastAsia="黑体"/>
               </w:rPr>
               <w:t xml:space="preserve">三相有功功率</w:t>
             </w:r>
@@ -1141,6 +1224,9 @@
               <w:pStyle w:val="Compact"/>
             </w:pPr>
             <w:r>
+              <w:rPr>
+                <w:rFonts w:eastAsia="黑体"/>
+              </w:rPr>
               <w:t xml:space="preserve">W</w:t>
             </w:r>
           </w:p>
@@ -1159,6 +1245,9 @@
               </m:r>
             </m:oMath>
             <w:r>
+              <w:rPr>
+                <w:rFonts w:eastAsia="黑体"/>
+              </w:rPr>
               <w:t xml:space="preserve">​</w:t>
             </w:r>
           </w:p>
@@ -1171,7 +1260,7 @@
             </w:pPr>
             <w:r>
               <w:rPr>
-                <w:rFonts w:hint="eastAsia"/>
+                <w:rFonts w:hint="eastAsia" w:eastAsia="黑体"/>
               </w:rPr>
               <w:t xml:space="preserve">功率因数角</w:t>
             </w:r>
@@ -1184,6 +1273,9 @@
               <w:pStyle w:val="Compact"/>
             </w:pPr>
             <w:r>
+              <w:rPr>
+                <w:rFonts w:eastAsia="黑体"/>
+              </w:rPr>
               <w:t xml:space="preserve">rad</w:t>
             </w:r>
           </w:p>
@@ -1198,7 +1290,7 @@
       </w:pPr>
       <w:r>
         <w:rPr>
-          <w:rFonts w:hint="eastAsia"/>
+          <w:rFonts w:hint="eastAsia" w:eastAsia="黑体"/>
         </w:rPr>
         <w:t xml:space="preserve">元件调整影响</w:t>
       </w:r>
@@ -1213,21 +1305,27 @@
       </w:pPr>
       <w:r>
         <w:rPr>
-          <w:rFonts w:hint="eastAsia"/>
+          <w:rFonts w:hint="eastAsia" w:eastAsia="黑体"/>
           <w:b/>
           <w:bCs/>
         </w:rPr>
         <w:t xml:space="preserve">负载阻抗↑</w:t>
       </w:r>
       <w:r>
+        <w:rPr>
+          <w:rFonts w:eastAsia="黑体"/>
+        </w:rPr>
         <w:t xml:space="preserve"> </w:t>
       </w:r>
       <w:r>
+        <w:rPr>
+          <w:rFonts w:eastAsia="黑体"/>
+        </w:rPr>
         <w:t xml:space="preserve">→ </w:t>
       </w:r>
       <w:r>
         <w:rPr>
-          <w:rFonts w:hint="eastAsia"/>
+          <w:rFonts w:hint="eastAsia" w:eastAsia="黑体"/>
         </w:rPr>
         <w:t xml:space="preserve">相电流减小，有功功率下降。</w:t>
       </w:r>
@@ -1242,21 +1340,27 @@
       </w:pPr>
       <w:r>
         <w:rPr>
-          <w:rFonts w:hint="eastAsia"/>
+          <w:rFonts w:hint="eastAsia" w:eastAsia="黑体"/>
           <w:b/>
           <w:bCs/>
         </w:rPr>
         <w:t xml:space="preserve">负载不平衡</w:t>
       </w:r>
       <w:r>
+        <w:rPr>
+          <w:rFonts w:eastAsia="黑体"/>
+        </w:rPr>
         <w:t xml:space="preserve"> </w:t>
       </w:r>
       <w:r>
+        <w:rPr>
+          <w:rFonts w:eastAsia="黑体"/>
+        </w:rPr>
         <w:t xml:space="preserve">→ </w:t>
       </w:r>
       <w:r>
         <w:rPr>
-          <w:rFonts w:hint="eastAsia"/>
+          <w:rFonts w:hint="eastAsia" w:eastAsia="黑体"/>
         </w:rPr>
         <w:t xml:space="preserve">中性点电位偏移（有中性线时中性线承担电流）。</w:t>
       </w:r>
@@ -1271,21 +1375,27 @@
       </w:pPr>
       <w:r>
         <w:rPr>
-          <w:rFonts w:hint="eastAsia"/>
+          <w:rFonts w:hint="eastAsia" w:eastAsia="黑体"/>
           <w:b/>
           <w:bCs/>
         </w:rPr>
         <w:t xml:space="preserve">中性线断开且负载不平衡</w:t>
       </w:r>
       <w:r>
+        <w:rPr>
+          <w:rFonts w:eastAsia="黑体"/>
+        </w:rPr>
         <w:t xml:space="preserve"> </w:t>
       </w:r>
       <w:r>
+        <w:rPr>
+          <w:rFonts w:eastAsia="黑体"/>
+        </w:rPr>
         <w:t xml:space="preserve">→ </w:t>
       </w:r>
       <w:r>
         <w:rPr>
-          <w:rFonts w:hint="eastAsia"/>
+          <w:rFonts w:hint="eastAsia" w:eastAsia="黑体"/>
         </w:rPr>
         <w:t xml:space="preserve">各相电压重新分配，严重时损坏负载。</w:t>
       </w:r>
@@ -1300,21 +1410,27 @@
       </w:pPr>
       <w:r>
         <w:rPr>
-          <w:rFonts w:hint="eastAsia"/>
+          <w:rFonts w:hint="eastAsia" w:eastAsia="黑体"/>
           <w:b/>
           <w:bCs/>
         </w:rPr>
         <w:t xml:space="preserve">负载对称</w:t>
       </w:r>
       <w:r>
+        <w:rPr>
+          <w:rFonts w:eastAsia="黑体"/>
+        </w:rPr>
         <w:t xml:space="preserve"> </w:t>
       </w:r>
       <w:r>
+        <w:rPr>
+          <w:rFonts w:eastAsia="黑体"/>
+        </w:rPr>
         <w:t xml:space="preserve">→ </w:t>
       </w:r>
       <w:r>
         <w:rPr>
-          <w:rFonts w:hint="eastAsia"/>
+          <w:rFonts w:hint="eastAsia" w:eastAsia="黑体"/>
         </w:rPr>
         <w:t xml:space="preserve">中性线电流为零，中性线可省去。</w:t>
       </w:r>
@@ -1327,7 +1443,7 @@
       </w:pPr>
       <w:r>
         <w:rPr>
-          <w:rFonts w:hint="eastAsia"/>
+          <w:rFonts w:hint="eastAsia" w:eastAsia="黑体"/>
         </w:rPr>
         <w:t xml:space="preserve">典型参数示例</w:t>
       </w:r>
@@ -1342,11 +1458,14 @@
       </w:pPr>
       <w:r>
         <w:rPr>
-          <w:rFonts w:hint="eastAsia"/>
+          <w:rFonts w:hint="eastAsia" w:eastAsia="黑体"/>
         </w:rPr>
         <w:t xml:space="preserve">取</w:t>
       </w:r>
       <w:r>
+        <w:rPr>
+          <w:rFonts w:eastAsia="黑体"/>
+        </w:rPr>
         <w:t xml:space="preserve"> </w:t>
       </w:r>
       <m:oMath>
@@ -1393,7 +1512,7 @@
       </m:oMath>
       <w:r>
         <w:rPr>
-          <w:rFonts w:hint="eastAsia"/>
+          <w:rFonts w:hint="eastAsia" w:eastAsia="黑体"/>
         </w:rPr>
         <w:t xml:space="preserve">：</w:t>
       </w:r>
@@ -1472,6 +1591,9 @@
         </m:r>
       </m:oMath>
       <w:r>
+        <w:rPr>
+          <w:rFonts w:eastAsia="黑体"/>
+        </w:rPr>
         <w:t xml:space="preserve">。</w:t>
       </w:r>
     </w:p>
@@ -1485,11 +1607,14 @@
       </w:pPr>
       <w:r>
         <w:rPr>
-          <w:rFonts w:hint="eastAsia"/>
+          <w:rFonts w:hint="eastAsia" w:eastAsia="黑体"/>
         </w:rPr>
         <w:t xml:space="preserve">取</w:t>
       </w:r>
       <w:r>
+        <w:rPr>
+          <w:rFonts w:eastAsia="黑体"/>
+        </w:rPr>
         <w:t xml:space="preserve"> </w:t>
       </w:r>
       <m:oMath>
@@ -1538,6 +1663,9 @@
         </m:r>
       </m:oMath>
       <w:r>
+        <w:rPr>
+          <w:rFonts w:eastAsia="黑体"/>
+        </w:rPr>
         <w:t xml:space="preserve">、</w:t>
       </w:r>
       <m:oMath>
@@ -1586,6 +1714,9 @@
         </m:r>
       </m:oMath>
       <w:r>
+        <w:rPr>
+          <w:rFonts w:eastAsia="黑体"/>
+        </w:rPr>
         <w:t xml:space="preserve">、</w:t>
       </w:r>
       <m:oMath>
@@ -1610,7 +1741,7 @@
       </m:oMath>
       <w:r>
         <w:rPr>
-          <w:rFonts w:hint="eastAsia"/>
+          <w:rFonts w:hint="eastAsia" w:eastAsia="黑体"/>
         </w:rPr>
         <w:t xml:space="preserve">：</w:t>
       </w:r>
@@ -1675,6 +1806,9 @@
         </m:r>
       </m:oMath>
       <w:r>
+        <w:rPr>
+          <w:rFonts w:eastAsia="黑体"/>
+        </w:rPr>
         <w:t xml:space="preserve">。</w:t>
       </w:r>
     </w:p>
@@ -1686,7 +1820,7 @@
       </w:pPr>
       <w:r>
         <w:rPr>
-          <w:rFonts w:hint="eastAsia"/>
+          <w:rFonts w:hint="eastAsia" w:eastAsia="黑体"/>
         </w:rPr>
         <w:t xml:space="preserve">常见器件型号</w:t>
       </w:r>
@@ -1701,7 +1835,7 @@
       </w:pPr>
       <w:r>
         <w:rPr>
-          <w:rFonts w:hint="eastAsia"/>
+          <w:rFonts w:hint="eastAsia" w:eastAsia="黑体"/>
         </w:rPr>
         <w:t xml:space="preserve">三相负载：三相异步电动机、三相电阻加热器。</w:t>
       </w:r>
@@ -1716,7 +1850,7 @@
       </w:pPr>
       <w:r>
         <w:rPr>
-          <w:rFonts w:hint="eastAsia"/>
+          <w:rFonts w:hint="eastAsia" w:eastAsia="黑体"/>
         </w:rPr>
         <w:t xml:space="preserve">配电：三相断路器、三相熔断器。</w:t>
       </w:r>
@@ -1729,7 +1863,7 @@
       </w:pPr>
       <w:r>
         <w:rPr>
-          <w:rFonts w:hint="eastAsia"/>
+          <w:rFonts w:hint="eastAsia" w:eastAsia="黑体"/>
         </w:rPr>
         <w:t xml:space="preserve">注意事项</w:t>
       </w:r>
@@ -1744,7 +1878,7 @@
       </w:pPr>
       <w:r>
         <w:rPr>
-          <w:rFonts w:hint="eastAsia"/>
+          <w:rFonts w:hint="eastAsia" w:eastAsia="黑体"/>
         </w:rPr>
         <w:t xml:space="preserve">中性线在三相四线制中不可随意断开，否则不平衡负载会过压。</w:t>
       </w:r>
@@ -1759,7 +1893,7 @@
       </w:pPr>
       <w:r>
         <w:rPr>
-          <w:rFonts w:hint="eastAsia"/>
+          <w:rFonts w:hint="eastAsia" w:eastAsia="黑体"/>
         </w:rPr>
         <w:t xml:space="preserve">对称负载的星形连接，中性点电压为零，可三相三线供电。</w:t>
       </w:r>
@@ -1774,16 +1908,19 @@
       </w:pPr>
       <w:r>
         <w:rPr>
-          <w:rFonts w:hint="eastAsia"/>
+          <w:rFonts w:hint="eastAsia" w:eastAsia="黑体"/>
         </w:rPr>
         <w:t xml:space="preserve">具体线电压等级（如</w:t>
       </w:r>
       <w:r>
+        <w:rPr>
+          <w:rFonts w:eastAsia="黑体"/>
+        </w:rPr>
         <w:t xml:space="preserve"> 220 V / 380 </w:t>
       </w:r>
       <w:r>
         <w:rPr>
-          <w:rFonts w:hint="eastAsia"/>
+          <w:rFonts w:hint="eastAsia" w:eastAsia="黑体"/>
         </w:rPr>
         <w:t xml:space="preserve">V）取决于所在国家配电网标准。</w:t>
       </w:r>
@@ -1796,7 +1933,7 @@
       </w:pPr>
       <w:r>
         <w:rPr>
-          <w:rFonts w:hint="eastAsia"/>
+          <w:rFonts w:hint="eastAsia" w:eastAsia="黑体"/>
         </w:rPr>
         <w:t xml:space="preserve">参考资料</w:t>
       </w:r>
@@ -1811,7 +1948,7 @@
       </w:pPr>
       <w:r>
         <w:rPr>
-          <w:rFonts w:hint="eastAsia"/>
+          <w:rFonts w:hint="eastAsia" w:eastAsia="黑体"/>
         </w:rPr>
         <w:t xml:space="preserve">《电路》（邱关源）。</w:t>
       </w:r>
@@ -1825,6 +1962,9 @@
         </w:numPr>
       </w:pPr>
       <w:r>
+        <w:rPr>
+          <w:rFonts w:eastAsia="黑体"/>
+        </w:rPr>
         <w:t xml:space="preserve">Wikipedia: Three-phase electric power。</w:t>
       </w:r>
     </w:p>
@@ -1837,6 +1977,9 @@
         </w:numPr>
       </w:pPr>
       <w:r>
+        <w:rPr>
+          <w:rFonts w:eastAsia="黑体"/>
+        </w:rPr>
         <w:t xml:space="preserve">Wikipedia: Y-Δ transform。</w:t>
       </w:r>
     </w:p>
@@ -1849,11 +1992,11 @@
       </w:pPr>
       <w:r>
         <w:rPr>
-          <w:rFonts w:ascii="Times New Roman" w:hAnsi="Times New Roman"/>
+          <w:rFonts w:ascii="Times New Roman" w:hAnsi="Times New Roman" w:eastAsia="黑体"/>
           <w:color w:val="555555"/>
           <w:sz w:val="21"/>
         </w:rPr>
-        <w:t>材料收集者：杜文杰</w:t>
+        <w:t>材料收集者：杜文杰，WX手机：19519196569，QQ:3478827729</w:t>
       </w:r>
     </w:p>
     <w:sectPr>
@@ -1873,7 +2016,7 @@
 </file>
 
 <file path=word/footer1.xml><?xml version="1.0" encoding="utf-8"?>
-<w:ftr xmlns:m="http://schemas.openxmlformats.org/officeDocument/2006/math" xmlns:mc="http://schemas.openxmlformats.org/markup-compatibility/2006" xmlns:mo="http://schemas.microsoft.com/office/mac/office/2008/main" xmlns:mv="urn:schemas-microsoft-com:mac:vml" xmlns:o="urn:schemas-microsoft-com:office:office" xmlns:r="http://schemas.openxmlformats.org/officeDocument/2006/relationships" xmlns:v="urn:schemas-microsoft-com:vml" xmlns:w10="urn:schemas-microsoft-com:office:word" xmlns:w14="http://schemas.microsoft.com/office/word/2010/wordml" xmlns:w="http://schemas.openxmlformats.org/wordprocessingml/2006/main" xmlns:wne="http://schemas.microsoft.com/office/word/2006/wordml" xmlns:wp14="http://schemas.microsoft.com/office/word/2010/wordprocessingDrawing" xmlns:wp="http://schemas.openxmlformats.org/drawingml/2006/wordprocessingDrawing" xmlns:wpc="http://schemas.microsoft.com/office/word/2010/wordprocessingCanvas" xmlns:wpg="http://schemas.microsoft.com/office/word/2010/wordprocessingGroup" xmlns:wpi="http://schemas.microsoft.com/office/word/2010/wordprocessingInk" xmlns:wps="http://schemas.microsoft.com/office/word/2010/wordprocessingShape" mc:Ignorable="w14 wp14">
+<w:ftr xmlns:mc="http://schemas.openxmlformats.org/markup-compatibility/2006" xmlns:w="http://schemas.openxmlformats.org/wordprocessingml/2006/main" xmlns:m="http://schemas.openxmlformats.org/officeDocument/2006/math" xmlns:mo="http://schemas.microsoft.com/office/mac/office/2008/main" xmlns:mv="urn:schemas-microsoft-com:mac:vml" xmlns:o="urn:schemas-microsoft-com:office:office" xmlns:r="http://schemas.openxmlformats.org/officeDocument/2006/relationships" xmlns:v="urn:schemas-microsoft-com:vml" xmlns:w10="urn:schemas-microsoft-com:office:word" xmlns:w14="http://schemas.microsoft.com/office/word/2010/wordml" xmlns:wne="http://schemas.microsoft.com/office/word/2006/wordml" xmlns:wp14="http://schemas.microsoft.com/office/word/2010/wordprocessingDrawing" xmlns:wp="http://schemas.openxmlformats.org/drawingml/2006/wordprocessingDrawing" xmlns:wpc="http://schemas.microsoft.com/office/word/2010/wordprocessingCanvas" xmlns:wpg="http://schemas.microsoft.com/office/word/2010/wordprocessingGroup" xmlns:wpi="http://schemas.microsoft.com/office/word/2010/wordprocessingInk" xmlns:wps="http://schemas.microsoft.com/office/word/2010/wordprocessingShape" mc:Ignorable="w14 wp14">
   <w:p>
     <w:pPr>
       <w:pStyle w:val="Footer"/>
@@ -1881,12 +2024,14 @@
     </w:pPr>
     <w:r>
       <w:rPr>
+        <w:rFonts w:eastAsia="黑体"/>
         <w:sz w:val="18"/>
       </w:rPr>
       <w:t xml:space="preserve">第 </w:t>
     </w:r>
     <w:r>
       <w:rPr>
+        <w:rFonts w:eastAsia="黑体"/>
         <w:sz w:val="18"/>
       </w:rPr>
       <w:fldChar w:fldCharType="begin"/>
@@ -1895,6 +2040,7 @@
     </w:r>
     <w:r>
       <w:rPr>
+        <w:rFonts w:eastAsia="黑体"/>
         <w:sz w:val="18"/>
       </w:rPr>
       <w:t xml:space="preserve"> 页</w:t>
@@ -1908,6 +2054,9 @@
   <w:footnote w:type="continuationSeparator" w:id="0">
     <w:p>
       <w:r>
+        <w:rPr>
+          <w:rFonts w:eastAsia="黑体"/>
+        </w:rPr>
         <w:continuationSeparator/>
       </w:r>
     </w:p>
@@ -1915,6 +2064,9 @@
   <w:footnote w:type="separator" w:id="-1">
     <w:p>
       <w:r>
+        <w:rPr>
+          <w:rFonts w:eastAsia="黑体"/>
+        </w:rPr>
         <w:separator/>
       </w:r>
     </w:p>
@@ -1923,7 +2075,7 @@
 </file>
 
 <file path=word/header1.xml><?xml version="1.0" encoding="utf-8"?>
-<w:hdr xmlns:m="http://schemas.openxmlformats.org/officeDocument/2006/math" xmlns:mc="http://schemas.openxmlformats.org/markup-compatibility/2006" xmlns:mo="http://schemas.microsoft.com/office/mac/office/2008/main" xmlns:mv="urn:schemas-microsoft-com:mac:vml" xmlns:o="urn:schemas-microsoft-com:office:office" xmlns:r="http://schemas.openxmlformats.org/officeDocument/2006/relationships" xmlns:v="urn:schemas-microsoft-com:vml" xmlns:w10="urn:schemas-microsoft-com:office:word" xmlns:w14="http://schemas.microsoft.com/office/word/2010/wordml" xmlns:w="http://schemas.openxmlformats.org/wordprocessingml/2006/main" xmlns:wne="http://schemas.microsoft.com/office/word/2006/wordml" xmlns:wp14="http://schemas.microsoft.com/office/word/2010/wordprocessingDrawing" xmlns:wp="http://schemas.openxmlformats.org/drawingml/2006/wordprocessingDrawing" xmlns:wpc="http://schemas.microsoft.com/office/word/2010/wordprocessingCanvas" xmlns:wpg="http://schemas.microsoft.com/office/word/2010/wordprocessingGroup" xmlns:wpi="http://schemas.microsoft.com/office/word/2010/wordprocessingInk" xmlns:wps="http://schemas.microsoft.com/office/word/2010/wordprocessingShape" mc:Ignorable="w14 wp14">
+<w:hdr xmlns:mc="http://schemas.openxmlformats.org/markup-compatibility/2006" xmlns:w="http://schemas.openxmlformats.org/wordprocessingml/2006/main" xmlns:m="http://schemas.openxmlformats.org/officeDocument/2006/math" xmlns:mo="http://schemas.microsoft.com/office/mac/office/2008/main" xmlns:mv="urn:schemas-microsoft-com:mac:vml" xmlns:o="urn:schemas-microsoft-com:office:office" xmlns:r="http://schemas.openxmlformats.org/officeDocument/2006/relationships" xmlns:v="urn:schemas-microsoft-com:vml" xmlns:w10="urn:schemas-microsoft-com:office:word" xmlns:w14="http://schemas.microsoft.com/office/word/2010/wordml" xmlns:wne="http://schemas.microsoft.com/office/word/2006/wordml" xmlns:wp14="http://schemas.microsoft.com/office/word/2010/wordprocessingDrawing" xmlns:wp="http://schemas.openxmlformats.org/drawingml/2006/wordprocessingDrawing" xmlns:wpc="http://schemas.microsoft.com/office/word/2010/wordprocessingCanvas" xmlns:wpg="http://schemas.microsoft.com/office/word/2010/wordprocessingGroup" xmlns:wpi="http://schemas.microsoft.com/office/word/2010/wordprocessingInk" xmlns:wps="http://schemas.microsoft.com/office/word/2010/wordprocessingShape" mc:Ignorable="w14 wp14">
   <w:p>
     <w:pPr>
       <w:pStyle w:val="Header"/>
@@ -1931,7 +2083,7 @@
     </w:pPr>
     <w:r>
       <w:rPr>
-        <w:rFonts w:ascii="Times New Roman" w:hAnsi="Times New Roman"/>
+        <w:rFonts w:ascii="Times New Roman" w:hAnsi="Times New Roman" w:eastAsia="黑体"/>
         <w:sz w:val="18"/>
         <w:rFonts w:eastAsia="黑体"/>
         <w:rFonts w:eastAsia="黑体"/>
@@ -1943,7 +2095,7 @@
 </file>
 
 <file path=word/numbering.xml><?xml version="1.0" encoding="utf-8"?>
-<w:numbering xmlns:m="http://schemas.openxmlformats.org/officeDocument/2006/math" xmlns:mc="http://schemas.openxmlformats.org/markup-compatibility/2006" xmlns:mo="http://schemas.microsoft.com/office/mac/office/2008/main" xmlns:mv="urn:schemas-microsoft-com:mac:vml" xmlns:o="urn:schemas-microsoft-com:office:office" xmlns:r="http://schemas.openxmlformats.org/officeDocument/2006/relationships" xmlns:v="urn:schemas-microsoft-com:vml" xmlns:w="http://schemas.openxmlformats.org/wordprocessingml/2006/main" xmlns:w10="urn:schemas-microsoft-com:office:word" xmlns:w14="http://schemas.microsoft.com/office/word/2010/wordml" xmlns:wne="http://schemas.microsoft.com/office/word/2006/wordml" xmlns:wp="http://schemas.openxmlformats.org/drawingml/2006/wordprocessingDrawing" xmlns:wp14="http://schemas.microsoft.com/office/word/2010/wordprocessingDrawing" xmlns:wpc="http://schemas.microsoft.com/office/word/2010/wordprocessingCanvas" xmlns:wpg="http://schemas.microsoft.com/office/word/2010/wordprocessingGroup" xmlns:wpi="http://schemas.microsoft.com/office/word/2010/wordprocessingInk" xmlns:wps="http://schemas.microsoft.com/office/word/2010/wordprocessingShape" mc:Ignorable="w14 wp14">
+<w:numbering xmlns:mc="http://schemas.openxmlformats.org/markup-compatibility/2006" xmlns:w="http://schemas.openxmlformats.org/wordprocessingml/2006/main" xmlns:m="http://schemas.openxmlformats.org/officeDocument/2006/math" xmlns:mo="http://schemas.microsoft.com/office/mac/office/2008/main" xmlns:mv="urn:schemas-microsoft-com:mac:vml" xmlns:o="urn:schemas-microsoft-com:office:office" xmlns:r="http://schemas.openxmlformats.org/officeDocument/2006/relationships" xmlns:v="urn:schemas-microsoft-com:vml" xmlns:w10="urn:schemas-microsoft-com:office:word" xmlns:w14="http://schemas.microsoft.com/office/word/2010/wordml" xmlns:wne="http://schemas.microsoft.com/office/word/2006/wordml" xmlns:wp="http://schemas.openxmlformats.org/drawingml/2006/wordprocessingDrawing" xmlns:wp14="http://schemas.microsoft.com/office/word/2010/wordprocessingDrawing" xmlns:wpc="http://schemas.microsoft.com/office/word/2010/wordprocessingCanvas" xmlns:wpg="http://schemas.microsoft.com/office/word/2010/wordprocessingGroup" xmlns:wpi="http://schemas.microsoft.com/office/word/2010/wordprocessingInk" xmlns:wps="http://schemas.microsoft.com/office/word/2010/wordprocessingShape" mc:Ignorable="w14 wp14">
   <w:abstractNum w:abstractNumId="0">
     <w:nsid w:val="FFFFFF7C"/>
     <w:multiLevelType w:val="singleLevel"/>
@@ -2030,7 +2182,7 @@
         <w:ind w:hanging="360" w:left="1440"/>
       </w:pPr>
       <w:rPr>
-        <w:rFonts w:ascii="Symbol" w:hAnsi="Symbol" w:hint="default"/>
+        <w:rFonts w:ascii="Symbol" w:hAnsi="Symbol" w:hint="default" w:eastAsia="黑体"/>
       </w:rPr>
     </w:lvl>
   </w:abstractNum>
@@ -2051,7 +2203,7 @@
         <w:ind w:hanging="360" w:left="1080"/>
       </w:pPr>
       <w:rPr>
-        <w:rFonts w:ascii="Symbol" w:hAnsi="Symbol" w:hint="default"/>
+        <w:rFonts w:ascii="Symbol" w:hAnsi="Symbol" w:hint="default" w:eastAsia="黑体"/>
       </w:rPr>
     </w:lvl>
   </w:abstractNum>
@@ -2072,7 +2224,7 @@
         <w:ind w:hanging="360" w:left="720"/>
       </w:pPr>
       <w:rPr>
-        <w:rFonts w:ascii="Symbol" w:hAnsi="Symbol" w:hint="default"/>
+        <w:rFonts w:ascii="Symbol" w:hAnsi="Symbol" w:hint="default" w:eastAsia="黑体"/>
       </w:rPr>
     </w:lvl>
   </w:abstractNum>
@@ -2111,7 +2263,7 @@
         <w:ind w:hanging="360" w:left="360"/>
       </w:pPr>
       <w:rPr>
-        <w:rFonts w:ascii="Symbol" w:hAnsi="Symbol" w:hint="default"/>
+        <w:rFonts w:ascii="Symbol" w:hAnsi="Symbol" w:hint="default" w:eastAsia="黑体"/>
       </w:rPr>
     </w:lvl>
   </w:abstractNum>
@@ -2202,7 +2354,7 @@
         <w:ind w:left="720" w:hanging="360"/>
       </w:pPr>
       <w:rPr>
-        <w:rFonts w:ascii="Symbol" w:hAnsi="Symbol" w:cs="Symbol" w:hint="default"/>
+        <w:rFonts w:ascii="Symbol" w:hAnsi="Symbol" w:cs="Symbol" w:hint="default" w:eastAsia="黑体"/>
       </w:rPr>
     </w:lvl>
     <w:lvl w:ilvl="1">
@@ -2213,7 +2365,7 @@
         <w:ind w:left="1440" w:hanging="360"/>
       </w:pPr>
       <w:rPr>
-        <w:rFonts w:ascii="Courier New" w:hAnsi="Courier New" w:cs="Courier New" w:hint="default"/>
+        <w:rFonts w:ascii="Courier New" w:hAnsi="Courier New" w:cs="Courier New" w:hint="default" w:eastAsia="黑体"/>
       </w:rPr>
     </w:lvl>
     <w:lvl w:ilvl="2">
@@ -2224,7 +2376,7 @@
         <w:ind w:left="2160" w:hanging="360"/>
       </w:pPr>
       <w:rPr>
-        <w:rFonts w:ascii="Wingdings" w:hAnsi="Wingdings" w:cs="Wingdings" w:hint="default"/>
+        <w:rFonts w:ascii="Wingdings" w:hAnsi="Wingdings" w:cs="Wingdings" w:hint="default" w:eastAsia="黑体"/>
       </w:rPr>
     </w:lvl>
     <w:lvl w:ilvl="3">
@@ -2235,7 +2387,7 @@
         <w:ind w:left="2880" w:hanging="360"/>
       </w:pPr>
       <w:rPr>
-        <w:rFonts w:ascii="Symbol" w:hAnsi="Symbol" w:cs="Symbol" w:hint="default"/>
+        <w:rFonts w:ascii="Symbol" w:hAnsi="Symbol" w:cs="Symbol" w:hint="default" w:eastAsia="黑体"/>
       </w:rPr>
     </w:lvl>
     <w:lvl w:ilvl="4">
@@ -2246,7 +2398,7 @@
         <w:ind w:left="3600" w:hanging="360"/>
       </w:pPr>
       <w:rPr>
-        <w:rFonts w:ascii="Courier New" w:hAnsi="Courier New" w:cs="Courier New" w:hint="default"/>
+        <w:rFonts w:ascii="Courier New" w:hAnsi="Courier New" w:cs="Courier New" w:hint="default" w:eastAsia="黑体"/>
       </w:rPr>
     </w:lvl>
     <w:lvl w:ilvl="5">
@@ -2257,7 +2409,7 @@
         <w:ind w:left="4320" w:hanging="360"/>
       </w:pPr>
       <w:rPr>
-        <w:rFonts w:ascii="Wingdings" w:hAnsi="Wingdings" w:cs="Wingdings" w:hint="default"/>
+        <w:rFonts w:ascii="Wingdings" w:hAnsi="Wingdings" w:cs="Wingdings" w:hint="default" w:eastAsia="黑体"/>
       </w:rPr>
     </w:lvl>
     <w:lvl w:ilvl="6">
@@ -2268,7 +2420,7 @@
         <w:ind w:left="5040" w:hanging="360"/>
       </w:pPr>
       <w:rPr>
-        <w:rFonts w:ascii="Symbol" w:hAnsi="Symbol" w:cs="Symbol" w:hint="default"/>
+        <w:rFonts w:ascii="Symbol" w:hAnsi="Symbol" w:cs="Symbol" w:hint="default" w:eastAsia="黑体"/>
       </w:rPr>
     </w:lvl>
     <w:lvl w:ilvl="7">
@@ -2279,7 +2431,7 @@
         <w:ind w:left="5760" w:hanging="360"/>
       </w:pPr>
       <w:rPr>
-        <w:rFonts w:ascii="Courier New" w:hAnsi="Courier New" w:cs="Courier New" w:hint="default"/>
+        <w:rFonts w:ascii="Courier New" w:hAnsi="Courier New" w:cs="Courier New" w:hint="default" w:eastAsia="黑体"/>
       </w:rPr>
     </w:lvl>
     <w:lvl w:ilvl="8">
@@ -2290,7 +2442,7 @@
         <w:ind w:left="6480" w:hanging="360"/>
       </w:pPr>
       <w:rPr>
-        <w:rFonts w:ascii="Wingdings" w:hAnsi="Wingdings" w:cs="Wingdings" w:hint="default"/>
+        <w:rFonts w:ascii="Wingdings" w:hAnsi="Wingdings" w:cs="Wingdings" w:hint="default" w:eastAsia="黑体"/>
       </w:rPr>
     </w:lvl>
   </w:abstractNum>
@@ -2343,11 +2495,11 @@
 </file>
 
 <file path=word/styles.xml><?xml version="1.0" encoding="utf-8"?>
-<w:styles xmlns:mc="http://schemas.openxmlformats.org/markup-compatibility/2006" xmlns:r="http://schemas.openxmlformats.org/officeDocument/2006/relationships" xmlns:w="http://schemas.openxmlformats.org/wordprocessingml/2006/main" xmlns:w14="http://schemas.microsoft.com/office/word/2010/wordml" mc:Ignorable="w14">
+<w:styles xmlns:mc="http://schemas.openxmlformats.org/markup-compatibility/2006" xmlns:w="http://schemas.openxmlformats.org/wordprocessingml/2006/main" xmlns:r="http://schemas.openxmlformats.org/officeDocument/2006/relationships" xmlns:w14="http://schemas.microsoft.com/office/word/2010/wordml" mc:Ignorable="w14">
   <w:docDefaults>
     <w:rPrDefault>
       <w:rPr>
-        <w:rFonts w:asciiTheme="minorHAnsi" w:cstheme="minorBidi" w:eastAsiaTheme="minorEastAsia" w:hAnsiTheme="minorHAnsi"/>
+        <w:rFonts w:asciiTheme="minorHAnsi" w:cstheme="minorBidi" w:hAnsiTheme="minorHAnsi" w:eastAsia="黑体"/>
         <w:sz w:val="22"/>
         <w:szCs w:val="22"/>
         <w:lang w:bidi="ar-SA" w:eastAsia="en-US" w:val="en-US"/>
@@ -2569,7 +2721,7 @@
       <w:outlineLvl w:val="0"/>
     </w:pPr>
     <w:rPr>
-      <w:rFonts w:ascii="Times New Roman" w:asciiTheme="majorHAnsi" w:cstheme="majorBidi" w:eastAsia="黑体" w:eastAsiaTheme="majorEastAsia" w:hAnsi="Times New Roman" w:hAnsiTheme="majorHAnsi"/>
+      <w:rFonts w:ascii="Times New Roman" w:asciiTheme="majorHAnsi" w:cstheme="majorBidi" w:eastAsia="黑体" w:hAnsi="Times New Roman" w:hAnsiTheme="majorHAnsi"/>
       <w:b/>
       <w:bCs/>
       <w:color w:val="1F3864"/>
@@ -2593,7 +2745,7 @@
       <w:outlineLvl w:val="1"/>
     </w:pPr>
     <w:rPr>
-      <w:rFonts w:ascii="Times New Roman" w:asciiTheme="majorHAnsi" w:cstheme="majorBidi" w:eastAsia="黑体" w:eastAsiaTheme="majorEastAsia" w:hAnsi="Times New Roman" w:hAnsiTheme="majorHAnsi"/>
+      <w:rFonts w:ascii="Times New Roman" w:asciiTheme="majorHAnsi" w:cstheme="majorBidi" w:eastAsia="黑体" w:hAnsi="Times New Roman" w:hAnsiTheme="majorHAnsi"/>
       <w:b/>
       <w:bCs/>
       <w:color w:val="2E4E7E"/>
@@ -2617,7 +2769,7 @@
       <w:outlineLvl w:val="2"/>
     </w:pPr>
     <w:rPr>
-      <w:rFonts w:ascii="Times New Roman" w:asciiTheme="majorHAnsi" w:cstheme="majorBidi" w:eastAsia="黑体" w:eastAsiaTheme="majorEastAsia" w:hAnsi="Times New Roman" w:hAnsiTheme="majorHAnsi"/>
+      <w:rFonts w:ascii="Times New Roman" w:asciiTheme="majorHAnsi" w:cstheme="majorBidi" w:eastAsia="黑体" w:hAnsi="Times New Roman" w:hAnsiTheme="majorHAnsi"/>
       <w:b/>
       <w:bCs/>
       <w:color w:val="2E4E7E"/>
@@ -2641,7 +2793,7 @@
       <w:outlineLvl w:val="3"/>
     </w:pPr>
     <w:rPr>
-      <w:rFonts w:ascii="Times New Roman" w:asciiTheme="majorHAnsi" w:cstheme="majorBidi" w:eastAsia="黑体" w:eastAsiaTheme="majorEastAsia" w:hAnsi="Times New Roman" w:hAnsiTheme="majorHAnsi"/>
+      <w:rFonts w:ascii="Times New Roman" w:asciiTheme="majorHAnsi" w:cstheme="majorBidi" w:eastAsia="黑体" w:hAnsi="Times New Roman" w:hAnsiTheme="majorHAnsi"/>
       <w:b/>
       <w:bCs/>
       <w:i/>
@@ -2667,7 +2819,7 @@
       <w:outlineLvl w:val="4"/>
     </w:pPr>
     <w:rPr>
-      <w:rFonts w:ascii="Times New Roman" w:asciiTheme="majorHAnsi" w:cstheme="majorBidi" w:eastAsia="黑体" w:eastAsiaTheme="majorEastAsia" w:hAnsi="Times New Roman" w:hAnsiTheme="majorHAnsi"/>
+      <w:rFonts w:ascii="Times New Roman" w:asciiTheme="majorHAnsi" w:cstheme="majorBidi" w:eastAsia="黑体" w:hAnsi="Times New Roman" w:hAnsiTheme="majorHAnsi"/>
       <w:b/>
       <w:color w:val="333333"/>
       <w:sz w:val="22"/>
@@ -2690,7 +2842,7 @@
       <w:outlineLvl w:val="5"/>
     </w:pPr>
     <w:rPr>
-      <w:rFonts w:asciiTheme="majorHAnsi" w:cstheme="majorBidi" w:eastAsiaTheme="majorEastAsia" w:hAnsiTheme="majorHAnsi"/>
+      <w:rFonts w:asciiTheme="majorHAnsi" w:cstheme="majorBidi" w:hAnsiTheme="majorHAnsi" w:eastAsia="黑体"/>
       <w:i/>
       <w:iCs/>
       <w:color w:themeColor="accent1" w:themeShade="7F" w:val="243F60"/>
@@ -2713,7 +2865,7 @@
       <w:outlineLvl w:val="6"/>
     </w:pPr>
     <w:rPr>
-      <w:rFonts w:asciiTheme="majorHAnsi" w:cstheme="majorBidi" w:eastAsiaTheme="majorEastAsia" w:hAnsiTheme="majorHAnsi"/>
+      <w:rFonts w:asciiTheme="majorHAnsi" w:cstheme="majorBidi" w:hAnsiTheme="majorHAnsi" w:eastAsia="黑体"/>
       <w:i/>
       <w:iCs/>
       <w:color w:themeColor="text1" w:themeTint="BF" w:val="404040"/>
@@ -2736,7 +2888,7 @@
       <w:outlineLvl w:val="7"/>
     </w:pPr>
     <w:rPr>
-      <w:rFonts w:asciiTheme="majorHAnsi" w:cstheme="majorBidi" w:eastAsiaTheme="majorEastAsia" w:hAnsiTheme="majorHAnsi"/>
+      <w:rFonts w:asciiTheme="majorHAnsi" w:cstheme="majorBidi" w:hAnsiTheme="majorHAnsi" w:eastAsia="黑体"/>
       <w:color w:themeColor="accent1" w:val="4F81BD"/>
       <w:sz w:val="20"/>
       <w:szCs w:val="20"/>
@@ -2759,7 +2911,7 @@
       <w:outlineLvl w:val="8"/>
     </w:pPr>
     <w:rPr>
-      <w:rFonts w:asciiTheme="majorHAnsi" w:cstheme="majorBidi" w:eastAsiaTheme="majorEastAsia" w:hAnsiTheme="majorHAnsi"/>
+      <w:rFonts w:asciiTheme="majorHAnsi" w:cstheme="majorBidi" w:hAnsiTheme="majorHAnsi" w:eastAsia="黑体"/>
       <w:i/>
       <w:iCs/>
       <w:color w:themeColor="text1" w:themeTint="BF" w:val="404040"/>
@@ -2810,7 +2962,7 @@
     <w:uiPriority w:val="9"/>
     <w:rsid w:val="00FC693F"/>
     <w:rPr>
-      <w:rFonts w:asciiTheme="majorHAnsi" w:cstheme="majorBidi" w:eastAsiaTheme="majorEastAsia" w:hAnsiTheme="majorHAnsi"/>
+      <w:rFonts w:asciiTheme="majorHAnsi" w:cstheme="majorBidi" w:hAnsiTheme="majorHAnsi" w:eastAsia="黑体"/>
       <w:b/>
       <w:bCs/>
       <w:color w:themeColor="accent1" w:themeShade="BF" w:val="365F91"/>
@@ -2825,7 +2977,7 @@
     <w:uiPriority w:val="9"/>
     <w:rsid w:val="00FC693F"/>
     <w:rPr>
-      <w:rFonts w:asciiTheme="majorHAnsi" w:cstheme="majorBidi" w:eastAsiaTheme="majorEastAsia" w:hAnsiTheme="majorHAnsi"/>
+      <w:rFonts w:asciiTheme="majorHAnsi" w:cstheme="majorBidi" w:hAnsiTheme="majorHAnsi" w:eastAsia="黑体"/>
       <w:b/>
       <w:bCs/>
       <w:color w:themeColor="accent1" w:val="4F81BD"/>
@@ -2840,7 +2992,7 @@
     <w:uiPriority w:val="9"/>
     <w:rsid w:val="00FC693F"/>
     <w:rPr>
-      <w:rFonts w:asciiTheme="majorHAnsi" w:cstheme="majorBidi" w:eastAsiaTheme="majorEastAsia" w:hAnsiTheme="majorHAnsi"/>
+      <w:rFonts w:asciiTheme="majorHAnsi" w:cstheme="majorBidi" w:hAnsiTheme="majorHAnsi" w:eastAsia="黑体"/>
       <w:b/>
       <w:bCs/>
       <w:color w:themeColor="accent1" w:val="4F81BD"/>
@@ -2863,7 +3015,7 @@
       <w:contextualSpacing/>
     </w:pPr>
     <w:rPr>
-      <w:rFonts w:ascii="Times New Roman" w:asciiTheme="majorHAnsi" w:cstheme="majorBidi" w:eastAsia="黑体" w:eastAsiaTheme="majorEastAsia" w:hAnsi="Times New Roman" w:hAnsiTheme="majorHAnsi"/>
+      <w:rFonts w:ascii="Times New Roman" w:asciiTheme="majorHAnsi" w:cstheme="majorBidi" w:eastAsia="黑体" w:hAnsi="Times New Roman" w:hAnsiTheme="majorHAnsi"/>
       <w:b/>
       <w:color w:val="1F3864"/>
       <w:spacing w:val="5"/>
@@ -2879,7 +3031,7 @@
     <w:uiPriority w:val="10"/>
     <w:rsid w:val="00FC693F"/>
     <w:rPr>
-      <w:rFonts w:asciiTheme="majorHAnsi" w:cstheme="majorBidi" w:eastAsiaTheme="majorEastAsia" w:hAnsiTheme="majorHAnsi"/>
+      <w:rFonts w:asciiTheme="majorHAnsi" w:cstheme="majorBidi" w:hAnsiTheme="majorHAnsi" w:eastAsia="黑体"/>
       <w:color w:themeColor="text2" w:themeShade="BF" w:val="17365D"/>
       <w:spacing w:val="5"/>
       <w:kern w:val="28"/>
@@ -2901,7 +3053,7 @@
       </w:numPr>
     </w:pPr>
     <w:rPr>
-      <w:rFonts w:asciiTheme="majorHAnsi" w:cstheme="majorBidi" w:eastAsiaTheme="majorEastAsia" w:hAnsiTheme="majorHAnsi"/>
+      <w:rFonts w:asciiTheme="majorHAnsi" w:cstheme="majorBidi" w:hAnsiTheme="majorHAnsi" w:eastAsia="黑体"/>
       <w:i/>
       <w:iCs/>
       <w:color w:themeColor="accent1" w:val="4F81BD"/>
@@ -2917,7 +3069,7 @@
     <w:uiPriority w:val="11"/>
     <w:rsid w:val="00FC693F"/>
     <w:rPr>
-      <w:rFonts w:asciiTheme="majorHAnsi" w:cstheme="majorBidi" w:eastAsiaTheme="majorEastAsia" w:hAnsiTheme="majorHAnsi"/>
+      <w:rFonts w:asciiTheme="majorHAnsi" w:cstheme="majorBidi" w:hAnsiTheme="majorHAnsi" w:eastAsia="黑体"/>
       <w:i/>
       <w:iCs/>
       <w:color w:themeColor="accent1" w:val="4F81BD"/>
@@ -2984,6 +3136,7 @@
       <w:spacing w:after="120"/>
     </w:pPr>
     <w:rPr>
+      <w:rFonts w:eastAsia="黑体"/>
       <w:sz w:val="16"/>
       <w:szCs w:val="16"/>
     </w:rPr>
@@ -2995,6 +3148,7 @@
     <w:uiPriority w:val="99"/>
     <w:rsid w:val="00AA1D8D"/>
     <w:rPr>
+      <w:rFonts w:eastAsia="黑体"/>
       <w:sz w:val="16"/>
       <w:szCs w:val="16"/>
     </w:rPr>
@@ -3164,7 +3318,7 @@
       </w:tabs>
     </w:pPr>
     <w:rPr>
-      <w:rFonts w:ascii="Courier" w:hAnsi="Courier"/>
+      <w:rFonts w:ascii="Courier" w:hAnsi="Courier" w:eastAsia="黑体"/>
       <w:sz w:val="20"/>
       <w:szCs w:val="20"/>
     </w:rPr>
@@ -3176,7 +3330,7 @@
     <w:uiPriority w:val="99"/>
     <w:rsid w:val="0029639D"/>
     <w:rPr>
-      <w:rFonts w:ascii="Courier" w:hAnsi="Courier"/>
+      <w:rFonts w:ascii="Courier" w:hAnsi="Courier" w:eastAsia="黑体"/>
       <w:sz w:val="20"/>
       <w:szCs w:val="20"/>
     </w:rPr>
@@ -3212,6 +3366,7 @@
     <w:uiPriority w:val="29"/>
     <w:rsid w:val="00FC693F"/>
     <w:rPr>
+      <w:rFonts w:eastAsia="黑体"/>
       <w:i/>
       <w:iCs/>
       <w:color w:themeColor="text1" w:val="000000"/>
@@ -3225,7 +3380,7 @@
     <w:semiHidden/>
     <w:rsid w:val="00FC693F"/>
     <w:rPr>
-      <w:rFonts w:asciiTheme="majorHAnsi" w:cstheme="majorBidi" w:eastAsiaTheme="majorEastAsia" w:hAnsiTheme="majorHAnsi"/>
+      <w:rFonts w:asciiTheme="majorHAnsi" w:cstheme="majorBidi" w:hAnsiTheme="majorHAnsi" w:eastAsia="黑体"/>
       <w:b/>
       <w:bCs/>
       <w:i/>
@@ -3241,7 +3396,7 @@
     <w:semiHidden/>
     <w:rsid w:val="00FC693F"/>
     <w:rPr>
-      <w:rFonts w:asciiTheme="majorHAnsi" w:cstheme="majorBidi" w:eastAsiaTheme="majorEastAsia" w:hAnsiTheme="majorHAnsi"/>
+      <w:rFonts w:asciiTheme="majorHAnsi" w:cstheme="majorBidi" w:hAnsiTheme="majorHAnsi" w:eastAsia="黑体"/>
       <w:color w:themeColor="accent1" w:themeShade="7F" w:val="243F60"/>
     </w:rPr>
   </w:style>
@@ -3253,7 +3408,7 @@
     <w:semiHidden/>
     <w:rsid w:val="00FC693F"/>
     <w:rPr>
-      <w:rFonts w:asciiTheme="majorHAnsi" w:cstheme="majorBidi" w:eastAsiaTheme="majorEastAsia" w:hAnsiTheme="majorHAnsi"/>
+      <w:rFonts w:asciiTheme="majorHAnsi" w:cstheme="majorBidi" w:hAnsiTheme="majorHAnsi" w:eastAsia="黑体"/>
       <w:i/>
       <w:iCs/>
       <w:color w:themeColor="accent1" w:themeShade="7F" w:val="243F60"/>
@@ -3267,7 +3422,7 @@
     <w:semiHidden/>
     <w:rsid w:val="00FC693F"/>
     <w:rPr>
-      <w:rFonts w:asciiTheme="majorHAnsi" w:cstheme="majorBidi" w:eastAsiaTheme="majorEastAsia" w:hAnsiTheme="majorHAnsi"/>
+      <w:rFonts w:asciiTheme="majorHAnsi" w:cstheme="majorBidi" w:hAnsiTheme="majorHAnsi" w:eastAsia="黑体"/>
       <w:i/>
       <w:iCs/>
       <w:color w:themeColor="text1" w:themeTint="BF" w:val="404040"/>
@@ -3281,7 +3436,7 @@
     <w:semiHidden/>
     <w:rsid w:val="00FC693F"/>
     <w:rPr>
-      <w:rFonts w:asciiTheme="majorHAnsi" w:cstheme="majorBidi" w:eastAsiaTheme="majorEastAsia" w:hAnsiTheme="majorHAnsi"/>
+      <w:rFonts w:asciiTheme="majorHAnsi" w:cstheme="majorBidi" w:hAnsiTheme="majorHAnsi" w:eastAsia="黑体"/>
       <w:color w:themeColor="accent1" w:val="4F81BD"/>
       <w:sz w:val="20"/>
       <w:szCs w:val="20"/>
@@ -3295,7 +3450,7 @@
     <w:semiHidden/>
     <w:rsid w:val="00FC693F"/>
     <w:rPr>
-      <w:rFonts w:asciiTheme="majorHAnsi" w:cstheme="majorBidi" w:eastAsiaTheme="majorEastAsia" w:hAnsiTheme="majorHAnsi"/>
+      <w:rFonts w:asciiTheme="majorHAnsi" w:cstheme="majorBidi" w:hAnsiTheme="majorHAnsi" w:eastAsia="黑体"/>
       <w:i/>
       <w:iCs/>
       <w:color w:themeColor="text1" w:themeTint="BF" w:val="404040"/>
@@ -3316,6 +3471,7 @@
       <w:spacing w:line="240" w:lineRule="auto"/>
     </w:pPr>
     <w:rPr>
+      <w:rFonts w:eastAsia="黑体"/>
       <w:b/>
       <w:bCs/>
       <w:color w:themeColor="accent1" w:val="4F81BD"/>
@@ -3330,6 +3486,7 @@
     <w:qFormat/>
     <w:rsid w:val="00FC693F"/>
     <w:rPr>
+      <w:rFonts w:eastAsia="黑体"/>
       <w:b/>
       <w:bCs/>
     </w:rPr>
@@ -3341,6 +3498,7 @@
     <w:qFormat/>
     <w:rsid w:val="00FC693F"/>
     <w:rPr>
+      <w:rFonts w:eastAsia="黑体"/>
       <w:i/>
       <w:iCs/>
     </w:rPr>
@@ -3361,6 +3519,7 @@
       <w:ind w:left="936" w:right="936"/>
     </w:pPr>
     <w:rPr>
+      <w:rFonts w:eastAsia="黑体"/>
       <w:b/>
       <w:bCs/>
       <w:i/>
@@ -3375,6 +3534,7 @@
     <w:uiPriority w:val="30"/>
     <w:rsid w:val="00FC693F"/>
     <w:rPr>
+      <w:rFonts w:eastAsia="黑体"/>
       <w:b/>
       <w:bCs/>
       <w:i/>
@@ -3389,6 +3549,7 @@
     <w:qFormat/>
     <w:rsid w:val="00FC693F"/>
     <w:rPr>
+      <w:rFonts w:eastAsia="黑体"/>
       <w:i/>
       <w:iCs/>
       <w:color w:themeColor="text1" w:themeTint="7F" w:val="808080"/>
@@ -3401,6 +3562,7 @@
     <w:qFormat/>
     <w:rsid w:val="00FC693F"/>
     <w:rPr>
+      <w:rFonts w:eastAsia="黑体"/>
       <w:b/>
       <w:bCs/>
       <w:i/>
@@ -3415,6 +3577,7 @@
     <w:qFormat/>
     <w:rsid w:val="00FC693F"/>
     <w:rPr>
+      <w:rFonts w:eastAsia="黑体"/>
       <w:smallCaps/>
       <w:color w:themeColor="accent2" w:val="C0504D"/>
       <w:u w:val="single"/>
@@ -3427,6 +3590,7 @@
     <w:qFormat/>
     <w:rsid w:val="00FC693F"/>
     <w:rPr>
+      <w:rFonts w:eastAsia="黑体"/>
       <w:b/>
       <w:bCs/>
       <w:smallCaps/>
@@ -3442,6 +3606,7 @@
     <w:qFormat/>
     <w:rsid w:val="00FC693F"/>
     <w:rPr>
+      <w:rFonts w:eastAsia="黑体"/>
       <w:b/>
       <w:bCs/>
       <w:smallCaps/>
@@ -3496,6 +3661,7 @@
       <w:spacing w:after="0" w:line="240" w:lineRule="auto"/>
     </w:pPr>
     <w:rPr>
+      <w:rFonts w:eastAsia="黑体"/>
       <w:color w:themeColor="text1" w:themeShade="BF" w:val="000000"/>
     </w:rPr>
     <w:tblPr>
@@ -3518,6 +3684,7 @@
         <w:spacing w:after="0" w:before="0" w:line="240" w:lineRule="auto"/>
       </w:pPr>
       <w:rPr>
+        <w:rFonts w:eastAsia="黑体"/>
         <w:b/>
         <w:bCs/>
       </w:rPr>
@@ -3538,6 +3705,7 @@
         <w:spacing w:after="0" w:before="0" w:line="240" w:lineRule="auto"/>
       </w:pPr>
       <w:rPr>
+        <w:rFonts w:eastAsia="黑体"/>
         <w:b/>
         <w:bCs/>
       </w:rPr>
@@ -3555,12 +3723,14 @@
     </w:tblStylePr>
     <w:tblStylePr w:type="firstCol">
       <w:rPr>
+        <w:rFonts w:eastAsia="黑体"/>
         <w:b/>
         <w:bCs/>
       </w:rPr>
     </w:tblStylePr>
     <w:tblStylePr w:type="lastCol">
       <w:rPr>
+        <w:rFonts w:eastAsia="黑体"/>
         <w:b/>
         <w:bCs/>
       </w:rPr>
@@ -3599,6 +3769,7 @@
       <w:spacing w:after="0" w:line="240" w:lineRule="auto"/>
     </w:pPr>
     <w:rPr>
+      <w:rFonts w:eastAsia="黑体"/>
       <w:color w:themeColor="accent1" w:themeShade="BF" w:val="365F91"/>
     </w:rPr>
     <w:tblPr>
@@ -3621,6 +3792,7 @@
         <w:spacing w:after="0" w:before="0" w:line="240" w:lineRule="auto"/>
       </w:pPr>
       <w:rPr>
+        <w:rFonts w:eastAsia="黑体"/>
         <w:b/>
         <w:bCs/>
       </w:rPr>
@@ -3641,6 +3813,7 @@
         <w:spacing w:after="0" w:before="0" w:line="240" w:lineRule="auto"/>
       </w:pPr>
       <w:rPr>
+        <w:rFonts w:eastAsia="黑体"/>
         <w:b/>
         <w:bCs/>
       </w:rPr>
@@ -3658,12 +3831,14 @@
     </w:tblStylePr>
     <w:tblStylePr w:type="firstCol">
       <w:rPr>
+        <w:rFonts w:eastAsia="黑体"/>
         <w:b/>
         <w:bCs/>
       </w:rPr>
     </w:tblStylePr>
     <w:tblStylePr w:type="lastCol">
       <w:rPr>
+        <w:rFonts w:eastAsia="黑体"/>
         <w:b/>
         <w:bCs/>
       </w:rPr>
@@ -3702,6 +3877,7 @@
       <w:spacing w:after="0" w:line="240" w:lineRule="auto"/>
     </w:pPr>
     <w:rPr>
+      <w:rFonts w:eastAsia="黑体"/>
       <w:color w:themeColor="accent2" w:themeShade="BF" w:val="943634"/>
     </w:rPr>
     <w:tblPr>
@@ -3724,6 +3900,7 @@
         <w:spacing w:after="0" w:before="0" w:line="240" w:lineRule="auto"/>
       </w:pPr>
       <w:rPr>
+        <w:rFonts w:eastAsia="黑体"/>
         <w:b/>
         <w:bCs/>
       </w:rPr>
@@ -3744,6 +3921,7 @@
         <w:spacing w:after="0" w:before="0" w:line="240" w:lineRule="auto"/>
       </w:pPr>
       <w:rPr>
+        <w:rFonts w:eastAsia="黑体"/>
         <w:b/>
         <w:bCs/>
       </w:rPr>
@@ -3761,12 +3939,14 @@
     </w:tblStylePr>
     <w:tblStylePr w:type="firstCol">
       <w:rPr>
+        <w:rFonts w:eastAsia="黑体"/>
         <w:b/>
         <w:bCs/>
       </w:rPr>
     </w:tblStylePr>
     <w:tblStylePr w:type="lastCol">
       <w:rPr>
+        <w:rFonts w:eastAsia="黑体"/>
         <w:b/>
         <w:bCs/>
       </w:rPr>
@@ -3805,6 +3985,7 @@
       <w:spacing w:after="0" w:line="240" w:lineRule="auto"/>
     </w:pPr>
     <w:rPr>
+      <w:rFonts w:eastAsia="黑体"/>
       <w:color w:themeColor="accent3" w:themeShade="BF" w:val="76923C"/>
     </w:rPr>
     <w:tblPr>
@@ -3827,6 +4008,7 @@
         <w:spacing w:after="0" w:before="0" w:line="240" w:lineRule="auto"/>
       </w:pPr>
       <w:rPr>
+        <w:rFonts w:eastAsia="黑体"/>
         <w:b/>
         <w:bCs/>
       </w:rPr>
@@ -3847,6 +4029,7 @@
         <w:spacing w:after="0" w:before="0" w:line="240" w:lineRule="auto"/>
       </w:pPr>
       <w:rPr>
+        <w:rFonts w:eastAsia="黑体"/>
         <w:b/>
         <w:bCs/>
       </w:rPr>
@@ -3864,12 +4047,14 @@
     </w:tblStylePr>
     <w:tblStylePr w:type="firstCol">
       <w:rPr>
+        <w:rFonts w:eastAsia="黑体"/>
         <w:b/>
         <w:bCs/>
       </w:rPr>
     </w:tblStylePr>
     <w:tblStylePr w:type="lastCol">
       <w:rPr>
+        <w:rFonts w:eastAsia="黑体"/>
         <w:b/>
         <w:bCs/>
       </w:rPr>
@@ -3908,6 +4093,7 @@
       <w:spacing w:after="0" w:line="240" w:lineRule="auto"/>
     </w:pPr>
     <w:rPr>
+      <w:rFonts w:eastAsia="黑体"/>
       <w:color w:themeColor="accent4" w:themeShade="BF" w:val="5F497A"/>
     </w:rPr>
     <w:tblPr>
@@ -3930,6 +4116,7 @@
         <w:spacing w:after="0" w:before="0" w:line="240" w:lineRule="auto"/>
       </w:pPr>
       <w:rPr>
+        <w:rFonts w:eastAsia="黑体"/>
         <w:b/>
         <w:bCs/>
       </w:rPr>
@@ -3950,6 +4137,7 @@
         <w:spacing w:after="0" w:before="0" w:line="240" w:lineRule="auto"/>
       </w:pPr>
       <w:rPr>
+        <w:rFonts w:eastAsia="黑体"/>
         <w:b/>
         <w:bCs/>
       </w:rPr>
@@ -3967,12 +4155,14 @@
     </w:tblStylePr>
     <w:tblStylePr w:type="firstCol">
       <w:rPr>
+        <w:rFonts w:eastAsia="黑体"/>
         <w:b/>
         <w:bCs/>
       </w:rPr>
     </w:tblStylePr>
     <w:tblStylePr w:type="lastCol">
       <w:rPr>
+        <w:rFonts w:eastAsia="黑体"/>
         <w:b/>
         <w:bCs/>
       </w:rPr>
@@ -4011,6 +4201,7 @@
       <w:spacing w:after="0" w:line="240" w:lineRule="auto"/>
     </w:pPr>
     <w:rPr>
+      <w:rFonts w:eastAsia="黑体"/>
       <w:color w:themeColor="accent5" w:themeShade="BF" w:val="31849B"/>
     </w:rPr>
     <w:tblPr>
@@ -4033,6 +4224,7 @@
         <w:spacing w:after="0" w:before="0" w:line="240" w:lineRule="auto"/>
       </w:pPr>
       <w:rPr>
+        <w:rFonts w:eastAsia="黑体"/>
         <w:b/>
         <w:bCs/>
       </w:rPr>
@@ -4053,6 +4245,7 @@
         <w:spacing w:after="0" w:before="0" w:line="240" w:lineRule="auto"/>
       </w:pPr>
       <w:rPr>
+        <w:rFonts w:eastAsia="黑体"/>
         <w:b/>
         <w:bCs/>
       </w:rPr>
@@ -4070,12 +4263,14 @@
     </w:tblStylePr>
     <w:tblStylePr w:type="firstCol">
       <w:rPr>
+        <w:rFonts w:eastAsia="黑体"/>
         <w:b/>
         <w:bCs/>
       </w:rPr>
     </w:tblStylePr>
     <w:tblStylePr w:type="lastCol">
       <w:rPr>
+        <w:rFonts w:eastAsia="黑体"/>
         <w:b/>
         <w:bCs/>
       </w:rPr>
@@ -4114,6 +4309,7 @@
       <w:spacing w:after="0" w:line="240" w:lineRule="auto"/>
     </w:pPr>
     <w:rPr>
+      <w:rFonts w:eastAsia="黑体"/>
       <w:color w:themeColor="accent6" w:themeShade="BF" w:val="E36C0A"/>
     </w:rPr>
     <w:tblPr>
@@ -4136,6 +4332,7 @@
         <w:spacing w:after="0" w:before="0" w:line="240" w:lineRule="auto"/>
       </w:pPr>
       <w:rPr>
+        <w:rFonts w:eastAsia="黑体"/>
         <w:b/>
         <w:bCs/>
       </w:rPr>
@@ -4156,6 +4353,7 @@
         <w:spacing w:after="0" w:before="0" w:line="240" w:lineRule="auto"/>
       </w:pPr>
       <w:rPr>
+        <w:rFonts w:eastAsia="黑体"/>
         <w:b/>
         <w:bCs/>
       </w:rPr>
@@ -4173,12 +4371,14 @@
     </w:tblStylePr>
     <w:tblStylePr w:type="firstCol">
       <w:rPr>
+        <w:rFonts w:eastAsia="黑体"/>
         <w:b/>
         <w:bCs/>
       </w:rPr>
     </w:tblStylePr>
     <w:tblStylePr w:type="lastCol">
       <w:rPr>
+        <w:rFonts w:eastAsia="黑体"/>
         <w:b/>
         <w:bCs/>
       </w:rPr>
@@ -4238,6 +4438,7 @@
         <w:spacing w:after="0" w:before="0" w:line="240" w:lineRule="auto"/>
       </w:pPr>
       <w:rPr>
+        <w:rFonts w:eastAsia="黑体"/>
         <w:b/>
         <w:bCs/>
         <w:color w:themeColor="background1" w:val="FFFFFF"/>
@@ -4252,6 +4453,7 @@
         <w:spacing w:after="0" w:before="0" w:line="240" w:lineRule="auto"/>
       </w:pPr>
       <w:rPr>
+        <w:rFonts w:eastAsia="黑体"/>
         <w:b/>
         <w:bCs/>
       </w:rPr>
@@ -4267,12 +4469,14 @@
     </w:tblStylePr>
     <w:tblStylePr w:type="firstCol">
       <w:rPr>
+        <w:rFonts w:eastAsia="黑体"/>
         <w:b/>
         <w:bCs/>
       </w:rPr>
     </w:tblStylePr>
     <w:tblStylePr w:type="lastCol">
       <w:rPr>
+        <w:rFonts w:eastAsia="黑体"/>
         <w:b/>
         <w:bCs/>
       </w:rPr>
@@ -4330,6 +4534,7 @@
         <w:spacing w:after="0" w:before="0" w:line="240" w:lineRule="auto"/>
       </w:pPr>
       <w:rPr>
+        <w:rFonts w:eastAsia="黑体"/>
         <w:b/>
         <w:bCs/>
         <w:color w:themeColor="background1" w:val="FFFFFF"/>
@@ -4344,6 +4549,7 @@
         <w:spacing w:after="0" w:before="0" w:line="240" w:lineRule="auto"/>
       </w:pPr>
       <w:rPr>
+        <w:rFonts w:eastAsia="黑体"/>
         <w:b/>
         <w:bCs/>
       </w:rPr>
@@ -4359,12 +4565,14 @@
     </w:tblStylePr>
     <w:tblStylePr w:type="firstCol">
       <w:rPr>
+        <w:rFonts w:eastAsia="黑体"/>
         <w:b/>
         <w:bCs/>
       </w:rPr>
     </w:tblStylePr>
     <w:tblStylePr w:type="lastCol">
       <w:rPr>
+        <w:rFonts w:eastAsia="黑体"/>
         <w:b/>
         <w:bCs/>
       </w:rPr>
@@ -4422,6 +4630,7 @@
         <w:spacing w:after="0" w:before="0" w:line="240" w:lineRule="auto"/>
       </w:pPr>
       <w:rPr>
+        <w:rFonts w:eastAsia="黑体"/>
         <w:b/>
         <w:bCs/>
         <w:color w:themeColor="background1" w:val="FFFFFF"/>
@@ -4436,6 +4645,7 @@
         <w:spacing w:after="0" w:before="0" w:line="240" w:lineRule="auto"/>
       </w:pPr>
       <w:rPr>
+        <w:rFonts w:eastAsia="黑体"/>
         <w:b/>
         <w:bCs/>
       </w:rPr>
@@ -4451,12 +4661,14 @@
     </w:tblStylePr>
     <w:tblStylePr w:type="firstCol">
       <w:rPr>
+        <w:rFonts w:eastAsia="黑体"/>
         <w:b/>
         <w:bCs/>
       </w:rPr>
     </w:tblStylePr>
     <w:tblStylePr w:type="lastCol">
       <w:rPr>
+        <w:rFonts w:eastAsia="黑体"/>
         <w:b/>
         <w:bCs/>
       </w:rPr>
@@ -4514,6 +4726,7 @@
         <w:spacing w:after="0" w:before="0" w:line="240" w:lineRule="auto"/>
       </w:pPr>
       <w:rPr>
+        <w:rFonts w:eastAsia="黑体"/>
         <w:b/>
         <w:bCs/>
         <w:color w:themeColor="background1" w:val="FFFFFF"/>
@@ -4528,6 +4741,7 @@
         <w:spacing w:after="0" w:before="0" w:line="240" w:lineRule="auto"/>
       </w:pPr>
       <w:rPr>
+        <w:rFonts w:eastAsia="黑体"/>
         <w:b/>
         <w:bCs/>
       </w:rPr>
@@ -4543,12 +4757,14 @@
     </w:tblStylePr>
     <w:tblStylePr w:type="firstCol">
       <w:rPr>
+        <w:rFonts w:eastAsia="黑体"/>
         <w:b/>
         <w:bCs/>
       </w:rPr>
     </w:tblStylePr>
     <w:tblStylePr w:type="lastCol">
       <w:rPr>
+        <w:rFonts w:eastAsia="黑体"/>
         <w:b/>
         <w:bCs/>
       </w:rPr>
@@ -4606,6 +4822,7 @@
         <w:spacing w:after="0" w:before="0" w:line="240" w:lineRule="auto"/>
       </w:pPr>
       <w:rPr>
+        <w:rFonts w:eastAsia="黑体"/>
         <w:b/>
         <w:bCs/>
         <w:color w:themeColor="background1" w:val="FFFFFF"/>
@@ -4620,6 +4837,7 @@
         <w:spacing w:after="0" w:before="0" w:line="240" w:lineRule="auto"/>
       </w:pPr>
       <w:rPr>
+        <w:rFonts w:eastAsia="黑体"/>
         <w:b/>
         <w:bCs/>
       </w:rPr>
@@ -4635,12 +4853,14 @@
     </w:tblStylePr>
     <w:tblStylePr w:type="firstCol">
       <w:rPr>
+        <w:rFonts w:eastAsia="黑体"/>
         <w:b/>
         <w:bCs/>
       </w:rPr>
     </w:tblStylePr>
     <w:tblStylePr w:type="lastCol">
       <w:rPr>
+        <w:rFonts w:eastAsia="黑体"/>
         <w:b/>
         <w:bCs/>
       </w:rPr>
@@ -4698,6 +4918,7 @@
         <w:spacing w:after="0" w:before="0" w:line="240" w:lineRule="auto"/>
       </w:pPr>
       <w:rPr>
+        <w:rFonts w:eastAsia="黑体"/>
         <w:b/>
         <w:bCs/>
         <w:color w:themeColor="background1" w:val="FFFFFF"/>
@@ -4712,6 +4933,7 @@
         <w:spacing w:after="0" w:before="0" w:line="240" w:lineRule="auto"/>
       </w:pPr>
       <w:rPr>
+        <w:rFonts w:eastAsia="黑体"/>
         <w:b/>
         <w:bCs/>
       </w:rPr>
@@ -4727,12 +4949,14 @@
     </w:tblStylePr>
     <w:tblStylePr w:type="firstCol">
       <w:rPr>
+        <w:rFonts w:eastAsia="黑体"/>
         <w:b/>
         <w:bCs/>
       </w:rPr>
     </w:tblStylePr>
     <w:tblStylePr w:type="lastCol">
       <w:rPr>
+        <w:rFonts w:eastAsia="黑体"/>
         <w:b/>
         <w:bCs/>
       </w:rPr>
@@ -4790,6 +5014,7 @@
         <w:spacing w:after="0" w:before="0" w:line="240" w:lineRule="auto"/>
       </w:pPr>
       <w:rPr>
+        <w:rFonts w:eastAsia="黑体"/>
         <w:b/>
         <w:bCs/>
         <w:color w:themeColor="background1" w:val="FFFFFF"/>
@@ -4804,6 +5029,7 @@
         <w:spacing w:after="0" w:before="0" w:line="240" w:lineRule="auto"/>
       </w:pPr>
       <w:rPr>
+        <w:rFonts w:eastAsia="黑体"/>
         <w:b/>
         <w:bCs/>
       </w:rPr>
@@ -4819,12 +5045,14 @@
     </w:tblStylePr>
     <w:tblStylePr w:type="firstCol">
       <w:rPr>
+        <w:rFonts w:eastAsia="黑体"/>
         <w:b/>
         <w:bCs/>
       </w:rPr>
     </w:tblStylePr>
     <w:tblStylePr w:type="lastCol">
       <w:rPr>
+        <w:rFonts w:eastAsia="黑体"/>
         <w:b/>
         <w:bCs/>
       </w:rPr>
@@ -4884,7 +5112,7 @@
         <w:spacing w:after="0" w:before="0" w:line="240" w:lineRule="auto"/>
       </w:pPr>
       <w:rPr>
-        <w:rFonts w:asciiTheme="majorHAnsi" w:cstheme="majorBidi" w:eastAsiaTheme="majorEastAsia" w:hAnsiTheme="majorHAnsi"/>
+        <w:rFonts w:asciiTheme="majorHAnsi" w:cstheme="majorBidi" w:hAnsiTheme="majorHAnsi" w:eastAsia="黑体"/>
         <w:b/>
         <w:bCs/>
       </w:rPr>
@@ -4905,7 +5133,7 @@
         <w:spacing w:after="0" w:before="0" w:line="240" w:lineRule="auto"/>
       </w:pPr>
       <w:rPr>
-        <w:rFonts w:asciiTheme="majorHAnsi" w:cstheme="majorBidi" w:eastAsiaTheme="majorEastAsia" w:hAnsiTheme="majorHAnsi"/>
+        <w:rFonts w:asciiTheme="majorHAnsi" w:cstheme="majorBidi" w:hAnsiTheme="majorHAnsi" w:eastAsia="黑体"/>
         <w:b/>
         <w:bCs/>
       </w:rPr>
@@ -4923,14 +5151,14 @@
     </w:tblStylePr>
     <w:tblStylePr w:type="firstCol">
       <w:rPr>
-        <w:rFonts w:asciiTheme="majorHAnsi" w:cstheme="majorBidi" w:eastAsiaTheme="majorEastAsia" w:hAnsiTheme="majorHAnsi"/>
+        <w:rFonts w:asciiTheme="majorHAnsi" w:cstheme="majorBidi" w:hAnsiTheme="majorHAnsi" w:eastAsia="黑体"/>
         <w:b/>
         <w:bCs/>
       </w:rPr>
     </w:tblStylePr>
     <w:tblStylePr w:type="lastCol">
       <w:rPr>
-        <w:rFonts w:asciiTheme="majorHAnsi" w:cstheme="majorBidi" w:eastAsiaTheme="majorEastAsia" w:hAnsiTheme="majorHAnsi"/>
+        <w:rFonts w:asciiTheme="majorHAnsi" w:cstheme="majorBidi" w:hAnsiTheme="majorHAnsi" w:eastAsia="黑体"/>
         <w:b/>
         <w:bCs/>
       </w:rPr>
@@ -5014,7 +5242,7 @@
         <w:spacing w:after="0" w:before="0" w:line="240" w:lineRule="auto"/>
       </w:pPr>
       <w:rPr>
-        <w:rFonts w:asciiTheme="majorHAnsi" w:cstheme="majorBidi" w:eastAsiaTheme="majorEastAsia" w:hAnsiTheme="majorHAnsi"/>
+        <w:rFonts w:asciiTheme="majorHAnsi" w:cstheme="majorBidi" w:hAnsiTheme="majorHAnsi" w:eastAsia="黑体"/>
         <w:b/>
         <w:bCs/>
       </w:rPr>
@@ -5035,7 +5263,7 @@
         <w:spacing w:after="0" w:before="0" w:line="240" w:lineRule="auto"/>
       </w:pPr>
       <w:rPr>
-        <w:rFonts w:asciiTheme="majorHAnsi" w:cstheme="majorBidi" w:eastAsiaTheme="majorEastAsia" w:hAnsiTheme="majorHAnsi"/>
+        <w:rFonts w:asciiTheme="majorHAnsi" w:cstheme="majorBidi" w:hAnsiTheme="majorHAnsi" w:eastAsia="黑体"/>
         <w:b/>
         <w:bCs/>
       </w:rPr>
@@ -5053,14 +5281,14 @@
     </w:tblStylePr>
     <w:tblStylePr w:type="firstCol">
       <w:rPr>
-        <w:rFonts w:asciiTheme="majorHAnsi" w:cstheme="majorBidi" w:eastAsiaTheme="majorEastAsia" w:hAnsiTheme="majorHAnsi"/>
+        <w:rFonts w:asciiTheme="majorHAnsi" w:cstheme="majorBidi" w:hAnsiTheme="majorHAnsi" w:eastAsia="黑体"/>
         <w:b/>
         <w:bCs/>
       </w:rPr>
     </w:tblStylePr>
     <w:tblStylePr w:type="lastCol">
       <w:rPr>
-        <w:rFonts w:asciiTheme="majorHAnsi" w:cstheme="majorBidi" w:eastAsiaTheme="majorEastAsia" w:hAnsiTheme="majorHAnsi"/>
+        <w:rFonts w:asciiTheme="majorHAnsi" w:cstheme="majorBidi" w:hAnsiTheme="majorHAnsi" w:eastAsia="黑体"/>
         <w:b/>
         <w:bCs/>
       </w:rPr>
@@ -5144,7 +5372,7 @@
         <w:spacing w:after="0" w:before="0" w:line="240" w:lineRule="auto"/>
       </w:pPr>
       <w:rPr>
-        <w:rFonts w:asciiTheme="majorHAnsi" w:cstheme="majorBidi" w:eastAsiaTheme="majorEastAsia" w:hAnsiTheme="majorHAnsi"/>
+        <w:rFonts w:asciiTheme="majorHAnsi" w:cstheme="majorBidi" w:hAnsiTheme="majorHAnsi" w:eastAsia="黑体"/>
         <w:b/>
         <w:bCs/>
       </w:rPr>
@@ -5165,7 +5393,7 @@
         <w:spacing w:after="0" w:before="0" w:line="240" w:lineRule="auto"/>
       </w:pPr>
       <w:rPr>
-        <w:rFonts w:asciiTheme="majorHAnsi" w:cstheme="majorBidi" w:eastAsiaTheme="majorEastAsia" w:hAnsiTheme="majorHAnsi"/>
+        <w:rFonts w:asciiTheme="majorHAnsi" w:cstheme="majorBidi" w:hAnsiTheme="majorHAnsi" w:eastAsia="黑体"/>
         <w:b/>
         <w:bCs/>
       </w:rPr>
@@ -5183,14 +5411,14 @@
     </w:tblStylePr>
     <w:tblStylePr w:type="firstCol">
       <w:rPr>
-        <w:rFonts w:asciiTheme="majorHAnsi" w:cstheme="majorBidi" w:eastAsiaTheme="majorEastAsia" w:hAnsiTheme="majorHAnsi"/>
+        <w:rFonts w:asciiTheme="majorHAnsi" w:cstheme="majorBidi" w:hAnsiTheme="majorHAnsi" w:eastAsia="黑体"/>
         <w:b/>
         <w:bCs/>
       </w:rPr>
     </w:tblStylePr>
     <w:tblStylePr w:type="lastCol">
       <w:rPr>
-        <w:rFonts w:asciiTheme="majorHAnsi" w:cstheme="majorBidi" w:eastAsiaTheme="majorEastAsia" w:hAnsiTheme="majorHAnsi"/>
+        <w:rFonts w:asciiTheme="majorHAnsi" w:cstheme="majorBidi" w:hAnsiTheme="majorHAnsi" w:eastAsia="黑体"/>
         <w:b/>
         <w:bCs/>
       </w:rPr>
@@ -5274,7 +5502,7 @@
         <w:spacing w:after="0" w:before="0" w:line="240" w:lineRule="auto"/>
       </w:pPr>
       <w:rPr>
-        <w:rFonts w:asciiTheme="majorHAnsi" w:cstheme="majorBidi" w:eastAsiaTheme="majorEastAsia" w:hAnsiTheme="majorHAnsi"/>
+        <w:rFonts w:asciiTheme="majorHAnsi" w:cstheme="majorBidi" w:hAnsiTheme="majorHAnsi" w:eastAsia="黑体"/>
         <w:b/>
         <w:bCs/>
       </w:rPr>
@@ -5295,7 +5523,7 @@
         <w:spacing w:after="0" w:before="0" w:line="240" w:lineRule="auto"/>
       </w:pPr>
       <w:rPr>
-        <w:rFonts w:asciiTheme="majorHAnsi" w:cstheme="majorBidi" w:eastAsiaTheme="majorEastAsia" w:hAnsiTheme="majorHAnsi"/>
+        <w:rFonts w:asciiTheme="majorHAnsi" w:cstheme="majorBidi" w:hAnsiTheme="majorHAnsi" w:eastAsia="黑体"/>
         <w:b/>
         <w:bCs/>
       </w:rPr>
@@ -5313,14 +5541,14 @@
     </w:tblStylePr>
     <w:tblStylePr w:type="firstCol">
       <w:rPr>
-        <w:rFonts w:asciiTheme="majorHAnsi" w:cstheme="majorBidi" w:eastAsiaTheme="majorEastAsia" w:hAnsiTheme="majorHAnsi"/>
+        <w:rFonts w:asciiTheme="majorHAnsi" w:cstheme="majorBidi" w:hAnsiTheme="majorHAnsi" w:eastAsia="黑体"/>
         <w:b/>
         <w:bCs/>
       </w:rPr>
     </w:tblStylePr>
     <w:tblStylePr w:type="lastCol">
       <w:rPr>
-        <w:rFonts w:asciiTheme="majorHAnsi" w:cstheme="majorBidi" w:eastAsiaTheme="majorEastAsia" w:hAnsiTheme="majorHAnsi"/>
+        <w:rFonts w:asciiTheme="majorHAnsi" w:cstheme="majorBidi" w:hAnsiTheme="majorHAnsi" w:eastAsia="黑体"/>
         <w:b/>
         <w:bCs/>
       </w:rPr>
@@ -5404,7 +5632,7 @@
         <w:spacing w:after="0" w:before="0" w:line="240" w:lineRule="auto"/>
       </w:pPr>
       <w:rPr>
-        <w:rFonts w:asciiTheme="majorHAnsi" w:cstheme="majorBidi" w:eastAsiaTheme="majorEastAsia" w:hAnsiTheme="majorHAnsi"/>
+        <w:rFonts w:asciiTheme="majorHAnsi" w:cstheme="majorBidi" w:hAnsiTheme="majorHAnsi" w:eastAsia="黑体"/>
         <w:b/>
         <w:bCs/>
       </w:rPr>
@@ -5425,7 +5653,7 @@
         <w:spacing w:after="0" w:before="0" w:line="240" w:lineRule="auto"/>
       </w:pPr>
       <w:rPr>
-        <w:rFonts w:asciiTheme="majorHAnsi" w:cstheme="majorBidi" w:eastAsiaTheme="majorEastAsia" w:hAnsiTheme="majorHAnsi"/>
+        <w:rFonts w:asciiTheme="majorHAnsi" w:cstheme="majorBidi" w:hAnsiTheme="majorHAnsi" w:eastAsia="黑体"/>
         <w:b/>
         <w:bCs/>
       </w:rPr>
@@ -5443,14 +5671,14 @@
     </w:tblStylePr>
     <w:tblStylePr w:type="firstCol">
       <w:rPr>
-        <w:rFonts w:asciiTheme="majorHAnsi" w:cstheme="majorBidi" w:eastAsiaTheme="majorEastAsia" w:hAnsiTheme="majorHAnsi"/>
+        <w:rFonts w:asciiTheme="majorHAnsi" w:cstheme="majorBidi" w:hAnsiTheme="majorHAnsi" w:eastAsia="黑体"/>
         <w:b/>
         <w:bCs/>
       </w:rPr>
     </w:tblStylePr>
     <w:tblStylePr w:type="lastCol">
       <w:rPr>
-        <w:rFonts w:asciiTheme="majorHAnsi" w:cstheme="majorBidi" w:eastAsiaTheme="majorEastAsia" w:hAnsiTheme="majorHAnsi"/>
+        <w:rFonts w:asciiTheme="majorHAnsi" w:cstheme="majorBidi" w:hAnsiTheme="majorHAnsi" w:eastAsia="黑体"/>
         <w:b/>
         <w:bCs/>
       </w:rPr>
@@ -5534,7 +5762,7 @@
         <w:spacing w:after="0" w:before="0" w:line="240" w:lineRule="auto"/>
       </w:pPr>
       <w:rPr>
-        <w:rFonts w:asciiTheme="majorHAnsi" w:cstheme="majorBidi" w:eastAsiaTheme="majorEastAsia" w:hAnsiTheme="majorHAnsi"/>
+        <w:rFonts w:asciiTheme="majorHAnsi" w:cstheme="majorBidi" w:hAnsiTheme="majorHAnsi" w:eastAsia="黑体"/>
         <w:b/>
         <w:bCs/>
       </w:rPr>
@@ -5555,7 +5783,7 @@
         <w:spacing w:after="0" w:before="0" w:line="240" w:lineRule="auto"/>
       </w:pPr>
       <w:rPr>
-        <w:rFonts w:asciiTheme="majorHAnsi" w:cstheme="majorBidi" w:eastAsiaTheme="majorEastAsia" w:hAnsiTheme="majorHAnsi"/>
+        <w:rFonts w:asciiTheme="majorHAnsi" w:cstheme="majorBidi" w:hAnsiTheme="majorHAnsi" w:eastAsia="黑体"/>
         <w:b/>
         <w:bCs/>
       </w:rPr>
@@ -5573,14 +5801,14 @@
     </w:tblStylePr>
     <w:tblStylePr w:type="firstCol">
       <w:rPr>
-        <w:rFonts w:asciiTheme="majorHAnsi" w:cstheme="majorBidi" w:eastAsiaTheme="majorEastAsia" w:hAnsiTheme="majorHAnsi"/>
+        <w:rFonts w:asciiTheme="majorHAnsi" w:cstheme="majorBidi" w:hAnsiTheme="majorHAnsi" w:eastAsia="黑体"/>
         <w:b/>
         <w:bCs/>
       </w:rPr>
     </w:tblStylePr>
     <w:tblStylePr w:type="lastCol">
       <w:rPr>
-        <w:rFonts w:asciiTheme="majorHAnsi" w:cstheme="majorBidi" w:eastAsiaTheme="majorEastAsia" w:hAnsiTheme="majorHAnsi"/>
+        <w:rFonts w:asciiTheme="majorHAnsi" w:cstheme="majorBidi" w:hAnsiTheme="majorHAnsi" w:eastAsia="黑体"/>
         <w:b/>
         <w:bCs/>
       </w:rPr>
@@ -5664,7 +5892,7 @@
         <w:spacing w:after="0" w:before="0" w:line="240" w:lineRule="auto"/>
       </w:pPr>
       <w:rPr>
-        <w:rFonts w:asciiTheme="majorHAnsi" w:cstheme="majorBidi" w:eastAsiaTheme="majorEastAsia" w:hAnsiTheme="majorHAnsi"/>
+        <w:rFonts w:asciiTheme="majorHAnsi" w:cstheme="majorBidi" w:hAnsiTheme="majorHAnsi" w:eastAsia="黑体"/>
         <w:b/>
         <w:bCs/>
       </w:rPr>
@@ -5685,7 +5913,7 @@
         <w:spacing w:after="0" w:before="0" w:line="240" w:lineRule="auto"/>
       </w:pPr>
       <w:rPr>
-        <w:rFonts w:asciiTheme="majorHAnsi" w:cstheme="majorBidi" w:eastAsiaTheme="majorEastAsia" w:hAnsiTheme="majorHAnsi"/>
+        <w:rFonts w:asciiTheme="majorHAnsi" w:cstheme="majorBidi" w:hAnsiTheme="majorHAnsi" w:eastAsia="黑体"/>
         <w:b/>
         <w:bCs/>
       </w:rPr>
@@ -5703,14 +5931,14 @@
     </w:tblStylePr>
     <w:tblStylePr w:type="firstCol">
       <w:rPr>
-        <w:rFonts w:asciiTheme="majorHAnsi" w:cstheme="majorBidi" w:eastAsiaTheme="majorEastAsia" w:hAnsiTheme="majorHAnsi"/>
+        <w:rFonts w:asciiTheme="majorHAnsi" w:cstheme="majorBidi" w:hAnsiTheme="majorHAnsi" w:eastAsia="黑体"/>
         <w:b/>
         <w:bCs/>
       </w:rPr>
     </w:tblStylePr>
     <w:tblStylePr w:type="lastCol">
       <w:rPr>
-        <w:rFonts w:asciiTheme="majorHAnsi" w:cstheme="majorBidi" w:eastAsiaTheme="majorEastAsia" w:hAnsiTheme="majorHAnsi"/>
+        <w:rFonts w:asciiTheme="majorHAnsi" w:cstheme="majorBidi" w:hAnsiTheme="majorHAnsi" w:eastAsia="黑体"/>
         <w:b/>
         <w:bCs/>
       </w:rPr>
@@ -5793,6 +6021,7 @@
         <w:spacing w:after="0" w:before="0" w:line="240" w:lineRule="auto"/>
       </w:pPr>
       <w:rPr>
+        <w:rFonts w:eastAsia="黑体"/>
         <w:b/>
         <w:bCs/>
         <w:color w:themeColor="background1" w:val="FFFFFF"/>
@@ -5815,6 +6044,7 @@
         <w:spacing w:after="0" w:before="0" w:line="240" w:lineRule="auto"/>
       </w:pPr>
       <w:rPr>
+        <w:rFonts w:eastAsia="黑体"/>
         <w:b/>
         <w:bCs/>
       </w:rPr>
@@ -5832,12 +6062,14 @@
     </w:tblStylePr>
     <w:tblStylePr w:type="firstCol">
       <w:rPr>
+        <w:rFonts w:eastAsia="黑体"/>
         <w:b/>
         <w:bCs/>
       </w:rPr>
     </w:tblStylePr>
     <w:tblStylePr w:type="lastCol">
       <w:rPr>
+        <w:rFonts w:eastAsia="黑体"/>
         <w:b/>
         <w:bCs/>
       </w:rPr>
@@ -5899,6 +6131,7 @@
         <w:spacing w:after="0" w:before="0" w:line="240" w:lineRule="auto"/>
       </w:pPr>
       <w:rPr>
+        <w:rFonts w:eastAsia="黑体"/>
         <w:b/>
         <w:bCs/>
         <w:color w:themeColor="background1" w:val="FFFFFF"/>
@@ -5921,6 +6154,7 @@
         <w:spacing w:after="0" w:before="0" w:line="240" w:lineRule="auto"/>
       </w:pPr>
       <w:rPr>
+        <w:rFonts w:eastAsia="黑体"/>
         <w:b/>
         <w:bCs/>
       </w:rPr>
@@ -5938,12 +6172,14 @@
     </w:tblStylePr>
     <w:tblStylePr w:type="firstCol">
       <w:rPr>
+        <w:rFonts w:eastAsia="黑体"/>
         <w:b/>
         <w:bCs/>
       </w:rPr>
     </w:tblStylePr>
     <w:tblStylePr w:type="lastCol">
       <w:rPr>
+        <w:rFonts w:eastAsia="黑体"/>
         <w:b/>
         <w:bCs/>
       </w:rPr>
@@ -6005,6 +6241,7 @@
         <w:spacing w:after="0" w:before="0" w:line="240" w:lineRule="auto"/>
       </w:pPr>
       <w:rPr>
+        <w:rFonts w:eastAsia="黑体"/>
         <w:b/>
         <w:bCs/>
         <w:color w:themeColor="background1" w:val="FFFFFF"/>
@@ -6027,6 +6264,7 @@
         <w:spacing w:after="0" w:before="0" w:line="240" w:lineRule="auto"/>
       </w:pPr>
       <w:rPr>
+        <w:rFonts w:eastAsia="黑体"/>
         <w:b/>
         <w:bCs/>
       </w:rPr>
@@ -6044,12 +6282,14 @@
     </w:tblStylePr>
     <w:tblStylePr w:type="firstCol">
       <w:rPr>
+        <w:rFonts w:eastAsia="黑体"/>
         <w:b/>
         <w:bCs/>
       </w:rPr>
     </w:tblStylePr>
     <w:tblStylePr w:type="lastCol">
       <w:rPr>
+        <w:rFonts w:eastAsia="黑体"/>
         <w:b/>
         <w:bCs/>
       </w:rPr>
@@ -6111,6 +6351,7 @@
         <w:spacing w:after="0" w:before="0" w:line="240" w:lineRule="auto"/>
       </w:pPr>
       <w:rPr>
+        <w:rFonts w:eastAsia="黑体"/>
         <w:b/>
         <w:bCs/>
         <w:color w:themeColor="background1" w:val="FFFFFF"/>
@@ -6133,6 +6374,7 @@
         <w:spacing w:after="0" w:before="0" w:line="240" w:lineRule="auto"/>
       </w:pPr>
       <w:rPr>
+        <w:rFonts w:eastAsia="黑体"/>
         <w:b/>
         <w:bCs/>
       </w:rPr>
@@ -6150,12 +6392,14 @@
     </w:tblStylePr>
     <w:tblStylePr w:type="firstCol">
       <w:rPr>
+        <w:rFonts w:eastAsia="黑体"/>
         <w:b/>
         <w:bCs/>
       </w:rPr>
     </w:tblStylePr>
     <w:tblStylePr w:type="lastCol">
       <w:rPr>
+        <w:rFonts w:eastAsia="黑体"/>
         <w:b/>
         <w:bCs/>
       </w:rPr>
@@ -6217,6 +6461,7 @@
         <w:spacing w:after="0" w:before="0" w:line="240" w:lineRule="auto"/>
       </w:pPr>
       <w:rPr>
+        <w:rFonts w:eastAsia="黑体"/>
         <w:b/>
         <w:bCs/>
         <w:color w:themeColor="background1" w:val="FFFFFF"/>
@@ -6239,6 +6484,7 @@
         <w:spacing w:after="0" w:before="0" w:line="240" w:lineRule="auto"/>
       </w:pPr>
       <w:rPr>
+        <w:rFonts w:eastAsia="黑体"/>
         <w:b/>
         <w:bCs/>
       </w:rPr>
@@ -6256,12 +6502,14 @@
     </w:tblStylePr>
     <w:tblStylePr w:type="firstCol">
       <w:rPr>
+        <w:rFonts w:eastAsia="黑体"/>
         <w:b/>
         <w:bCs/>
       </w:rPr>
     </w:tblStylePr>
     <w:tblStylePr w:type="lastCol">
       <w:rPr>
+        <w:rFonts w:eastAsia="黑体"/>
         <w:b/>
         <w:bCs/>
       </w:rPr>
@@ -6323,6 +6571,7 @@
         <w:spacing w:after="0" w:before="0" w:line="240" w:lineRule="auto"/>
       </w:pPr>
       <w:rPr>
+        <w:rFonts w:eastAsia="黑体"/>
         <w:b/>
         <w:bCs/>
         <w:color w:themeColor="background1" w:val="FFFFFF"/>
@@ -6345,6 +6594,7 @@
         <w:spacing w:after="0" w:before="0" w:line="240" w:lineRule="auto"/>
       </w:pPr>
       <w:rPr>
+        <w:rFonts w:eastAsia="黑体"/>
         <w:b/>
         <w:bCs/>
       </w:rPr>
@@ -6362,12 +6612,14 @@
     </w:tblStylePr>
     <w:tblStylePr w:type="firstCol">
       <w:rPr>
+        <w:rFonts w:eastAsia="黑体"/>
         <w:b/>
         <w:bCs/>
       </w:rPr>
     </w:tblStylePr>
     <w:tblStylePr w:type="lastCol">
       <w:rPr>
+        <w:rFonts w:eastAsia="黑体"/>
         <w:b/>
         <w:bCs/>
       </w:rPr>
@@ -6429,6 +6681,7 @@
         <w:spacing w:after="0" w:before="0" w:line="240" w:lineRule="auto"/>
       </w:pPr>
       <w:rPr>
+        <w:rFonts w:eastAsia="黑体"/>
         <w:b/>
         <w:bCs/>
         <w:color w:themeColor="background1" w:val="FFFFFF"/>
@@ -6451,6 +6704,7 @@
         <w:spacing w:after="0" w:before="0" w:line="240" w:lineRule="auto"/>
       </w:pPr>
       <w:rPr>
+        <w:rFonts w:eastAsia="黑体"/>
         <w:b/>
         <w:bCs/>
       </w:rPr>
@@ -6468,12 +6722,14 @@
     </w:tblStylePr>
     <w:tblStylePr w:type="firstCol">
       <w:rPr>
+        <w:rFonts w:eastAsia="黑体"/>
         <w:b/>
         <w:bCs/>
       </w:rPr>
     </w:tblStylePr>
     <w:tblStylePr w:type="lastCol">
       <w:rPr>
+        <w:rFonts w:eastAsia="黑体"/>
         <w:b/>
         <w:bCs/>
       </w:rPr>
@@ -6532,6 +6788,7 @@
         <w:spacing w:after="0" w:before="0" w:line="240" w:lineRule="auto"/>
       </w:pPr>
       <w:rPr>
+        <w:rFonts w:eastAsia="黑体"/>
         <w:b/>
         <w:bCs/>
         <w:color w:themeColor="background1" w:val="FFFFFF"/>
@@ -6554,6 +6811,7 @@
         <w:spacing w:after="0" w:before="0" w:line="240" w:lineRule="auto"/>
       </w:pPr>
       <w:rPr>
+        <w:rFonts w:eastAsia="黑体"/>
         <w:color w:val="auto"/>
       </w:rPr>
       <w:tblPr/>
@@ -6571,6 +6829,7 @@
     </w:tblStylePr>
     <w:tblStylePr w:type="firstCol">
       <w:rPr>
+        <w:rFonts w:eastAsia="黑体"/>
         <w:b/>
         <w:bCs/>
         <w:color w:themeColor="background1" w:val="FFFFFF"/>
@@ -6590,6 +6849,7 @@
     </w:tblStylePr>
     <w:tblStylePr w:type="lastCol">
       <w:rPr>
+        <w:rFonts w:eastAsia="黑体"/>
         <w:b/>
         <w:bCs/>
         <w:color w:themeColor="background1" w:val="FFFFFF"/>
@@ -6638,6 +6898,7 @@
     </w:tblStylePr>
     <w:tblStylePr w:type="nwCell">
       <w:rPr>
+        <w:rFonts w:eastAsia="黑体"/>
         <w:color w:themeColor="background1" w:val="FFFFFF"/>
       </w:rPr>
       <w:tblPr/>
@@ -6681,6 +6942,7 @@
         <w:spacing w:after="0" w:before="0" w:line="240" w:lineRule="auto"/>
       </w:pPr>
       <w:rPr>
+        <w:rFonts w:eastAsia="黑体"/>
         <w:b/>
         <w:bCs/>
         <w:color w:themeColor="background1" w:val="FFFFFF"/>
@@ -6703,6 +6965,7 @@
         <w:spacing w:after="0" w:before="0" w:line="240" w:lineRule="auto"/>
       </w:pPr>
       <w:rPr>
+        <w:rFonts w:eastAsia="黑体"/>
         <w:color w:val="auto"/>
       </w:rPr>
       <w:tblPr/>
@@ -6720,6 +6983,7 @@
     </w:tblStylePr>
     <w:tblStylePr w:type="firstCol">
       <w:rPr>
+        <w:rFonts w:eastAsia="黑体"/>
         <w:b/>
         <w:bCs/>
         <w:color w:themeColor="background1" w:val="FFFFFF"/>
@@ -6739,6 +7003,7 @@
     </w:tblStylePr>
     <w:tblStylePr w:type="lastCol">
       <w:rPr>
+        <w:rFonts w:eastAsia="黑体"/>
         <w:b/>
         <w:bCs/>
         <w:color w:themeColor="background1" w:val="FFFFFF"/>
@@ -6787,6 +7052,7 @@
     </w:tblStylePr>
     <w:tblStylePr w:type="nwCell">
       <w:rPr>
+        <w:rFonts w:eastAsia="黑体"/>
         <w:color w:themeColor="background1" w:val="FFFFFF"/>
       </w:rPr>
       <w:tblPr/>
@@ -6830,6 +7096,7 @@
         <w:spacing w:after="0" w:before="0" w:line="240" w:lineRule="auto"/>
       </w:pPr>
       <w:rPr>
+        <w:rFonts w:eastAsia="黑体"/>
         <w:b/>
         <w:bCs/>
         <w:color w:themeColor="background1" w:val="FFFFFF"/>
@@ -6852,6 +7119,7 @@
         <w:spacing w:after="0" w:before="0" w:line="240" w:lineRule="auto"/>
       </w:pPr>
       <w:rPr>
+        <w:rFonts w:eastAsia="黑体"/>
         <w:color w:val="auto"/>
       </w:rPr>
       <w:tblPr/>
@@ -6869,6 +7137,7 @@
     </w:tblStylePr>
     <w:tblStylePr w:type="firstCol">
       <w:rPr>
+        <w:rFonts w:eastAsia="黑体"/>
         <w:b/>
         <w:bCs/>
         <w:color w:themeColor="background1" w:val="FFFFFF"/>
@@ -6888,6 +7157,7 @@
     </w:tblStylePr>
     <w:tblStylePr w:type="lastCol">
       <w:rPr>
+        <w:rFonts w:eastAsia="黑体"/>
         <w:b/>
         <w:bCs/>
         <w:color w:themeColor="background1" w:val="FFFFFF"/>
@@ -6936,6 +7206,7 @@
     </w:tblStylePr>
     <w:tblStylePr w:type="nwCell">
       <w:rPr>
+        <w:rFonts w:eastAsia="黑体"/>
         <w:color w:themeColor="background1" w:val="FFFFFF"/>
       </w:rPr>
       <w:tblPr/>
@@ -6979,6 +7250,7 @@
         <w:spacing w:after="0" w:before="0" w:line="240" w:lineRule="auto"/>
       </w:pPr>
       <w:rPr>
+        <w:rFonts w:eastAsia="黑体"/>
         <w:b/>
         <w:bCs/>
         <w:color w:themeColor="background1" w:val="FFFFFF"/>
@@ -7001,6 +7273,7 @@
         <w:spacing w:after="0" w:before="0" w:line="240" w:lineRule="auto"/>
       </w:pPr>
       <w:rPr>
+        <w:rFonts w:eastAsia="黑体"/>
         <w:color w:val="auto"/>
       </w:rPr>
       <w:tblPr/>
@@ -7018,6 +7291,7 @@
     </w:tblStylePr>
     <w:tblStylePr w:type="firstCol">
       <w:rPr>
+        <w:rFonts w:eastAsia="黑体"/>
         <w:b/>
         <w:bCs/>
         <w:color w:themeColor="background1" w:val="FFFFFF"/>
@@ -7037,6 +7311,7 @@
     </w:tblStylePr>
     <w:tblStylePr w:type="lastCol">
       <w:rPr>
+        <w:rFonts w:eastAsia="黑体"/>
         <w:b/>
         <w:bCs/>
         <w:color w:themeColor="background1" w:val="FFFFFF"/>
@@ -7085,6 +7360,7 @@
     </w:tblStylePr>
     <w:tblStylePr w:type="nwCell">
       <w:rPr>
+        <w:rFonts w:eastAsia="黑体"/>
         <w:color w:themeColor="background1" w:val="FFFFFF"/>
       </w:rPr>
       <w:tblPr/>
@@ -7128,6 +7404,7 @@
         <w:spacing w:after="0" w:before="0" w:line="240" w:lineRule="auto"/>
       </w:pPr>
       <w:rPr>
+        <w:rFonts w:eastAsia="黑体"/>
         <w:b/>
         <w:bCs/>
         <w:color w:themeColor="background1" w:val="FFFFFF"/>
@@ -7150,6 +7427,7 @@
         <w:spacing w:after="0" w:before="0" w:line="240" w:lineRule="auto"/>
       </w:pPr>
       <w:rPr>
+        <w:rFonts w:eastAsia="黑体"/>
         <w:color w:val="auto"/>
       </w:rPr>
       <w:tblPr/>
@@ -7167,6 +7445,7 @@
     </w:tblStylePr>
     <w:tblStylePr w:type="firstCol">
       <w:rPr>
+        <w:rFonts w:eastAsia="黑体"/>
         <w:b/>
         <w:bCs/>
         <w:color w:themeColor="background1" w:val="FFFFFF"/>
@@ -7186,6 +7465,7 @@
     </w:tblStylePr>
     <w:tblStylePr w:type="lastCol">
       <w:rPr>
+        <w:rFonts w:eastAsia="黑体"/>
         <w:b/>
         <w:bCs/>
         <w:color w:themeColor="background1" w:val="FFFFFF"/>
@@ -7234,6 +7514,7 @@
     </w:tblStylePr>
     <w:tblStylePr w:type="nwCell">
       <w:rPr>
+        <w:rFonts w:eastAsia="黑体"/>
         <w:color w:themeColor="background1" w:val="FFFFFF"/>
       </w:rPr>
       <w:tblPr/>
@@ -7277,6 +7558,7 @@
         <w:spacing w:after="0" w:before="0" w:line="240" w:lineRule="auto"/>
       </w:pPr>
       <w:rPr>
+        <w:rFonts w:eastAsia="黑体"/>
         <w:b/>
         <w:bCs/>
         <w:color w:themeColor="background1" w:val="FFFFFF"/>
@@ -7299,6 +7581,7 @@
         <w:spacing w:after="0" w:before="0" w:line="240" w:lineRule="auto"/>
       </w:pPr>
       <w:rPr>
+        <w:rFonts w:eastAsia="黑体"/>
         <w:color w:val="auto"/>
       </w:rPr>
       <w:tblPr/>
@@ -7316,6 +7599,7 @@
     </w:tblStylePr>
     <w:tblStylePr w:type="firstCol">
       <w:rPr>
+        <w:rFonts w:eastAsia="黑体"/>
         <w:b/>
         <w:bCs/>
         <w:color w:themeColor="background1" w:val="FFFFFF"/>
@@ -7335,6 +7619,7 @@
     </w:tblStylePr>
     <w:tblStylePr w:type="lastCol">
       <w:rPr>
+        <w:rFonts w:eastAsia="黑体"/>
         <w:b/>
         <w:bCs/>
         <w:color w:themeColor="background1" w:val="FFFFFF"/>
@@ -7383,6 +7668,7 @@
     </w:tblStylePr>
     <w:tblStylePr w:type="nwCell">
       <w:rPr>
+        <w:rFonts w:eastAsia="黑体"/>
         <w:color w:themeColor="background1" w:val="FFFFFF"/>
       </w:rPr>
       <w:tblPr/>
@@ -7426,6 +7712,7 @@
         <w:spacing w:after="0" w:before="0" w:line="240" w:lineRule="auto"/>
       </w:pPr>
       <w:rPr>
+        <w:rFonts w:eastAsia="黑体"/>
         <w:b/>
         <w:bCs/>
         <w:color w:themeColor="background1" w:val="FFFFFF"/>
@@ -7448,6 +7735,7 @@
         <w:spacing w:after="0" w:before="0" w:line="240" w:lineRule="auto"/>
       </w:pPr>
       <w:rPr>
+        <w:rFonts w:eastAsia="黑体"/>
         <w:color w:val="auto"/>
       </w:rPr>
       <w:tblPr/>
@@ -7465,6 +7753,7 @@
     </w:tblStylePr>
     <w:tblStylePr w:type="firstCol">
       <w:rPr>
+        <w:rFonts w:eastAsia="黑体"/>
         <w:b/>
         <w:bCs/>
         <w:color w:themeColor="background1" w:val="FFFFFF"/>
@@ -7484,6 +7773,7 @@
     </w:tblStylePr>
     <w:tblStylePr w:type="lastCol">
       <w:rPr>
+        <w:rFonts w:eastAsia="黑体"/>
         <w:b/>
         <w:bCs/>
         <w:color w:themeColor="background1" w:val="FFFFFF"/>
@@ -7532,6 +7822,7 @@
     </w:tblStylePr>
     <w:tblStylePr w:type="nwCell">
       <w:rPr>
+        <w:rFonts w:eastAsia="黑体"/>
         <w:color w:themeColor="background1" w:val="FFFFFF"/>
       </w:rPr>
       <w:tblPr/>
@@ -7556,6 +7847,7 @@
       <w:spacing w:after="0" w:line="240" w:lineRule="auto"/>
     </w:pPr>
     <w:rPr>
+      <w:rFonts w:eastAsia="黑体"/>
       <w:color w:themeColor="text1" w:val="000000"/>
     </w:rPr>
     <w:tblPr>
@@ -7575,7 +7867,7 @@
     </w:tblPr>
     <w:tblStylePr w:type="firstRow">
       <w:rPr>
-        <w:rFonts w:asciiTheme="majorHAnsi" w:cstheme="majorBidi" w:eastAsiaTheme="majorEastAsia" w:hAnsiTheme="majorHAnsi"/>
+        <w:rFonts w:asciiTheme="majorHAnsi" w:cstheme="majorBidi" w:hAnsiTheme="majorHAnsi" w:eastAsia="黑体"/>
       </w:rPr>
       <w:tblPr/>
       <w:tcPr>
@@ -7587,6 +7879,7 @@
     </w:tblStylePr>
     <w:tblStylePr w:type="lastRow">
       <w:rPr>
+        <w:rFonts w:eastAsia="黑体"/>
         <w:b/>
         <w:bCs/>
         <w:color w:themeColor="text2" w:val="1F497D"/>
@@ -7601,12 +7894,14 @@
     </w:tblStylePr>
     <w:tblStylePr w:type="firstCol">
       <w:rPr>
+        <w:rFonts w:eastAsia="黑体"/>
         <w:b/>
         <w:bCs/>
       </w:rPr>
     </w:tblStylePr>
     <w:tblStylePr w:type="lastCol">
       <w:rPr>
+        <w:rFonts w:eastAsia="黑体"/>
         <w:b/>
         <w:bCs/>
       </w:rPr>
@@ -7640,6 +7935,7 @@
       <w:spacing w:after="0" w:line="240" w:lineRule="auto"/>
     </w:pPr>
     <w:rPr>
+      <w:rFonts w:eastAsia="黑体"/>
       <w:color w:themeColor="text1" w:val="000000"/>
     </w:rPr>
     <w:tblPr>
@@ -7659,7 +7955,7 @@
     </w:tblPr>
     <w:tblStylePr w:type="firstRow">
       <w:rPr>
-        <w:rFonts w:asciiTheme="majorHAnsi" w:cstheme="majorBidi" w:eastAsiaTheme="majorEastAsia" w:hAnsiTheme="majorHAnsi"/>
+        <w:rFonts w:asciiTheme="majorHAnsi" w:cstheme="majorBidi" w:hAnsiTheme="majorHAnsi" w:eastAsia="黑体"/>
       </w:rPr>
       <w:tblPr/>
       <w:tcPr>
@@ -7671,6 +7967,7 @@
     </w:tblStylePr>
     <w:tblStylePr w:type="lastRow">
       <w:rPr>
+        <w:rFonts w:eastAsia="黑体"/>
         <w:b/>
         <w:bCs/>
         <w:color w:themeColor="text2" w:val="1F497D"/>
@@ -7685,12 +7982,14 @@
     </w:tblStylePr>
     <w:tblStylePr w:type="firstCol">
       <w:rPr>
+        <w:rFonts w:eastAsia="黑体"/>
         <w:b/>
         <w:bCs/>
       </w:rPr>
     </w:tblStylePr>
     <w:tblStylePr w:type="lastCol">
       <w:rPr>
+        <w:rFonts w:eastAsia="黑体"/>
         <w:b/>
         <w:bCs/>
       </w:rPr>
@@ -7724,6 +8023,7 @@
       <w:spacing w:after="0" w:line="240" w:lineRule="auto"/>
     </w:pPr>
     <w:rPr>
+      <w:rFonts w:eastAsia="黑体"/>
       <w:color w:themeColor="text1" w:val="000000"/>
     </w:rPr>
     <w:tblPr>
@@ -7743,7 +8043,7 @@
     </w:tblPr>
     <w:tblStylePr w:type="firstRow">
       <w:rPr>
-        <w:rFonts w:asciiTheme="majorHAnsi" w:cstheme="majorBidi" w:eastAsiaTheme="majorEastAsia" w:hAnsiTheme="majorHAnsi"/>
+        <w:rFonts w:asciiTheme="majorHAnsi" w:cstheme="majorBidi" w:hAnsiTheme="majorHAnsi" w:eastAsia="黑体"/>
       </w:rPr>
       <w:tblPr/>
       <w:tcPr>
@@ -7755,6 +8055,7 @@
     </w:tblStylePr>
     <w:tblStylePr w:type="lastRow">
       <w:rPr>
+        <w:rFonts w:eastAsia="黑体"/>
         <w:b/>
         <w:bCs/>
         <w:color w:themeColor="text2" w:val="1F497D"/>
@@ -7769,12 +8070,14 @@
     </w:tblStylePr>
     <w:tblStylePr w:type="firstCol">
       <w:rPr>
+        <w:rFonts w:eastAsia="黑体"/>
         <w:b/>
         <w:bCs/>
       </w:rPr>
     </w:tblStylePr>
     <w:tblStylePr w:type="lastCol">
       <w:rPr>
+        <w:rFonts w:eastAsia="黑体"/>
         <w:b/>
         <w:bCs/>
       </w:rPr>
@@ -7808,6 +8111,7 @@
       <w:spacing w:after="0" w:line="240" w:lineRule="auto"/>
     </w:pPr>
     <w:rPr>
+      <w:rFonts w:eastAsia="黑体"/>
       <w:color w:themeColor="text1" w:val="000000"/>
     </w:rPr>
     <w:tblPr>
@@ -7827,7 +8131,7 @@
     </w:tblPr>
     <w:tblStylePr w:type="firstRow">
       <w:rPr>
-        <w:rFonts w:asciiTheme="majorHAnsi" w:cstheme="majorBidi" w:eastAsiaTheme="majorEastAsia" w:hAnsiTheme="majorHAnsi"/>
+        <w:rFonts w:asciiTheme="majorHAnsi" w:cstheme="majorBidi" w:hAnsiTheme="majorHAnsi" w:eastAsia="黑体"/>
       </w:rPr>
       <w:tblPr/>
       <w:tcPr>
@@ -7839,6 +8143,7 @@
     </w:tblStylePr>
     <w:tblStylePr w:type="lastRow">
       <w:rPr>
+        <w:rFonts w:eastAsia="黑体"/>
         <w:b/>
         <w:bCs/>
         <w:color w:themeColor="text2" w:val="1F497D"/>
@@ -7853,12 +8158,14 @@
     </w:tblStylePr>
     <w:tblStylePr w:type="firstCol">
       <w:rPr>
+        <w:rFonts w:eastAsia="黑体"/>
         <w:b/>
         <w:bCs/>
       </w:rPr>
     </w:tblStylePr>
     <w:tblStylePr w:type="lastCol">
       <w:rPr>
+        <w:rFonts w:eastAsia="黑体"/>
         <w:b/>
         <w:bCs/>
       </w:rPr>
@@ -7892,6 +8199,7 @@
       <w:spacing w:after="0" w:line="240" w:lineRule="auto"/>
     </w:pPr>
     <w:rPr>
+      <w:rFonts w:eastAsia="黑体"/>
       <w:color w:themeColor="text1" w:val="000000"/>
     </w:rPr>
     <w:tblPr>
@@ -7911,7 +8219,7 @@
     </w:tblPr>
     <w:tblStylePr w:type="firstRow">
       <w:rPr>
-        <w:rFonts w:asciiTheme="majorHAnsi" w:cstheme="majorBidi" w:eastAsiaTheme="majorEastAsia" w:hAnsiTheme="majorHAnsi"/>
+        <w:rFonts w:asciiTheme="majorHAnsi" w:cstheme="majorBidi" w:hAnsiTheme="majorHAnsi" w:eastAsia="黑体"/>
       </w:rPr>
       <w:tblPr/>
       <w:tcPr>
@@ -7923,6 +8231,7 @@
     </w:tblStylePr>
     <w:tblStylePr w:type="lastRow">
       <w:rPr>
+        <w:rFonts w:eastAsia="黑体"/>
         <w:b/>
         <w:bCs/>
         <w:color w:themeColor="text2" w:val="1F497D"/>
@@ -7937,12 +8246,14 @@
     </w:tblStylePr>
     <w:tblStylePr w:type="firstCol">
       <w:rPr>
+        <w:rFonts w:eastAsia="黑体"/>
         <w:b/>
         <w:bCs/>
       </w:rPr>
     </w:tblStylePr>
     <w:tblStylePr w:type="lastCol">
       <w:rPr>
+        <w:rFonts w:eastAsia="黑体"/>
         <w:b/>
         <w:bCs/>
       </w:rPr>
@@ -7976,6 +8287,7 @@
       <w:spacing w:after="0" w:line="240" w:lineRule="auto"/>
     </w:pPr>
     <w:rPr>
+      <w:rFonts w:eastAsia="黑体"/>
       <w:color w:themeColor="text1" w:val="000000"/>
     </w:rPr>
     <w:tblPr>
@@ -7995,7 +8307,7 @@
     </w:tblPr>
     <w:tblStylePr w:type="firstRow">
       <w:rPr>
-        <w:rFonts w:asciiTheme="majorHAnsi" w:cstheme="majorBidi" w:eastAsiaTheme="majorEastAsia" w:hAnsiTheme="majorHAnsi"/>
+        <w:rFonts w:asciiTheme="majorHAnsi" w:cstheme="majorBidi" w:hAnsiTheme="majorHAnsi" w:eastAsia="黑体"/>
       </w:rPr>
       <w:tblPr/>
       <w:tcPr>
@@ -8007,6 +8319,7 @@
     </w:tblStylePr>
     <w:tblStylePr w:type="lastRow">
       <w:rPr>
+        <w:rFonts w:eastAsia="黑体"/>
         <w:b/>
         <w:bCs/>
         <w:color w:themeColor="text2" w:val="1F497D"/>
@@ -8021,12 +8334,14 @@
     </w:tblStylePr>
     <w:tblStylePr w:type="firstCol">
       <w:rPr>
+        <w:rFonts w:eastAsia="黑体"/>
         <w:b/>
         <w:bCs/>
       </w:rPr>
     </w:tblStylePr>
     <w:tblStylePr w:type="lastCol">
       <w:rPr>
+        <w:rFonts w:eastAsia="黑体"/>
         <w:b/>
         <w:bCs/>
       </w:rPr>
@@ -8060,6 +8375,7 @@
       <w:spacing w:after="0" w:line="240" w:lineRule="auto"/>
     </w:pPr>
     <w:rPr>
+      <w:rFonts w:eastAsia="黑体"/>
       <w:color w:themeColor="text1" w:val="000000"/>
     </w:rPr>
     <w:tblPr>
@@ -8079,7 +8395,7 @@
     </w:tblPr>
     <w:tblStylePr w:type="firstRow">
       <w:rPr>
-        <w:rFonts w:asciiTheme="majorHAnsi" w:cstheme="majorBidi" w:eastAsiaTheme="majorEastAsia" w:hAnsiTheme="majorHAnsi"/>
+        <w:rFonts w:asciiTheme="majorHAnsi" w:cstheme="majorBidi" w:hAnsiTheme="majorHAnsi" w:eastAsia="黑体"/>
       </w:rPr>
       <w:tblPr/>
       <w:tcPr>
@@ -8091,6 +8407,7 @@
     </w:tblStylePr>
     <w:tblStylePr w:type="lastRow">
       <w:rPr>
+        <w:rFonts w:eastAsia="黑体"/>
         <w:b/>
         <w:bCs/>
         <w:color w:themeColor="text2" w:val="1F497D"/>
@@ -8105,12 +8422,14 @@
     </w:tblStylePr>
     <w:tblStylePr w:type="firstCol">
       <w:rPr>
+        <w:rFonts w:eastAsia="黑体"/>
         <w:b/>
         <w:bCs/>
       </w:rPr>
     </w:tblStylePr>
     <w:tblStylePr w:type="lastCol">
       <w:rPr>
+        <w:rFonts w:eastAsia="黑体"/>
         <w:b/>
         <w:bCs/>
       </w:rPr>
@@ -8144,7 +8463,7 @@
       <w:spacing w:after="0" w:line="240" w:lineRule="auto"/>
     </w:pPr>
     <w:rPr>
-      <w:rFonts w:asciiTheme="majorHAnsi" w:cstheme="majorBidi" w:eastAsiaTheme="majorEastAsia" w:hAnsiTheme="majorHAnsi"/>
+      <w:rFonts w:asciiTheme="majorHAnsi" w:cstheme="majorBidi" w:hAnsiTheme="majorHAnsi" w:eastAsia="黑体"/>
       <w:color w:themeColor="text1" w:val="000000"/>
     </w:rPr>
     <w:tblPr>
@@ -8166,6 +8485,7 @@
     </w:tblPr>
     <w:tblStylePr w:type="firstRow">
       <w:rPr>
+        <w:rFonts w:eastAsia="黑体"/>
         <w:sz w:val="24"/>
         <w:szCs w:val="24"/>
       </w:rPr>
@@ -8272,7 +8592,7 @@
       <w:spacing w:after="0" w:line="240" w:lineRule="auto"/>
     </w:pPr>
     <w:rPr>
-      <w:rFonts w:asciiTheme="majorHAnsi" w:cstheme="majorBidi" w:eastAsiaTheme="majorEastAsia" w:hAnsiTheme="majorHAnsi"/>
+      <w:rFonts w:asciiTheme="majorHAnsi" w:cstheme="majorBidi" w:hAnsiTheme="majorHAnsi" w:eastAsia="黑体"/>
       <w:color w:themeColor="text1" w:val="000000"/>
     </w:rPr>
     <w:tblPr>
@@ -8294,6 +8614,7 @@
     </w:tblPr>
     <w:tblStylePr w:type="firstRow">
       <w:rPr>
+        <w:rFonts w:eastAsia="黑体"/>
         <w:sz w:val="24"/>
         <w:szCs w:val="24"/>
       </w:rPr>
@@ -8400,7 +8721,7 @@
       <w:spacing w:after="0" w:line="240" w:lineRule="auto"/>
     </w:pPr>
     <w:rPr>
-      <w:rFonts w:asciiTheme="majorHAnsi" w:cstheme="majorBidi" w:eastAsiaTheme="majorEastAsia" w:hAnsiTheme="majorHAnsi"/>
+      <w:rFonts w:asciiTheme="majorHAnsi" w:cstheme="majorBidi" w:hAnsiTheme="majorHAnsi" w:eastAsia="黑体"/>
       <w:color w:themeColor="text1" w:val="000000"/>
     </w:rPr>
     <w:tblPr>
@@ -8422,6 +8743,7 @@
     </w:tblPr>
     <w:tblStylePr w:type="firstRow">
       <w:rPr>
+        <w:rFonts w:eastAsia="黑体"/>
         <w:sz w:val="24"/>
         <w:szCs w:val="24"/>
       </w:rPr>
@@ -8528,7 +8850,7 @@
       <w:spacing w:after="0" w:line="240" w:lineRule="auto"/>
     </w:pPr>
     <w:rPr>
-      <w:rFonts w:asciiTheme="majorHAnsi" w:cstheme="majorBidi" w:eastAsiaTheme="majorEastAsia" w:hAnsiTheme="majorHAnsi"/>
+      <w:rFonts w:asciiTheme="majorHAnsi" w:cstheme="majorBidi" w:hAnsiTheme="majorHAnsi" w:eastAsia="黑体"/>
       <w:color w:themeColor="text1" w:val="000000"/>
     </w:rPr>
     <w:tblPr>
@@ -8550,6 +8872,7 @@
     </w:tblPr>
     <w:tblStylePr w:type="firstRow">
       <w:rPr>
+        <w:rFonts w:eastAsia="黑体"/>
         <w:sz w:val="24"/>
         <w:szCs w:val="24"/>
       </w:rPr>
@@ -8656,7 +8979,7 @@
       <w:spacing w:after="0" w:line="240" w:lineRule="auto"/>
     </w:pPr>
     <w:rPr>
-      <w:rFonts w:asciiTheme="majorHAnsi" w:cstheme="majorBidi" w:eastAsiaTheme="majorEastAsia" w:hAnsiTheme="majorHAnsi"/>
+      <w:rFonts w:asciiTheme="majorHAnsi" w:cstheme="majorBidi" w:hAnsiTheme="majorHAnsi" w:eastAsia="黑体"/>
       <w:color w:themeColor="text1" w:val="000000"/>
     </w:rPr>
     <w:tblPr>
@@ -8678,6 +9001,7 @@
     </w:tblPr>
     <w:tblStylePr w:type="firstRow">
       <w:rPr>
+        <w:rFonts w:eastAsia="黑体"/>
         <w:sz w:val="24"/>
         <w:szCs w:val="24"/>
       </w:rPr>
@@ -8784,7 +9108,7 @@
       <w:spacing w:after="0" w:line="240" w:lineRule="auto"/>
     </w:pPr>
     <w:rPr>
-      <w:rFonts w:asciiTheme="majorHAnsi" w:cstheme="majorBidi" w:eastAsiaTheme="majorEastAsia" w:hAnsiTheme="majorHAnsi"/>
+      <w:rFonts w:asciiTheme="majorHAnsi" w:cstheme="majorBidi" w:hAnsiTheme="majorHAnsi" w:eastAsia="黑体"/>
       <w:color w:themeColor="text1" w:val="000000"/>
     </w:rPr>
     <w:tblPr>
@@ -8806,6 +9130,7 @@
     </w:tblPr>
     <w:tblStylePr w:type="firstRow">
       <w:rPr>
+        <w:rFonts w:eastAsia="黑体"/>
         <w:sz w:val="24"/>
         <w:szCs w:val="24"/>
       </w:rPr>
@@ -8912,7 +9237,7 @@
       <w:spacing w:after="0" w:line="240" w:lineRule="auto"/>
     </w:pPr>
     <w:rPr>
-      <w:rFonts w:asciiTheme="majorHAnsi" w:cstheme="majorBidi" w:eastAsiaTheme="majorEastAsia" w:hAnsiTheme="majorHAnsi"/>
+      <w:rFonts w:asciiTheme="majorHAnsi" w:cstheme="majorBidi" w:hAnsiTheme="majorHAnsi" w:eastAsia="黑体"/>
       <w:color w:themeColor="text1" w:val="000000"/>
     </w:rPr>
     <w:tblPr>
@@ -8934,6 +9259,7 @@
     </w:tblPr>
     <w:tblStylePr w:type="firstRow">
       <w:rPr>
+        <w:rFonts w:eastAsia="黑体"/>
         <w:sz w:val="24"/>
         <w:szCs w:val="24"/>
       </w:rPr>
@@ -9063,12 +9389,14 @@
     </w:tcPr>
     <w:tblStylePr w:type="firstRow">
       <w:rPr>
+        <w:rFonts w:eastAsia="黑体"/>
         <w:b/>
         <w:bCs/>
       </w:rPr>
     </w:tblStylePr>
     <w:tblStylePr w:type="lastRow">
       <w:rPr>
+        <w:rFonts w:eastAsia="黑体"/>
         <w:b/>
         <w:bCs/>
       </w:rPr>
@@ -9081,12 +9409,14 @@
     </w:tblStylePr>
     <w:tblStylePr w:type="firstCol">
       <w:rPr>
+        <w:rFonts w:eastAsia="黑体"/>
         <w:b/>
         <w:bCs/>
       </w:rPr>
     </w:tblStylePr>
     <w:tblStylePr w:type="lastCol">
       <w:rPr>
+        <w:rFonts w:eastAsia="黑体"/>
         <w:b/>
         <w:bCs/>
       </w:rPr>
@@ -9136,12 +9466,14 @@
     </w:tcPr>
     <w:tblStylePr w:type="firstRow">
       <w:rPr>
+        <w:rFonts w:eastAsia="黑体"/>
         <w:b/>
         <w:bCs/>
       </w:rPr>
     </w:tblStylePr>
     <w:tblStylePr w:type="lastRow">
       <w:rPr>
+        <w:rFonts w:eastAsia="黑体"/>
         <w:b/>
         <w:bCs/>
       </w:rPr>
@@ -9154,12 +9486,14 @@
     </w:tblStylePr>
     <w:tblStylePr w:type="firstCol">
       <w:rPr>
+        <w:rFonts w:eastAsia="黑体"/>
         <w:b/>
         <w:bCs/>
       </w:rPr>
     </w:tblStylePr>
     <w:tblStylePr w:type="lastCol">
       <w:rPr>
+        <w:rFonts w:eastAsia="黑体"/>
         <w:b/>
         <w:bCs/>
       </w:rPr>
@@ -9209,12 +9543,14 @@
     </w:tcPr>
     <w:tblStylePr w:type="firstRow">
       <w:rPr>
+        <w:rFonts w:eastAsia="黑体"/>
         <w:b/>
         <w:bCs/>
       </w:rPr>
     </w:tblStylePr>
     <w:tblStylePr w:type="lastRow">
       <w:rPr>
+        <w:rFonts w:eastAsia="黑体"/>
         <w:b/>
         <w:bCs/>
       </w:rPr>
@@ -9227,12 +9563,14 @@
     </w:tblStylePr>
     <w:tblStylePr w:type="firstCol">
       <w:rPr>
+        <w:rFonts w:eastAsia="黑体"/>
         <w:b/>
         <w:bCs/>
       </w:rPr>
     </w:tblStylePr>
     <w:tblStylePr w:type="lastCol">
       <w:rPr>
+        <w:rFonts w:eastAsia="黑体"/>
         <w:b/>
         <w:bCs/>
       </w:rPr>
@@ -9282,12 +9620,14 @@
     </w:tcPr>
     <w:tblStylePr w:type="firstRow">
       <w:rPr>
+        <w:rFonts w:eastAsia="黑体"/>
         <w:b/>
         <w:bCs/>
       </w:rPr>
     </w:tblStylePr>
     <w:tblStylePr w:type="lastRow">
       <w:rPr>
+        <w:rFonts w:eastAsia="黑体"/>
         <w:b/>
         <w:bCs/>
       </w:rPr>
@@ -9300,12 +9640,14 @@
     </w:tblStylePr>
     <w:tblStylePr w:type="firstCol">
       <w:rPr>
+        <w:rFonts w:eastAsia="黑体"/>
         <w:b/>
         <w:bCs/>
       </w:rPr>
     </w:tblStylePr>
     <w:tblStylePr w:type="lastCol">
       <w:rPr>
+        <w:rFonts w:eastAsia="黑体"/>
         <w:b/>
         <w:bCs/>
       </w:rPr>
@@ -9355,12 +9697,14 @@
     </w:tcPr>
     <w:tblStylePr w:type="firstRow">
       <w:rPr>
+        <w:rFonts w:eastAsia="黑体"/>
         <w:b/>
         <w:bCs/>
       </w:rPr>
     </w:tblStylePr>
     <w:tblStylePr w:type="lastRow">
       <w:rPr>
+        <w:rFonts w:eastAsia="黑体"/>
         <w:b/>
         <w:bCs/>
       </w:rPr>
@@ -9373,12 +9717,14 @@
     </w:tblStylePr>
     <w:tblStylePr w:type="firstCol">
       <w:rPr>
+        <w:rFonts w:eastAsia="黑体"/>
         <w:b/>
         <w:bCs/>
       </w:rPr>
     </w:tblStylePr>
     <w:tblStylePr w:type="lastCol">
       <w:rPr>
+        <w:rFonts w:eastAsia="黑体"/>
         <w:b/>
         <w:bCs/>
       </w:rPr>
@@ -9428,12 +9774,14 @@
     </w:tcPr>
     <w:tblStylePr w:type="firstRow">
       <w:rPr>
+        <w:rFonts w:eastAsia="黑体"/>
         <w:b/>
         <w:bCs/>
       </w:rPr>
     </w:tblStylePr>
     <w:tblStylePr w:type="lastRow">
       <w:rPr>
+        <w:rFonts w:eastAsia="黑体"/>
         <w:b/>
         <w:bCs/>
       </w:rPr>
@@ -9446,12 +9794,14 @@
     </w:tblStylePr>
     <w:tblStylePr w:type="firstCol">
       <w:rPr>
+        <w:rFonts w:eastAsia="黑体"/>
         <w:b/>
         <w:bCs/>
       </w:rPr>
     </w:tblStylePr>
     <w:tblStylePr w:type="lastCol">
       <w:rPr>
+        <w:rFonts w:eastAsia="黑体"/>
         <w:b/>
         <w:bCs/>
       </w:rPr>
@@ -9501,12 +9851,14 @@
     </w:tcPr>
     <w:tblStylePr w:type="firstRow">
       <w:rPr>
+        <w:rFonts w:eastAsia="黑体"/>
         <w:b/>
         <w:bCs/>
       </w:rPr>
     </w:tblStylePr>
     <w:tblStylePr w:type="lastRow">
       <w:rPr>
+        <w:rFonts w:eastAsia="黑体"/>
         <w:b/>
         <w:bCs/>
       </w:rPr>
@@ -9519,12 +9871,14 @@
     </w:tblStylePr>
     <w:tblStylePr w:type="firstCol">
       <w:rPr>
+        <w:rFonts w:eastAsia="黑体"/>
         <w:b/>
         <w:bCs/>
       </w:rPr>
     </w:tblStylePr>
     <w:tblStylePr w:type="lastCol">
       <w:rPr>
+        <w:rFonts w:eastAsia="黑体"/>
         <w:b/>
         <w:bCs/>
       </w:rPr>
@@ -9551,7 +9905,7 @@
       <w:spacing w:after="0" w:line="240" w:lineRule="auto"/>
     </w:pPr>
     <w:rPr>
-      <w:rFonts w:asciiTheme="majorHAnsi" w:cstheme="majorBidi" w:eastAsiaTheme="majorEastAsia" w:hAnsiTheme="majorHAnsi"/>
+      <w:rFonts w:asciiTheme="majorHAnsi" w:cstheme="majorBidi" w:hAnsiTheme="majorHAnsi" w:eastAsia="黑体"/>
       <w:color w:themeColor="text1" w:val="000000"/>
     </w:rPr>
     <w:tblPr>
@@ -9578,6 +9932,7 @@
     </w:tcPr>
     <w:tblStylePr w:type="firstRow">
       <w:rPr>
+        <w:rFonts w:eastAsia="黑体"/>
         <w:b/>
         <w:bCs/>
         <w:color w:themeColor="text1" w:val="000000"/>
@@ -9589,6 +9944,7 @@
     </w:tblStylePr>
     <w:tblStylePr w:type="lastRow">
       <w:rPr>
+        <w:rFonts w:eastAsia="黑体"/>
         <w:b/>
         <w:bCs/>
         <w:color w:themeColor="text1" w:val="000000"/>
@@ -9608,6 +9964,7 @@
     </w:tblStylePr>
     <w:tblStylePr w:type="firstCol">
       <w:rPr>
+        <w:rFonts w:eastAsia="黑体"/>
         <w:b/>
         <w:bCs/>
         <w:color w:themeColor="text1" w:val="000000"/>
@@ -9627,6 +9984,7 @@
     </w:tblStylePr>
     <w:tblStylePr w:type="lastCol">
       <w:rPr>
+        <w:rFonts w:eastAsia="黑体"/>
         <w:b w:val="0"/>
         <w:bCs w:val="0"/>
         <w:color w:themeColor="text1" w:val="000000"/>
@@ -9676,7 +10034,7 @@
       <w:spacing w:after="0" w:line="240" w:lineRule="auto"/>
     </w:pPr>
     <w:rPr>
-      <w:rFonts w:asciiTheme="majorHAnsi" w:cstheme="majorBidi" w:eastAsiaTheme="majorEastAsia" w:hAnsiTheme="majorHAnsi"/>
+      <w:rFonts w:asciiTheme="majorHAnsi" w:cstheme="majorBidi" w:hAnsiTheme="majorHAnsi" w:eastAsia="黑体"/>
       <w:color w:themeColor="text1" w:val="000000"/>
     </w:rPr>
     <w:tblPr>
@@ -9703,6 +10061,7 @@
     </w:tcPr>
     <w:tblStylePr w:type="firstRow">
       <w:rPr>
+        <w:rFonts w:eastAsia="黑体"/>
         <w:b/>
         <w:bCs/>
         <w:color w:themeColor="text1" w:val="000000"/>
@@ -9714,6 +10073,7 @@
     </w:tblStylePr>
     <w:tblStylePr w:type="lastRow">
       <w:rPr>
+        <w:rFonts w:eastAsia="黑体"/>
         <w:b/>
         <w:bCs/>
         <w:color w:themeColor="text1" w:val="000000"/>
@@ -9733,6 +10093,7 @@
     </w:tblStylePr>
     <w:tblStylePr w:type="firstCol">
       <w:rPr>
+        <w:rFonts w:eastAsia="黑体"/>
         <w:b/>
         <w:bCs/>
         <w:color w:themeColor="text1" w:val="000000"/>
@@ -9752,6 +10113,7 @@
     </w:tblStylePr>
     <w:tblStylePr w:type="lastCol">
       <w:rPr>
+        <w:rFonts w:eastAsia="黑体"/>
         <w:b w:val="0"/>
         <w:bCs w:val="0"/>
         <w:color w:themeColor="text1" w:val="000000"/>
@@ -9801,7 +10163,7 @@
       <w:spacing w:after="0" w:line="240" w:lineRule="auto"/>
     </w:pPr>
     <w:rPr>
-      <w:rFonts w:asciiTheme="majorHAnsi" w:cstheme="majorBidi" w:eastAsiaTheme="majorEastAsia" w:hAnsiTheme="majorHAnsi"/>
+      <w:rFonts w:asciiTheme="majorHAnsi" w:cstheme="majorBidi" w:hAnsiTheme="majorHAnsi" w:eastAsia="黑体"/>
       <w:color w:themeColor="text1" w:val="000000"/>
     </w:rPr>
     <w:tblPr>
@@ -9828,6 +10190,7 @@
     </w:tcPr>
     <w:tblStylePr w:type="firstRow">
       <w:rPr>
+        <w:rFonts w:eastAsia="黑体"/>
         <w:b/>
         <w:bCs/>
         <w:color w:themeColor="text1" w:val="000000"/>
@@ -9839,6 +10202,7 @@
     </w:tblStylePr>
     <w:tblStylePr w:type="lastRow">
       <w:rPr>
+        <w:rFonts w:eastAsia="黑体"/>
         <w:b/>
         <w:bCs/>
         <w:color w:themeColor="text1" w:val="000000"/>
@@ -9858,6 +10222,7 @@
     </w:tblStylePr>
     <w:tblStylePr w:type="firstCol">
       <w:rPr>
+        <w:rFonts w:eastAsia="黑体"/>
         <w:b/>
         <w:bCs/>
         <w:color w:themeColor="text1" w:val="000000"/>
@@ -9877,6 +10242,7 @@
     </w:tblStylePr>
     <w:tblStylePr w:type="lastCol">
       <w:rPr>
+        <w:rFonts w:eastAsia="黑体"/>
         <w:b w:val="0"/>
         <w:bCs w:val="0"/>
         <w:color w:themeColor="text1" w:val="000000"/>
@@ -9926,7 +10292,7 @@
       <w:spacing w:after="0" w:line="240" w:lineRule="auto"/>
     </w:pPr>
     <w:rPr>
-      <w:rFonts w:asciiTheme="majorHAnsi" w:cstheme="majorBidi" w:eastAsiaTheme="majorEastAsia" w:hAnsiTheme="majorHAnsi"/>
+      <w:rFonts w:asciiTheme="majorHAnsi" w:cstheme="majorBidi" w:hAnsiTheme="majorHAnsi" w:eastAsia="黑体"/>
       <w:color w:themeColor="text1" w:val="000000"/>
     </w:rPr>
     <w:tblPr>
@@ -9953,6 +10319,7 @@
     </w:tcPr>
     <w:tblStylePr w:type="firstRow">
       <w:rPr>
+        <w:rFonts w:eastAsia="黑体"/>
         <w:b/>
         <w:bCs/>
         <w:color w:themeColor="text1" w:val="000000"/>
@@ -9964,6 +10331,7 @@
     </w:tblStylePr>
     <w:tblStylePr w:type="lastRow">
       <w:rPr>
+        <w:rFonts w:eastAsia="黑体"/>
         <w:b/>
         <w:bCs/>
         <w:color w:themeColor="text1" w:val="000000"/>
@@ -9983,6 +10351,7 @@
     </w:tblStylePr>
     <w:tblStylePr w:type="firstCol">
       <w:rPr>
+        <w:rFonts w:eastAsia="黑体"/>
         <w:b/>
         <w:bCs/>
         <w:color w:themeColor="text1" w:val="000000"/>
@@ -10002,6 +10371,7 @@
     </w:tblStylePr>
     <w:tblStylePr w:type="lastCol">
       <w:rPr>
+        <w:rFonts w:eastAsia="黑体"/>
         <w:b w:val="0"/>
         <w:bCs w:val="0"/>
         <w:color w:themeColor="text1" w:val="000000"/>
@@ -10051,7 +10421,7 @@
       <w:spacing w:after="0" w:line="240" w:lineRule="auto"/>
     </w:pPr>
     <w:rPr>
-      <w:rFonts w:asciiTheme="majorHAnsi" w:cstheme="majorBidi" w:eastAsiaTheme="majorEastAsia" w:hAnsiTheme="majorHAnsi"/>
+      <w:rFonts w:asciiTheme="majorHAnsi" w:cstheme="majorBidi" w:hAnsiTheme="majorHAnsi" w:eastAsia="黑体"/>
       <w:color w:themeColor="text1" w:val="000000"/>
     </w:rPr>
     <w:tblPr>
@@ -10078,6 +10448,7 @@
     </w:tcPr>
     <w:tblStylePr w:type="firstRow">
       <w:rPr>
+        <w:rFonts w:eastAsia="黑体"/>
         <w:b/>
         <w:bCs/>
         <w:color w:themeColor="text1" w:val="000000"/>
@@ -10089,6 +10460,7 @@
     </w:tblStylePr>
     <w:tblStylePr w:type="lastRow">
       <w:rPr>
+        <w:rFonts w:eastAsia="黑体"/>
         <w:b/>
         <w:bCs/>
         <w:color w:themeColor="text1" w:val="000000"/>
@@ -10108,6 +10480,7 @@
     </w:tblStylePr>
     <w:tblStylePr w:type="firstCol">
       <w:rPr>
+        <w:rFonts w:eastAsia="黑体"/>
         <w:b/>
         <w:bCs/>
         <w:color w:themeColor="text1" w:val="000000"/>
@@ -10127,6 +10500,7 @@
     </w:tblStylePr>
     <w:tblStylePr w:type="lastCol">
       <w:rPr>
+        <w:rFonts w:eastAsia="黑体"/>
         <w:b w:val="0"/>
         <w:bCs w:val="0"/>
         <w:color w:themeColor="text1" w:val="000000"/>
@@ -10176,7 +10550,7 @@
       <w:spacing w:after="0" w:line="240" w:lineRule="auto"/>
     </w:pPr>
     <w:rPr>
-      <w:rFonts w:asciiTheme="majorHAnsi" w:cstheme="majorBidi" w:eastAsiaTheme="majorEastAsia" w:hAnsiTheme="majorHAnsi"/>
+      <w:rFonts w:asciiTheme="majorHAnsi" w:cstheme="majorBidi" w:hAnsiTheme="majorHAnsi" w:eastAsia="黑体"/>
       <w:color w:themeColor="text1" w:val="000000"/>
     </w:rPr>
     <w:tblPr>
@@ -10203,6 +10577,7 @@
     </w:tcPr>
     <w:tblStylePr w:type="firstRow">
       <w:rPr>
+        <w:rFonts w:eastAsia="黑体"/>
         <w:b/>
         <w:bCs/>
         <w:color w:themeColor="text1" w:val="000000"/>
@@ -10214,6 +10589,7 @@
     </w:tblStylePr>
     <w:tblStylePr w:type="lastRow">
       <w:rPr>
+        <w:rFonts w:eastAsia="黑体"/>
         <w:b/>
         <w:bCs/>
         <w:color w:themeColor="text1" w:val="000000"/>
@@ -10233,6 +10609,7 @@
     </w:tblStylePr>
     <w:tblStylePr w:type="firstCol">
       <w:rPr>
+        <w:rFonts w:eastAsia="黑体"/>
         <w:b/>
         <w:bCs/>
         <w:color w:themeColor="text1" w:val="000000"/>
@@ -10252,6 +10629,7 @@
     </w:tblStylePr>
     <w:tblStylePr w:type="lastCol">
       <w:rPr>
+        <w:rFonts w:eastAsia="黑体"/>
         <w:b w:val="0"/>
         <w:bCs w:val="0"/>
         <w:color w:themeColor="text1" w:val="000000"/>
@@ -10301,7 +10679,7 @@
       <w:spacing w:after="0" w:line="240" w:lineRule="auto"/>
     </w:pPr>
     <w:rPr>
-      <w:rFonts w:asciiTheme="majorHAnsi" w:cstheme="majorBidi" w:eastAsiaTheme="majorEastAsia" w:hAnsiTheme="majorHAnsi"/>
+      <w:rFonts w:asciiTheme="majorHAnsi" w:cstheme="majorBidi" w:hAnsiTheme="majorHAnsi" w:eastAsia="黑体"/>
       <w:color w:themeColor="text1" w:val="000000"/>
     </w:rPr>
     <w:tblPr>
@@ -10328,6 +10706,7 @@
     </w:tcPr>
     <w:tblStylePr w:type="firstRow">
       <w:rPr>
+        <w:rFonts w:eastAsia="黑体"/>
         <w:b/>
         <w:bCs/>
         <w:color w:themeColor="text1" w:val="000000"/>
@@ -10339,6 +10718,7 @@
     </w:tblStylePr>
     <w:tblStylePr w:type="lastRow">
       <w:rPr>
+        <w:rFonts w:eastAsia="黑体"/>
         <w:b/>
         <w:bCs/>
         <w:color w:themeColor="text1" w:val="000000"/>
@@ -10358,6 +10738,7 @@
     </w:tblStylePr>
     <w:tblStylePr w:type="firstCol">
       <w:rPr>
+        <w:rFonts w:eastAsia="黑体"/>
         <w:b/>
         <w:bCs/>
         <w:color w:themeColor="text1" w:val="000000"/>
@@ -10377,6 +10758,7 @@
     </w:tblStylePr>
     <w:tblStylePr w:type="lastCol">
       <w:rPr>
+        <w:rFonts w:eastAsia="黑体"/>
         <w:b w:val="0"/>
         <w:bCs w:val="0"/>
         <w:color w:themeColor="text1" w:val="000000"/>
@@ -10449,6 +10831,7 @@
     </w:tcPr>
     <w:tblStylePr w:type="firstRow">
       <w:rPr>
+        <w:rFonts w:eastAsia="黑体"/>
         <w:b/>
         <w:bCs/>
         <w:i w:val="0"/>
@@ -10470,6 +10853,7 @@
     </w:tblStylePr>
     <w:tblStylePr w:type="lastRow">
       <w:rPr>
+        <w:rFonts w:eastAsia="黑体"/>
         <w:b/>
         <w:bCs/>
         <w:i w:val="0"/>
@@ -10491,6 +10875,7 @@
     </w:tblStylePr>
     <w:tblStylePr w:type="firstCol">
       <w:rPr>
+        <w:rFonts w:eastAsia="黑体"/>
         <w:b/>
         <w:bCs/>
         <w:i w:val="0"/>
@@ -10510,6 +10895,7 @@
     </w:tblStylePr>
     <w:tblStylePr w:type="lastCol">
       <w:rPr>
+        <w:rFonts w:eastAsia="黑体"/>
         <w:b/>
         <w:bCs/>
         <w:i w:val="0"/>
@@ -10590,6 +10976,7 @@
     </w:tcPr>
     <w:tblStylePr w:type="firstRow">
       <w:rPr>
+        <w:rFonts w:eastAsia="黑体"/>
         <w:b/>
         <w:bCs/>
         <w:i w:val="0"/>
@@ -10611,6 +10998,7 @@
     </w:tblStylePr>
     <w:tblStylePr w:type="lastRow">
       <w:rPr>
+        <w:rFonts w:eastAsia="黑体"/>
         <w:b/>
         <w:bCs/>
         <w:i w:val="0"/>
@@ -10632,6 +11020,7 @@
     </w:tblStylePr>
     <w:tblStylePr w:type="firstCol">
       <w:rPr>
+        <w:rFonts w:eastAsia="黑体"/>
         <w:b/>
         <w:bCs/>
         <w:i w:val="0"/>
@@ -10651,6 +11040,7 @@
     </w:tblStylePr>
     <w:tblStylePr w:type="lastCol">
       <w:rPr>
+        <w:rFonts w:eastAsia="黑体"/>
         <w:b/>
         <w:bCs/>
         <w:i w:val="0"/>
@@ -10731,6 +11121,7 @@
     </w:tcPr>
     <w:tblStylePr w:type="firstRow">
       <w:rPr>
+        <w:rFonts w:eastAsia="黑体"/>
         <w:b/>
         <w:bCs/>
         <w:i w:val="0"/>
@@ -10752,6 +11143,7 @@
     </w:tblStylePr>
     <w:tblStylePr w:type="lastRow">
       <w:rPr>
+        <w:rFonts w:eastAsia="黑体"/>
         <w:b/>
         <w:bCs/>
         <w:i w:val="0"/>
@@ -10773,6 +11165,7 @@
     </w:tblStylePr>
     <w:tblStylePr w:type="firstCol">
       <w:rPr>
+        <w:rFonts w:eastAsia="黑体"/>
         <w:b/>
         <w:bCs/>
         <w:i w:val="0"/>
@@ -10792,6 +11185,7 @@
     </w:tblStylePr>
     <w:tblStylePr w:type="lastCol">
       <w:rPr>
+        <w:rFonts w:eastAsia="黑体"/>
         <w:b/>
         <w:bCs/>
         <w:i w:val="0"/>
@@ -10872,6 +11266,7 @@
     </w:tcPr>
     <w:tblStylePr w:type="firstRow">
       <w:rPr>
+        <w:rFonts w:eastAsia="黑体"/>
         <w:b/>
         <w:bCs/>
         <w:i w:val="0"/>
@@ -10893,6 +11288,7 @@
     </w:tblStylePr>
     <w:tblStylePr w:type="lastRow">
       <w:rPr>
+        <w:rFonts w:eastAsia="黑体"/>
         <w:b/>
         <w:bCs/>
         <w:i w:val="0"/>
@@ -10914,6 +11310,7 @@
     </w:tblStylePr>
     <w:tblStylePr w:type="firstCol">
       <w:rPr>
+        <w:rFonts w:eastAsia="黑体"/>
         <w:b/>
         <w:bCs/>
         <w:i w:val="0"/>
@@ -10933,6 +11330,7 @@
     </w:tblStylePr>
     <w:tblStylePr w:type="lastCol">
       <w:rPr>
+        <w:rFonts w:eastAsia="黑体"/>
         <w:b/>
         <w:bCs/>
         <w:i w:val="0"/>
@@ -11013,6 +11411,7 @@
     </w:tcPr>
     <w:tblStylePr w:type="firstRow">
       <w:rPr>
+        <w:rFonts w:eastAsia="黑体"/>
         <w:b/>
         <w:bCs/>
         <w:i w:val="0"/>
@@ -11034,6 +11433,7 @@
     </w:tblStylePr>
     <w:tblStylePr w:type="lastRow">
       <w:rPr>
+        <w:rFonts w:eastAsia="黑体"/>
         <w:b/>
         <w:bCs/>
         <w:i w:val="0"/>
@@ -11055,6 +11455,7 @@
     </w:tblStylePr>
     <w:tblStylePr w:type="firstCol">
       <w:rPr>
+        <w:rFonts w:eastAsia="黑体"/>
         <w:b/>
         <w:bCs/>
         <w:i w:val="0"/>
@@ -11074,6 +11475,7 @@
     </w:tblStylePr>
     <w:tblStylePr w:type="lastCol">
       <w:rPr>
+        <w:rFonts w:eastAsia="黑体"/>
         <w:b/>
         <w:bCs/>
         <w:i w:val="0"/>
@@ -11154,6 +11556,7 @@
     </w:tcPr>
     <w:tblStylePr w:type="firstRow">
       <w:rPr>
+        <w:rFonts w:eastAsia="黑体"/>
         <w:b/>
         <w:bCs/>
         <w:i w:val="0"/>
@@ -11175,6 +11578,7 @@
     </w:tblStylePr>
     <w:tblStylePr w:type="lastRow">
       <w:rPr>
+        <w:rFonts w:eastAsia="黑体"/>
         <w:b/>
         <w:bCs/>
         <w:i w:val="0"/>
@@ -11196,6 +11600,7 @@
     </w:tblStylePr>
     <w:tblStylePr w:type="firstCol">
       <w:rPr>
+        <w:rFonts w:eastAsia="黑体"/>
         <w:b/>
         <w:bCs/>
         <w:i w:val="0"/>
@@ -11215,6 +11620,7 @@
     </w:tblStylePr>
     <w:tblStylePr w:type="lastCol">
       <w:rPr>
+        <w:rFonts w:eastAsia="黑体"/>
         <w:b/>
         <w:bCs/>
         <w:i w:val="0"/>
@@ -11295,6 +11701,7 @@
     </w:tcPr>
     <w:tblStylePr w:type="firstRow">
       <w:rPr>
+        <w:rFonts w:eastAsia="黑体"/>
         <w:b/>
         <w:bCs/>
         <w:i w:val="0"/>
@@ -11316,6 +11723,7 @@
     </w:tblStylePr>
     <w:tblStylePr w:type="lastRow">
       <w:rPr>
+        <w:rFonts w:eastAsia="黑体"/>
         <w:b/>
         <w:bCs/>
         <w:i w:val="0"/>
@@ -11337,6 +11745,7 @@
     </w:tblStylePr>
     <w:tblStylePr w:type="firstCol">
       <w:rPr>
+        <w:rFonts w:eastAsia="黑体"/>
         <w:b/>
         <w:bCs/>
         <w:i w:val="0"/>
@@ -11356,6 +11765,7 @@
     </w:tblStylePr>
     <w:tblStylePr w:type="lastCol">
       <w:rPr>
+        <w:rFonts w:eastAsia="黑体"/>
         <w:b/>
         <w:bCs/>
         <w:i w:val="0"/>
@@ -11413,6 +11823,7 @@
       <w:spacing w:after="0" w:line="240" w:lineRule="auto"/>
     </w:pPr>
     <w:rPr>
+      <w:rFonts w:eastAsia="黑体"/>
       <w:color w:themeColor="background1" w:val="FFFFFF"/>
     </w:rPr>
     <w:tblPr>
@@ -11431,6 +11842,7 @@
     </w:tcPr>
     <w:tblStylePr w:type="firstRow">
       <w:rPr>
+        <w:rFonts w:eastAsia="黑体"/>
         <w:b/>
         <w:bCs/>
       </w:rPr>
@@ -11527,6 +11939,7 @@
       <w:spacing w:after="0" w:line="240" w:lineRule="auto"/>
     </w:pPr>
     <w:rPr>
+      <w:rFonts w:eastAsia="黑体"/>
       <w:color w:themeColor="background1" w:val="FFFFFF"/>
     </w:rPr>
     <w:tblPr>
@@ -11545,6 +11958,7 @@
     </w:tcPr>
     <w:tblStylePr w:type="firstRow">
       <w:rPr>
+        <w:rFonts w:eastAsia="黑体"/>
         <w:b/>
         <w:bCs/>
       </w:rPr>
@@ -11641,6 +12055,7 @@
       <w:spacing w:after="0" w:line="240" w:lineRule="auto"/>
     </w:pPr>
     <w:rPr>
+      <w:rFonts w:eastAsia="黑体"/>
       <w:color w:themeColor="background1" w:val="FFFFFF"/>
     </w:rPr>
     <w:tblPr>
@@ -11659,6 +12074,7 @@
     </w:tcPr>
     <w:tblStylePr w:type="firstRow">
       <w:rPr>
+        <w:rFonts w:eastAsia="黑体"/>
         <w:b/>
         <w:bCs/>
       </w:rPr>
@@ -11755,6 +12171,7 @@
       <w:spacing w:after="0" w:line="240" w:lineRule="auto"/>
     </w:pPr>
     <w:rPr>
+      <w:rFonts w:eastAsia="黑体"/>
       <w:color w:themeColor="background1" w:val="FFFFFF"/>
     </w:rPr>
     <w:tblPr>
@@ -11773,6 +12190,7 @@
     </w:tcPr>
     <w:tblStylePr w:type="firstRow">
       <w:rPr>
+        <w:rFonts w:eastAsia="黑体"/>
         <w:b/>
         <w:bCs/>
       </w:rPr>
@@ -11869,6 +12287,7 @@
       <w:spacing w:after="0" w:line="240" w:lineRule="auto"/>
     </w:pPr>
     <w:rPr>
+      <w:rFonts w:eastAsia="黑体"/>
       <w:color w:themeColor="background1" w:val="FFFFFF"/>
     </w:rPr>
     <w:tblPr>
@@ -11887,6 +12306,7 @@
     </w:tcPr>
     <w:tblStylePr w:type="firstRow">
       <w:rPr>
+        <w:rFonts w:eastAsia="黑体"/>
         <w:b/>
         <w:bCs/>
       </w:rPr>
@@ -11983,6 +12403,7 @@
       <w:spacing w:after="0" w:line="240" w:lineRule="auto"/>
     </w:pPr>
     <w:rPr>
+      <w:rFonts w:eastAsia="黑体"/>
       <w:color w:themeColor="background1" w:val="FFFFFF"/>
     </w:rPr>
     <w:tblPr>
@@ -12001,6 +12422,7 @@
     </w:tcPr>
     <w:tblStylePr w:type="firstRow">
       <w:rPr>
+        <w:rFonts w:eastAsia="黑体"/>
         <w:b/>
         <w:bCs/>
       </w:rPr>
@@ -12097,6 +12519,7 @@
       <w:spacing w:after="0" w:line="240" w:lineRule="auto"/>
     </w:pPr>
     <w:rPr>
+      <w:rFonts w:eastAsia="黑体"/>
       <w:color w:themeColor="background1" w:val="FFFFFF"/>
     </w:rPr>
     <w:tblPr>
@@ -12115,6 +12538,7 @@
     </w:tcPr>
     <w:tblStylePr w:type="firstRow">
       <w:rPr>
+        <w:rFonts w:eastAsia="黑体"/>
         <w:b/>
         <w:bCs/>
       </w:rPr>
@@ -12211,6 +12635,7 @@
       <w:spacing w:after="0" w:line="240" w:lineRule="auto"/>
     </w:pPr>
     <w:rPr>
+      <w:rFonts w:eastAsia="黑体"/>
       <w:color w:themeColor="text1" w:val="000000"/>
     </w:rPr>
     <w:tblPr>
@@ -12237,6 +12662,7 @@
     </w:tcPr>
     <w:tblStylePr w:type="firstRow">
       <w:rPr>
+        <w:rFonts w:eastAsia="黑体"/>
         <w:b/>
         <w:bCs/>
       </w:rPr>
@@ -12255,6 +12681,7 @@
     </w:tblStylePr>
     <w:tblStylePr w:type="lastRow">
       <w:rPr>
+        <w:rFonts w:eastAsia="黑体"/>
         <w:b/>
         <w:bCs/>
         <w:color w:themeColor="background1" w:val="FFFFFF"/>
@@ -12269,6 +12696,7 @@
     </w:tblStylePr>
     <w:tblStylePr w:type="firstCol">
       <w:rPr>
+        <w:rFonts w:eastAsia="黑体"/>
         <w:color w:themeColor="background1" w:val="FFFFFF"/>
       </w:rPr>
       <w:tblPr/>
@@ -12286,6 +12714,7 @@
     </w:tblStylePr>
     <w:tblStylePr w:type="lastCol">
       <w:rPr>
+        <w:rFonts w:eastAsia="黑体"/>
         <w:color w:themeColor="background1" w:val="FFFFFF"/>
       </w:rPr>
       <w:tblPr/>
@@ -12315,11 +12744,13 @@
     </w:tblStylePr>
     <w:tblStylePr w:type="neCell">
       <w:rPr>
+        <w:rFonts w:eastAsia="黑体"/>
         <w:color w:themeColor="text1" w:val="000000"/>
       </w:rPr>
     </w:tblStylePr>
     <w:tblStylePr w:type="nwCell">
       <w:rPr>
+        <w:rFonts w:eastAsia="黑体"/>
         <w:color w:themeColor="text1" w:val="000000"/>
       </w:rPr>
     </w:tblStylePr>
@@ -12333,6 +12764,7 @@
       <w:spacing w:after="0" w:line="240" w:lineRule="auto"/>
     </w:pPr>
     <w:rPr>
+      <w:rFonts w:eastAsia="黑体"/>
       <w:color w:themeColor="text1" w:val="000000"/>
     </w:rPr>
     <w:tblPr>
@@ -12359,6 +12791,7 @@
     </w:tcPr>
     <w:tblStylePr w:type="firstRow">
       <w:rPr>
+        <w:rFonts w:eastAsia="黑体"/>
         <w:b/>
         <w:bCs/>
       </w:rPr>
@@ -12377,6 +12810,7 @@
     </w:tblStylePr>
     <w:tblStylePr w:type="lastRow">
       <w:rPr>
+        <w:rFonts w:eastAsia="黑体"/>
         <w:b/>
         <w:bCs/>
         <w:color w:themeColor="background1" w:val="FFFFFF"/>
@@ -12391,6 +12825,7 @@
     </w:tblStylePr>
     <w:tblStylePr w:type="firstCol">
       <w:rPr>
+        <w:rFonts w:eastAsia="黑体"/>
         <w:color w:themeColor="background1" w:val="FFFFFF"/>
       </w:rPr>
       <w:tblPr/>
@@ -12408,6 +12843,7 @@
     </w:tblStylePr>
     <w:tblStylePr w:type="lastCol">
       <w:rPr>
+        <w:rFonts w:eastAsia="黑体"/>
         <w:color w:themeColor="background1" w:val="FFFFFF"/>
       </w:rPr>
       <w:tblPr/>
@@ -12437,11 +12873,13 @@
     </w:tblStylePr>
     <w:tblStylePr w:type="neCell">
       <w:rPr>
+        <w:rFonts w:eastAsia="黑体"/>
         <w:color w:themeColor="text1" w:val="000000"/>
       </w:rPr>
     </w:tblStylePr>
     <w:tblStylePr w:type="nwCell">
       <w:rPr>
+        <w:rFonts w:eastAsia="黑体"/>
         <w:color w:themeColor="text1" w:val="000000"/>
       </w:rPr>
     </w:tblStylePr>
@@ -12455,6 +12893,7 @@
       <w:spacing w:after="0" w:line="240" w:lineRule="auto"/>
     </w:pPr>
     <w:rPr>
+      <w:rFonts w:eastAsia="黑体"/>
       <w:color w:themeColor="text1" w:val="000000"/>
     </w:rPr>
     <w:tblPr>
@@ -12481,6 +12920,7 @@
     </w:tcPr>
     <w:tblStylePr w:type="firstRow">
       <w:rPr>
+        <w:rFonts w:eastAsia="黑体"/>
         <w:b/>
         <w:bCs/>
       </w:rPr>
@@ -12499,6 +12939,7 @@
     </w:tblStylePr>
     <w:tblStylePr w:type="lastRow">
       <w:rPr>
+        <w:rFonts w:eastAsia="黑体"/>
         <w:b/>
         <w:bCs/>
         <w:color w:themeColor="background1" w:val="FFFFFF"/>
@@ -12513,6 +12954,7 @@
     </w:tblStylePr>
     <w:tblStylePr w:type="firstCol">
       <w:rPr>
+        <w:rFonts w:eastAsia="黑体"/>
         <w:color w:themeColor="background1" w:val="FFFFFF"/>
       </w:rPr>
       <w:tblPr/>
@@ -12530,6 +12972,7 @@
     </w:tblStylePr>
     <w:tblStylePr w:type="lastCol">
       <w:rPr>
+        <w:rFonts w:eastAsia="黑体"/>
         <w:color w:themeColor="background1" w:val="FFFFFF"/>
       </w:rPr>
       <w:tblPr/>
@@ -12559,11 +13002,13 @@
     </w:tblStylePr>
     <w:tblStylePr w:type="neCell">
       <w:rPr>
+        <w:rFonts w:eastAsia="黑体"/>
         <w:color w:themeColor="text1" w:val="000000"/>
       </w:rPr>
     </w:tblStylePr>
     <w:tblStylePr w:type="nwCell">
       <w:rPr>
+        <w:rFonts w:eastAsia="黑体"/>
         <w:color w:themeColor="text1" w:val="000000"/>
       </w:rPr>
     </w:tblStylePr>
@@ -12577,6 +13022,7 @@
       <w:spacing w:after="0" w:line="240" w:lineRule="auto"/>
     </w:pPr>
     <w:rPr>
+      <w:rFonts w:eastAsia="黑体"/>
       <w:color w:themeColor="text1" w:val="000000"/>
     </w:rPr>
     <w:tblPr>
@@ -12603,6 +13049,7 @@
     </w:tcPr>
     <w:tblStylePr w:type="firstRow">
       <w:rPr>
+        <w:rFonts w:eastAsia="黑体"/>
         <w:b/>
         <w:bCs/>
       </w:rPr>
@@ -12621,6 +13068,7 @@
     </w:tblStylePr>
     <w:tblStylePr w:type="lastRow">
       <w:rPr>
+        <w:rFonts w:eastAsia="黑体"/>
         <w:b/>
         <w:bCs/>
         <w:color w:themeColor="background1" w:val="FFFFFF"/>
@@ -12635,6 +13083,7 @@
     </w:tblStylePr>
     <w:tblStylePr w:type="firstCol">
       <w:rPr>
+        <w:rFonts w:eastAsia="黑体"/>
         <w:color w:themeColor="background1" w:val="FFFFFF"/>
       </w:rPr>
       <w:tblPr/>
@@ -12652,6 +13101,7 @@
     </w:tblStylePr>
     <w:tblStylePr w:type="lastCol">
       <w:rPr>
+        <w:rFonts w:eastAsia="黑体"/>
         <w:color w:themeColor="background1" w:val="FFFFFF"/>
       </w:rPr>
       <w:tblPr/>
@@ -12689,6 +13139,7 @@
       <w:spacing w:after="0" w:line="240" w:lineRule="auto"/>
     </w:pPr>
     <w:rPr>
+      <w:rFonts w:eastAsia="黑体"/>
       <w:color w:themeColor="text1" w:val="000000"/>
     </w:rPr>
     <w:tblPr>
@@ -12715,6 +13166,7 @@
     </w:tcPr>
     <w:tblStylePr w:type="firstRow">
       <w:rPr>
+        <w:rFonts w:eastAsia="黑体"/>
         <w:b/>
         <w:bCs/>
       </w:rPr>
@@ -12733,6 +13185,7 @@
     </w:tblStylePr>
     <w:tblStylePr w:type="lastRow">
       <w:rPr>
+        <w:rFonts w:eastAsia="黑体"/>
         <w:b/>
         <w:bCs/>
         <w:color w:themeColor="background1" w:val="FFFFFF"/>
@@ -12747,6 +13200,7 @@
     </w:tblStylePr>
     <w:tblStylePr w:type="firstCol">
       <w:rPr>
+        <w:rFonts w:eastAsia="黑体"/>
         <w:color w:themeColor="background1" w:val="FFFFFF"/>
       </w:rPr>
       <w:tblPr/>
@@ -12764,6 +13218,7 @@
     </w:tblStylePr>
     <w:tblStylePr w:type="lastCol">
       <w:rPr>
+        <w:rFonts w:eastAsia="黑体"/>
         <w:color w:themeColor="background1" w:val="FFFFFF"/>
       </w:rPr>
       <w:tblPr/>
@@ -12793,11 +13248,13 @@
     </w:tblStylePr>
     <w:tblStylePr w:type="neCell">
       <w:rPr>
+        <w:rFonts w:eastAsia="黑体"/>
         <w:color w:themeColor="text1" w:val="000000"/>
       </w:rPr>
     </w:tblStylePr>
     <w:tblStylePr w:type="nwCell">
       <w:rPr>
+        <w:rFonts w:eastAsia="黑体"/>
         <w:color w:themeColor="text1" w:val="000000"/>
       </w:rPr>
     </w:tblStylePr>
@@ -12811,6 +13268,7 @@
       <w:spacing w:after="0" w:line="240" w:lineRule="auto"/>
     </w:pPr>
     <w:rPr>
+      <w:rFonts w:eastAsia="黑体"/>
       <w:color w:themeColor="text1" w:val="000000"/>
     </w:rPr>
     <w:tblPr>
@@ -12837,6 +13295,7 @@
     </w:tcPr>
     <w:tblStylePr w:type="firstRow">
       <w:rPr>
+        <w:rFonts w:eastAsia="黑体"/>
         <w:b/>
         <w:bCs/>
       </w:rPr>
@@ -12855,6 +13314,7 @@
     </w:tblStylePr>
     <w:tblStylePr w:type="lastRow">
       <w:rPr>
+        <w:rFonts w:eastAsia="黑体"/>
         <w:b/>
         <w:bCs/>
         <w:color w:themeColor="background1" w:val="FFFFFF"/>
@@ -12869,6 +13329,7 @@
     </w:tblStylePr>
     <w:tblStylePr w:type="firstCol">
       <w:rPr>
+        <w:rFonts w:eastAsia="黑体"/>
         <w:color w:themeColor="background1" w:val="FFFFFF"/>
       </w:rPr>
       <w:tblPr/>
@@ -12886,6 +13347,7 @@
     </w:tblStylePr>
     <w:tblStylePr w:type="lastCol">
       <w:rPr>
+        <w:rFonts w:eastAsia="黑体"/>
         <w:color w:themeColor="background1" w:val="FFFFFF"/>
       </w:rPr>
       <w:tblPr/>
@@ -12915,11 +13377,13 @@
     </w:tblStylePr>
     <w:tblStylePr w:type="neCell">
       <w:rPr>
+        <w:rFonts w:eastAsia="黑体"/>
         <w:color w:themeColor="text1" w:val="000000"/>
       </w:rPr>
     </w:tblStylePr>
     <w:tblStylePr w:type="nwCell">
       <w:rPr>
+        <w:rFonts w:eastAsia="黑体"/>
         <w:color w:themeColor="text1" w:val="000000"/>
       </w:rPr>
     </w:tblStylePr>
@@ -12933,6 +13397,7 @@
       <w:spacing w:after="0" w:line="240" w:lineRule="auto"/>
     </w:pPr>
     <w:rPr>
+      <w:rFonts w:eastAsia="黑体"/>
       <w:color w:themeColor="text1" w:val="000000"/>
     </w:rPr>
     <w:tblPr>
@@ -12959,6 +13424,7 @@
     </w:tcPr>
     <w:tblStylePr w:type="firstRow">
       <w:rPr>
+        <w:rFonts w:eastAsia="黑体"/>
         <w:b/>
         <w:bCs/>
       </w:rPr>
@@ -12977,6 +13443,7 @@
     </w:tblStylePr>
     <w:tblStylePr w:type="lastRow">
       <w:rPr>
+        <w:rFonts w:eastAsia="黑体"/>
         <w:b/>
         <w:bCs/>
         <w:color w:themeColor="background1" w:val="FFFFFF"/>
@@ -12991,6 +13458,7 @@
     </w:tblStylePr>
     <w:tblStylePr w:type="firstCol">
       <w:rPr>
+        <w:rFonts w:eastAsia="黑体"/>
         <w:color w:themeColor="background1" w:val="FFFFFF"/>
       </w:rPr>
       <w:tblPr/>
@@ -13008,6 +13476,7 @@
     </w:tblStylePr>
     <w:tblStylePr w:type="lastCol">
       <w:rPr>
+        <w:rFonts w:eastAsia="黑体"/>
         <w:color w:themeColor="background1" w:val="FFFFFF"/>
       </w:rPr>
       <w:tblPr/>
@@ -13037,11 +13506,13 @@
     </w:tblStylePr>
     <w:tblStylePr w:type="neCell">
       <w:rPr>
+        <w:rFonts w:eastAsia="黑体"/>
         <w:color w:themeColor="text1" w:val="000000"/>
       </w:rPr>
     </w:tblStylePr>
     <w:tblStylePr w:type="nwCell">
       <w:rPr>
+        <w:rFonts w:eastAsia="黑体"/>
         <w:color w:themeColor="text1" w:val="000000"/>
       </w:rPr>
     </w:tblStylePr>
@@ -13055,6 +13526,7 @@
       <w:spacing w:after="0" w:line="240" w:lineRule="auto"/>
     </w:pPr>
     <w:rPr>
+      <w:rFonts w:eastAsia="黑体"/>
       <w:color w:themeColor="text1" w:val="000000"/>
     </w:rPr>
     <w:tblPr>
@@ -13073,6 +13545,7 @@
     </w:tcPr>
     <w:tblStylePr w:type="firstRow">
       <w:rPr>
+        <w:rFonts w:eastAsia="黑体"/>
         <w:b/>
         <w:bCs/>
         <w:color w:themeColor="background1" w:val="FFFFFF"/>
@@ -13087,6 +13560,7 @@
     </w:tblStylePr>
     <w:tblStylePr w:type="lastRow">
       <w:rPr>
+        <w:rFonts w:eastAsia="黑体"/>
         <w:b/>
         <w:bCs/>
         <w:color w:themeColor="accent2" w:themeShade="CC" w:val="9E3A38"/>
@@ -13101,12 +13575,14 @@
     </w:tblStylePr>
     <w:tblStylePr w:type="firstCol">
       <w:rPr>
+        <w:rFonts w:eastAsia="黑体"/>
         <w:b/>
         <w:bCs/>
       </w:rPr>
     </w:tblStylePr>
     <w:tblStylePr w:type="lastCol">
       <w:rPr>
+        <w:rFonts w:eastAsia="黑体"/>
         <w:b/>
         <w:bCs/>
       </w:rPr>
@@ -13141,6 +13617,7 @@
       <w:spacing w:after="0" w:line="240" w:lineRule="auto"/>
     </w:pPr>
     <w:rPr>
+      <w:rFonts w:eastAsia="黑体"/>
       <w:color w:themeColor="text1" w:val="000000"/>
     </w:rPr>
     <w:tblPr>
@@ -13159,6 +13636,7 @@
     </w:tcPr>
     <w:tblStylePr w:type="firstRow">
       <w:rPr>
+        <w:rFonts w:eastAsia="黑体"/>
         <w:b/>
         <w:bCs/>
         <w:color w:themeColor="background1" w:val="FFFFFF"/>
@@ -13173,6 +13651,7 @@
     </w:tblStylePr>
     <w:tblStylePr w:type="lastRow">
       <w:rPr>
+        <w:rFonts w:eastAsia="黑体"/>
         <w:b/>
         <w:bCs/>
         <w:color w:themeColor="accent2" w:themeShade="CC" w:val="9E3A38"/>
@@ -13187,12 +13666,14 @@
     </w:tblStylePr>
     <w:tblStylePr w:type="firstCol">
       <w:rPr>
+        <w:rFonts w:eastAsia="黑体"/>
         <w:b/>
         <w:bCs/>
       </w:rPr>
     </w:tblStylePr>
     <w:tblStylePr w:type="lastCol">
       <w:rPr>
+        <w:rFonts w:eastAsia="黑体"/>
         <w:b/>
         <w:bCs/>
       </w:rPr>
@@ -13227,6 +13708,7 @@
       <w:spacing w:after="0" w:line="240" w:lineRule="auto"/>
     </w:pPr>
     <w:rPr>
+      <w:rFonts w:eastAsia="黑体"/>
       <w:color w:themeColor="text1" w:val="000000"/>
     </w:rPr>
     <w:tblPr>
@@ -13245,6 +13727,7 @@
     </w:tcPr>
     <w:tblStylePr w:type="firstRow">
       <w:rPr>
+        <w:rFonts w:eastAsia="黑体"/>
         <w:b/>
         <w:bCs/>
         <w:color w:themeColor="background1" w:val="FFFFFF"/>
@@ -13259,6 +13742,7 @@
     </w:tblStylePr>
     <w:tblStylePr w:type="lastRow">
       <w:rPr>
+        <w:rFonts w:eastAsia="黑体"/>
         <w:b/>
         <w:bCs/>
         <w:color w:themeColor="accent2" w:themeShade="CC" w:val="9E3A38"/>
@@ -13273,12 +13757,14 @@
     </w:tblStylePr>
     <w:tblStylePr w:type="firstCol">
       <w:rPr>
+        <w:rFonts w:eastAsia="黑体"/>
         <w:b/>
         <w:bCs/>
       </w:rPr>
     </w:tblStylePr>
     <w:tblStylePr w:type="lastCol">
       <w:rPr>
+        <w:rFonts w:eastAsia="黑体"/>
         <w:b/>
         <w:bCs/>
       </w:rPr>
@@ -13313,6 +13799,7 @@
       <w:spacing w:after="0" w:line="240" w:lineRule="auto"/>
     </w:pPr>
     <w:rPr>
+      <w:rFonts w:eastAsia="黑体"/>
       <w:color w:themeColor="text1" w:val="000000"/>
     </w:rPr>
     <w:tblPr>
@@ -13331,6 +13818,7 @@
     </w:tcPr>
     <w:tblStylePr w:type="firstRow">
       <w:rPr>
+        <w:rFonts w:eastAsia="黑体"/>
         <w:b/>
         <w:bCs/>
         <w:color w:themeColor="background1" w:val="FFFFFF"/>
@@ -13345,6 +13833,7 @@
     </w:tblStylePr>
     <w:tblStylePr w:type="lastRow">
       <w:rPr>
+        <w:rFonts w:eastAsia="黑体"/>
         <w:b/>
         <w:bCs/>
         <w:color w:themeColor="accent4" w:themeShade="CC" w:val="664E82"/>
@@ -13359,12 +13848,14 @@
     </w:tblStylePr>
     <w:tblStylePr w:type="firstCol">
       <w:rPr>
+        <w:rFonts w:eastAsia="黑体"/>
         <w:b/>
         <w:bCs/>
       </w:rPr>
     </w:tblStylePr>
     <w:tblStylePr w:type="lastCol">
       <w:rPr>
+        <w:rFonts w:eastAsia="黑体"/>
         <w:b/>
         <w:bCs/>
       </w:rPr>
@@ -13399,6 +13890,7 @@
       <w:spacing w:after="0" w:line="240" w:lineRule="auto"/>
     </w:pPr>
     <w:rPr>
+      <w:rFonts w:eastAsia="黑体"/>
       <w:color w:themeColor="text1" w:val="000000"/>
     </w:rPr>
     <w:tblPr>
@@ -13417,6 +13909,7 @@
     </w:tcPr>
     <w:tblStylePr w:type="firstRow">
       <w:rPr>
+        <w:rFonts w:eastAsia="黑体"/>
         <w:b/>
         <w:bCs/>
         <w:color w:themeColor="background1" w:val="FFFFFF"/>
@@ -13431,6 +13924,7 @@
     </w:tblStylePr>
     <w:tblStylePr w:type="lastRow">
       <w:rPr>
+        <w:rFonts w:eastAsia="黑体"/>
         <w:b/>
         <w:bCs/>
         <w:color w:themeColor="accent3" w:themeShade="CC" w:val="7E9C40"/>
@@ -13445,12 +13939,14 @@
     </w:tblStylePr>
     <w:tblStylePr w:type="firstCol">
       <w:rPr>
+        <w:rFonts w:eastAsia="黑体"/>
         <w:b/>
         <w:bCs/>
       </w:rPr>
     </w:tblStylePr>
     <w:tblStylePr w:type="lastCol">
       <w:rPr>
+        <w:rFonts w:eastAsia="黑体"/>
         <w:b/>
         <w:bCs/>
       </w:rPr>
@@ -13485,6 +13981,7 @@
       <w:spacing w:after="0" w:line="240" w:lineRule="auto"/>
     </w:pPr>
     <w:rPr>
+      <w:rFonts w:eastAsia="黑体"/>
       <w:color w:themeColor="text1" w:val="000000"/>
     </w:rPr>
     <w:tblPr>
@@ -13503,6 +14000,7 @@
     </w:tcPr>
     <w:tblStylePr w:type="firstRow">
       <w:rPr>
+        <w:rFonts w:eastAsia="黑体"/>
         <w:b/>
         <w:bCs/>
         <w:color w:themeColor="background1" w:val="FFFFFF"/>
@@ -13517,6 +14015,7 @@
     </w:tblStylePr>
     <w:tblStylePr w:type="lastRow">
       <w:rPr>
+        <w:rFonts w:eastAsia="黑体"/>
         <w:b/>
         <w:bCs/>
         <w:color w:themeColor="accent6" w:themeShade="CC" w:val="F2730A"/>
@@ -13531,12 +14030,14 @@
     </w:tblStylePr>
     <w:tblStylePr w:type="firstCol">
       <w:rPr>
+        <w:rFonts w:eastAsia="黑体"/>
         <w:b/>
         <w:bCs/>
       </w:rPr>
     </w:tblStylePr>
     <w:tblStylePr w:type="lastCol">
       <w:rPr>
+        <w:rFonts w:eastAsia="黑体"/>
         <w:b/>
         <w:bCs/>
       </w:rPr>
@@ -13571,6 +14072,7 @@
       <w:spacing w:after="0" w:line="240" w:lineRule="auto"/>
     </w:pPr>
     <w:rPr>
+      <w:rFonts w:eastAsia="黑体"/>
       <w:color w:themeColor="text1" w:val="000000"/>
     </w:rPr>
     <w:tblPr>
@@ -13589,6 +14091,7 @@
     </w:tcPr>
     <w:tblStylePr w:type="firstRow">
       <w:rPr>
+        <w:rFonts w:eastAsia="黑体"/>
         <w:b/>
         <w:bCs/>
         <w:color w:themeColor="background1" w:val="FFFFFF"/>
@@ -13603,6 +14106,7 @@
     </w:tblStylePr>
     <w:tblStylePr w:type="lastRow">
       <w:rPr>
+        <w:rFonts w:eastAsia="黑体"/>
         <w:b/>
         <w:bCs/>
         <w:color w:themeColor="accent5" w:themeShade="CC" w:val="348DA5"/>
@@ -13617,12 +14121,14 @@
     </w:tblStylePr>
     <w:tblStylePr w:type="firstCol">
       <w:rPr>
+        <w:rFonts w:eastAsia="黑体"/>
         <w:b/>
         <w:bCs/>
       </w:rPr>
     </w:tblStylePr>
     <w:tblStylePr w:type="lastCol">
       <w:rPr>
+        <w:rFonts w:eastAsia="黑体"/>
         <w:b/>
         <w:bCs/>
       </w:rPr>
@@ -13657,6 +14163,7 @@
       <w:spacing w:after="0" w:line="240" w:lineRule="auto"/>
     </w:pPr>
     <w:rPr>
+      <w:rFonts w:eastAsia="黑体"/>
       <w:color w:themeColor="text1" w:val="000000"/>
     </w:rPr>
     <w:tblPr>
@@ -13678,6 +14185,7 @@
     </w:tcPr>
     <w:tblStylePr w:type="firstRow">
       <w:rPr>
+        <w:rFonts w:eastAsia="黑体"/>
         <w:b/>
         <w:bCs/>
       </w:rPr>
@@ -13688,6 +14196,7 @@
     </w:tblStylePr>
     <w:tblStylePr w:type="lastRow">
       <w:rPr>
+        <w:rFonts w:eastAsia="黑体"/>
         <w:b/>
         <w:bCs/>
         <w:color w:themeColor="text1" w:val="000000"/>
@@ -13699,6 +14208,7 @@
     </w:tblStylePr>
     <w:tblStylePr w:type="firstCol">
       <w:rPr>
+        <w:rFonts w:eastAsia="黑体"/>
         <w:color w:themeColor="background1" w:val="FFFFFF"/>
       </w:rPr>
       <w:tblPr/>
@@ -13708,6 +14218,7 @@
     </w:tblStylePr>
     <w:tblStylePr w:type="lastCol">
       <w:rPr>
+        <w:rFonts w:eastAsia="黑体"/>
         <w:color w:themeColor="background1" w:val="FFFFFF"/>
       </w:rPr>
       <w:tblPr/>
@@ -13737,6 +14248,7 @@
       <w:spacing w:after="0" w:line="240" w:lineRule="auto"/>
     </w:pPr>
     <w:rPr>
+      <w:rFonts w:eastAsia="黑体"/>
       <w:color w:themeColor="text1" w:val="000000"/>
     </w:rPr>
     <w:tblPr>
@@ -13758,6 +14270,7 @@
     </w:tcPr>
     <w:tblStylePr w:type="firstRow">
       <w:rPr>
+        <w:rFonts w:eastAsia="黑体"/>
         <w:b/>
         <w:bCs/>
       </w:rPr>
@@ -13768,6 +14281,7 @@
     </w:tblStylePr>
     <w:tblStylePr w:type="lastRow">
       <w:rPr>
+        <w:rFonts w:eastAsia="黑体"/>
         <w:b/>
         <w:bCs/>
         <w:color w:themeColor="text1" w:val="000000"/>
@@ -13779,6 +14293,7 @@
     </w:tblStylePr>
     <w:tblStylePr w:type="firstCol">
       <w:rPr>
+        <w:rFonts w:eastAsia="黑体"/>
         <w:color w:themeColor="background1" w:val="FFFFFF"/>
       </w:rPr>
       <w:tblPr/>
@@ -13788,6 +14303,7 @@
     </w:tblStylePr>
     <w:tblStylePr w:type="lastCol">
       <w:rPr>
+        <w:rFonts w:eastAsia="黑体"/>
         <w:color w:themeColor="background1" w:val="FFFFFF"/>
       </w:rPr>
       <w:tblPr/>
@@ -13817,6 +14333,7 @@
       <w:spacing w:after="0" w:line="240" w:lineRule="auto"/>
     </w:pPr>
     <w:rPr>
+      <w:rFonts w:eastAsia="黑体"/>
       <w:color w:themeColor="text1" w:val="000000"/>
     </w:rPr>
     <w:tblPr>
@@ -13838,6 +14355,7 @@
     </w:tcPr>
     <w:tblStylePr w:type="firstRow">
       <w:rPr>
+        <w:rFonts w:eastAsia="黑体"/>
         <w:b/>
         <w:bCs/>
       </w:rPr>
@@ -13848,6 +14366,7 @@
     </w:tblStylePr>
     <w:tblStylePr w:type="lastRow">
       <w:rPr>
+        <w:rFonts w:eastAsia="黑体"/>
         <w:b/>
         <w:bCs/>
         <w:color w:themeColor="text1" w:val="000000"/>
@@ -13859,6 +14378,7 @@
     </w:tblStylePr>
     <w:tblStylePr w:type="firstCol">
       <w:rPr>
+        <w:rFonts w:eastAsia="黑体"/>
         <w:color w:themeColor="background1" w:val="FFFFFF"/>
       </w:rPr>
       <w:tblPr/>
@@ -13868,6 +14388,7 @@
     </w:tblStylePr>
     <w:tblStylePr w:type="lastCol">
       <w:rPr>
+        <w:rFonts w:eastAsia="黑体"/>
         <w:color w:themeColor="background1" w:val="FFFFFF"/>
       </w:rPr>
       <w:tblPr/>
@@ -13897,6 +14418,7 @@
       <w:spacing w:after="0" w:line="240" w:lineRule="auto"/>
     </w:pPr>
     <w:rPr>
+      <w:rFonts w:eastAsia="黑体"/>
       <w:color w:themeColor="text1" w:val="000000"/>
     </w:rPr>
     <w:tblPr>
@@ -13918,6 +14440,7 @@
     </w:tcPr>
     <w:tblStylePr w:type="firstRow">
       <w:rPr>
+        <w:rFonts w:eastAsia="黑体"/>
         <w:b/>
         <w:bCs/>
       </w:rPr>
@@ -13928,6 +14451,7 @@
     </w:tblStylePr>
     <w:tblStylePr w:type="lastRow">
       <w:rPr>
+        <w:rFonts w:eastAsia="黑体"/>
         <w:b/>
         <w:bCs/>
         <w:color w:themeColor="text1" w:val="000000"/>
@@ -13939,6 +14463,7 @@
     </w:tblStylePr>
     <w:tblStylePr w:type="firstCol">
       <w:rPr>
+        <w:rFonts w:eastAsia="黑体"/>
         <w:color w:themeColor="background1" w:val="FFFFFF"/>
       </w:rPr>
       <w:tblPr/>
@@ -13948,6 +14473,7 @@
     </w:tblStylePr>
     <w:tblStylePr w:type="lastCol">
       <w:rPr>
+        <w:rFonts w:eastAsia="黑体"/>
         <w:color w:themeColor="background1" w:val="FFFFFF"/>
       </w:rPr>
       <w:tblPr/>
@@ -13977,6 +14503,7 @@
       <w:spacing w:after="0" w:line="240" w:lineRule="auto"/>
     </w:pPr>
     <w:rPr>
+      <w:rFonts w:eastAsia="黑体"/>
       <w:color w:themeColor="text1" w:val="000000"/>
     </w:rPr>
     <w:tblPr>
@@ -13998,6 +14525,7 @@
     </w:tcPr>
     <w:tblStylePr w:type="firstRow">
       <w:rPr>
+        <w:rFonts w:eastAsia="黑体"/>
         <w:b/>
         <w:bCs/>
       </w:rPr>
@@ -14008,6 +14536,7 @@
     </w:tblStylePr>
     <w:tblStylePr w:type="lastRow">
       <w:rPr>
+        <w:rFonts w:eastAsia="黑体"/>
         <w:b/>
         <w:bCs/>
         <w:color w:themeColor="text1" w:val="000000"/>
@@ -14019,6 +14548,7 @@
     </w:tblStylePr>
     <w:tblStylePr w:type="firstCol">
       <w:rPr>
+        <w:rFonts w:eastAsia="黑体"/>
         <w:color w:themeColor="background1" w:val="FFFFFF"/>
       </w:rPr>
       <w:tblPr/>
@@ -14028,6 +14558,7 @@
     </w:tblStylePr>
     <w:tblStylePr w:type="lastCol">
       <w:rPr>
+        <w:rFonts w:eastAsia="黑体"/>
         <w:color w:themeColor="background1" w:val="FFFFFF"/>
       </w:rPr>
       <w:tblPr/>
@@ -14057,6 +14588,7 @@
       <w:spacing w:after="0" w:line="240" w:lineRule="auto"/>
     </w:pPr>
     <w:rPr>
+      <w:rFonts w:eastAsia="黑体"/>
       <w:color w:themeColor="text1" w:val="000000"/>
     </w:rPr>
     <w:tblPr>
@@ -14078,6 +14610,7 @@
     </w:tcPr>
     <w:tblStylePr w:type="firstRow">
       <w:rPr>
+        <w:rFonts w:eastAsia="黑体"/>
         <w:b/>
         <w:bCs/>
       </w:rPr>
@@ -14088,6 +14621,7 @@
     </w:tblStylePr>
     <w:tblStylePr w:type="lastRow">
       <w:rPr>
+        <w:rFonts w:eastAsia="黑体"/>
         <w:b/>
         <w:bCs/>
         <w:color w:themeColor="text1" w:val="000000"/>
@@ -14099,6 +14633,7 @@
     </w:tblStylePr>
     <w:tblStylePr w:type="firstCol">
       <w:rPr>
+        <w:rFonts w:eastAsia="黑体"/>
         <w:color w:themeColor="background1" w:val="FFFFFF"/>
       </w:rPr>
       <w:tblPr/>
@@ -14108,6 +14643,7 @@
     </w:tblStylePr>
     <w:tblStylePr w:type="lastCol">
       <w:rPr>
+        <w:rFonts w:eastAsia="黑体"/>
         <w:color w:themeColor="background1" w:val="FFFFFF"/>
       </w:rPr>
       <w:tblPr/>
@@ -14137,6 +14673,7 @@
       <w:spacing w:after="0" w:line="240" w:lineRule="auto"/>
     </w:pPr>
     <w:rPr>
+      <w:rFonts w:eastAsia="黑体"/>
       <w:color w:themeColor="text1" w:val="000000"/>
     </w:rPr>
     <w:tblPr>
@@ -14158,6 +14695,7 @@
     </w:tcPr>
     <w:tblStylePr w:type="firstRow">
       <w:rPr>
+        <w:rFonts w:eastAsia="黑体"/>
         <w:b/>
         <w:bCs/>
       </w:rPr>
@@ -14168,6 +14706,7 @@
     </w:tblStylePr>
     <w:tblStylePr w:type="lastRow">
       <w:rPr>
+        <w:rFonts w:eastAsia="黑体"/>
         <w:b/>
         <w:bCs/>
         <w:color w:themeColor="text1" w:val="000000"/>
@@ -14179,6 +14718,7 @@
     </w:tblStylePr>
     <w:tblStylePr w:type="firstCol">
       <w:rPr>
+        <w:rFonts w:eastAsia="黑体"/>
         <w:color w:themeColor="background1" w:val="FFFFFF"/>
       </w:rPr>
       <w:tblPr/>
@@ -14188,6 +14728,7 @@
     </w:tblStylePr>
     <w:tblStylePr w:type="lastCol">
       <w:rPr>
+        <w:rFonts w:eastAsia="黑体"/>
         <w:color w:themeColor="background1" w:val="FFFFFF"/>
       </w:rPr>
       <w:tblPr/>
@@ -14220,6 +14761,7 @@
     <w:name w:val="KeywordTok"/>
     <w:basedOn w:val="VerbatimChar"/>
     <w:rPr>
+      <w:rFonts w:eastAsia="黑体"/>
       <w:b/>
       <w:color w:val="007020"/>
     </w:rPr>
@@ -14228,6 +14770,7 @@
     <w:name w:val="DataTypeTok"/>
     <w:basedOn w:val="VerbatimChar"/>
     <w:rPr>
+      <w:rFonts w:eastAsia="黑体"/>
       <w:color w:val="902000"/>
     </w:rPr>
   </w:style>
@@ -14235,6 +14778,7 @@
     <w:name w:val="DecValTok"/>
     <w:basedOn w:val="VerbatimChar"/>
     <w:rPr>
+      <w:rFonts w:eastAsia="黑体"/>
       <w:color w:val="40a070"/>
     </w:rPr>
   </w:style>
@@ -14242,6 +14786,7 @@
     <w:name w:val="BaseNTok"/>
     <w:basedOn w:val="VerbatimChar"/>
     <w:rPr>
+      <w:rFonts w:eastAsia="黑体"/>
       <w:color w:val="40a070"/>
     </w:rPr>
   </w:style>
@@ -14249,6 +14794,7 @@
     <w:name w:val="FloatTok"/>
     <w:basedOn w:val="VerbatimChar"/>
     <w:rPr>
+      <w:rFonts w:eastAsia="黑体"/>
       <w:color w:val="40a070"/>
     </w:rPr>
   </w:style>
@@ -14256,6 +14802,7 @@
     <w:name w:val="ConstantTok"/>
     <w:basedOn w:val="VerbatimChar"/>
     <w:rPr>
+      <w:rFonts w:eastAsia="黑体"/>
       <w:color w:val="880000"/>
     </w:rPr>
   </w:style>
@@ -14263,6 +14810,7 @@
     <w:name w:val="CharTok"/>
     <w:basedOn w:val="VerbatimChar"/>
     <w:rPr>
+      <w:rFonts w:eastAsia="黑体"/>
       <w:color w:val="4070a0"/>
     </w:rPr>
   </w:style>
@@ -14270,6 +14818,7 @@
     <w:name w:val="SpecialCharTok"/>
     <w:basedOn w:val="VerbatimChar"/>
     <w:rPr>
+      <w:rFonts w:eastAsia="黑体"/>
       <w:color w:val="4070a0"/>
     </w:rPr>
   </w:style>
@@ -14277,6 +14826,7 @@
     <w:name w:val="StringTok"/>
     <w:basedOn w:val="VerbatimChar"/>
     <w:rPr>
+      <w:rFonts w:eastAsia="黑体"/>
       <w:color w:val="4070a0"/>
     </w:rPr>
   </w:style>
@@ -14284,6 +14834,7 @@
     <w:name w:val="VerbatimStringTok"/>
     <w:basedOn w:val="VerbatimChar"/>
     <w:rPr>
+      <w:rFonts w:eastAsia="黑体"/>
       <w:color w:val="4070a0"/>
     </w:rPr>
   </w:style>
@@ -14291,6 +14842,7 @@
     <w:name w:val="SpecialStringTok"/>
     <w:basedOn w:val="VerbatimChar"/>
     <w:rPr>
+      <w:rFonts w:eastAsia="黑体"/>
       <w:color w:val="bb6688"/>
     </w:rPr>
   </w:style>
@@ -14298,6 +14850,7 @@
     <w:name w:val="ImportTok"/>
     <w:basedOn w:val="VerbatimChar"/>
     <w:rPr>
+      <w:rFonts w:eastAsia="黑体"/>
       <w:b/>
       <w:color w:val="008000"/>
     </w:rPr>
@@ -14306,6 +14859,7 @@
     <w:name w:val="CommentTok"/>
     <w:basedOn w:val="VerbatimChar"/>
     <w:rPr>
+      <w:rFonts w:eastAsia="黑体"/>
       <w:i/>
       <w:color w:val="60a0b0"/>
     </w:rPr>
@@ -14314,6 +14868,7 @@
     <w:name w:val="DocumentationTok"/>
     <w:basedOn w:val="VerbatimChar"/>
     <w:rPr>
+      <w:rFonts w:eastAsia="黑体"/>
       <w:i/>
       <w:color w:val="ba2121"/>
     </w:rPr>
@@ -14322,6 +14877,7 @@
     <w:name w:val="AnnotationTok"/>
     <w:basedOn w:val="VerbatimChar"/>
     <w:rPr>
+      <w:rFonts w:eastAsia="黑体"/>
       <w:b/>
       <w:i/>
       <w:color w:val="60a0b0"/>
@@ -14331,6 +14887,7 @@
     <w:name w:val="CommentVarTok"/>
     <w:basedOn w:val="VerbatimChar"/>
     <w:rPr>
+      <w:rFonts w:eastAsia="黑体"/>
       <w:b/>
       <w:i/>
       <w:color w:val="60a0b0"/>
@@ -14340,6 +14897,7 @@
     <w:name w:val="OtherTok"/>
     <w:basedOn w:val="VerbatimChar"/>
     <w:rPr>
+      <w:rFonts w:eastAsia="黑体"/>
       <w:color w:val="007020"/>
     </w:rPr>
   </w:style>
@@ -14347,6 +14905,7 @@
     <w:name w:val="FunctionTok"/>
     <w:basedOn w:val="VerbatimChar"/>
     <w:rPr>
+      <w:rFonts w:eastAsia="黑体"/>
       <w:color w:val="06287e"/>
     </w:rPr>
   </w:style>
@@ -14354,6 +14913,7 @@
     <w:name w:val="VariableTok"/>
     <w:basedOn w:val="VerbatimChar"/>
     <w:rPr>
+      <w:rFonts w:eastAsia="黑体"/>
       <w:color w:val="19177c"/>
     </w:rPr>
   </w:style>
@@ -14361,6 +14921,7 @@
     <w:name w:val="ControlFlowTok"/>
     <w:basedOn w:val="VerbatimChar"/>
     <w:rPr>
+      <w:rFonts w:eastAsia="黑体"/>
       <w:b/>
       <w:color w:val="007020"/>
     </w:rPr>
@@ -14369,6 +14930,7 @@
     <w:name w:val="OperatorTok"/>
     <w:basedOn w:val="VerbatimChar"/>
     <w:rPr>
+      <w:rFonts w:eastAsia="黑体"/>
       <w:color w:val="666666"/>
     </w:rPr>
   </w:style>
@@ -14376,18 +14938,22 @@
     <w:name w:val="BuiltInTok"/>
     <w:basedOn w:val="VerbatimChar"/>
     <w:rPr>
+      <w:rFonts w:eastAsia="黑体"/>
       <w:color w:val="008000"/>
     </w:rPr>
   </w:style>
   <w:style w:type="character" w:customStyle="1" w:styleId="ExtensionTok">
     <w:name w:val="ExtensionTok"/>
     <w:basedOn w:val="VerbatimChar"/>
-    <w:rPr/>
+    <w:rPr>
+      <w:rFonts w:eastAsia="黑体"/>
+    </w:rPr>
   </w:style>
   <w:style w:type="character" w:customStyle="1" w:styleId="PreprocessorTok">
     <w:name w:val="PreprocessorTok"/>
     <w:basedOn w:val="VerbatimChar"/>
     <w:rPr>
+      <w:rFonts w:eastAsia="黑体"/>
       <w:color w:val="bc7a00"/>
     </w:rPr>
   </w:style>
@@ -14395,18 +14961,22 @@
     <w:name w:val="AttributeTok"/>
     <w:basedOn w:val="VerbatimChar"/>
     <w:rPr>
+      <w:rFonts w:eastAsia="黑体"/>
       <w:color w:val="7d9029"/>
     </w:rPr>
   </w:style>
   <w:style w:type="character" w:customStyle="1" w:styleId="RegionMarkerTok">
     <w:name w:val="RegionMarkerTok"/>
     <w:basedOn w:val="VerbatimChar"/>
-    <w:rPr/>
+    <w:rPr>
+      <w:rFonts w:eastAsia="黑体"/>
+    </w:rPr>
   </w:style>
   <w:style w:type="character" w:customStyle="1" w:styleId="InformationTok">
     <w:name w:val="InformationTok"/>
     <w:basedOn w:val="VerbatimChar"/>
     <w:rPr>
+      <w:rFonts w:eastAsia="黑体"/>
       <w:b/>
       <w:i/>
       <w:color w:val="60a0b0"/>
@@ -14416,6 +14986,7 @@
     <w:name w:val="WarningTok"/>
     <w:basedOn w:val="VerbatimChar"/>
     <w:rPr>
+      <w:rFonts w:eastAsia="黑体"/>
       <w:b/>
       <w:i/>
       <w:color w:val="60a0b0"/>
@@ -14425,6 +14996,7 @@
     <w:name w:val="AlertTok"/>
     <w:basedOn w:val="VerbatimChar"/>
     <w:rPr>
+      <w:rFonts w:eastAsia="黑体"/>
       <w:b/>
       <w:color w:val="ff0000"/>
     </w:rPr>
@@ -14433,6 +15005,7 @@
     <w:name w:val="ErrorTok"/>
     <w:basedOn w:val="VerbatimChar"/>
     <w:rPr>
+      <w:rFonts w:eastAsia="黑体"/>
       <w:b/>
       <w:color w:val="ff0000"/>
     </w:rPr>
@@ -14440,7 +15013,9 @@
   <w:style w:type="character" w:customStyle="1" w:styleId="NormalTok">
     <w:name w:val="NormalTok"/>
     <w:basedOn w:val="VerbatimChar"/>
-    <w:rPr/>
+    <w:rPr>
+      <w:rFonts w:eastAsia="黑体"/>
+    </w:rPr>
   </w:style>
 </w:styles>
 </file>
@@ -14489,12 +15064,12 @@
     <a:fontScheme name="Office">
       <a:majorFont>
         <a:latin typeface="Calibri"/>
-        <a:ea typeface=""/>
+        <a:ea typeface="黑体"/>
         <a:cs typeface=""/>
         <a:font script="Jpan" typeface="ＭＳ ゴシック"/>
         <a:font script="Hang" typeface="맑은 고딕"/>
-        <a:font script="Hans" typeface="宋体"/>
-        <a:font script="Hant" typeface="新細明體"/>
+        <a:font script="Hans" typeface="黑体"/>
+        <a:font script="Hant" typeface="黑体"/>
         <a:font script="Arab" typeface="Times New Roman"/>
         <a:font script="Hebr" typeface="Times New Roman"/>
         <a:font script="Thai" typeface="Angsana New"/>
@@ -14524,12 +15099,12 @@
       </a:majorFont>
       <a:minorFont>
         <a:latin typeface="Cambria"/>
-        <a:ea typeface=""/>
+        <a:ea typeface="黑体"/>
         <a:cs typeface=""/>
         <a:font script="Jpan" typeface="ＭＳ 明朝"/>
         <a:font script="Hang" typeface="맑은 고딕"/>
-        <a:font script="Hans" typeface="宋体"/>
-        <a:font script="Hant" typeface="新細明體"/>
+        <a:font script="Hans" typeface="黑体"/>
+        <a:font script="Hant" typeface="黑体"/>
         <a:font script="Arab" typeface="Arial"/>
         <a:font script="Hebr" typeface="Arial"/>
         <a:font script="Thai" typeface="Cordia New"/>

--- a/12-通用拓扑结构/04-星型/星型Y型连接/星型Y型连接.docx
+++ b/12-通用拓扑结构/04-星型/星型Y型连接/星型Y型连接.docx
@@ -1996,7 +1996,7 @@
           <w:color w:val="555555"/>
           <w:sz w:val="21"/>
         </w:rPr>
-        <w:t>材料收集者：杜文杰，WX手机：19519196569，QQ:3478827729</w:t>
+        <w:t>材料收集者：杜文杰，微信/手机：19519196569，QQ:3478827729</w:t>
       </w:r>
     </w:p>
     <w:sectPr>
